--- a/МАИППО/ПР-2 МАИППО Тарасевич.docx
+++ b/МАИППО/ПР-2 МАИППО Тарасевич.docx
@@ -4062,9 +4062,10 @@
         <w:jc w:val="both"/>
         <w:rPr>
           <w:bCs/>
-          <w:color w:val="000000"/>
-          <w:sz w:val="28"/>
-          <w:szCs w:val="28"/>
+          <w:color w:val="00B050"/>
+          <w:sz w:val="28"/>
+          <w:szCs w:val="28"/>
+          <w:highlight w:val="yellow"/>
         </w:rPr>
       </w:pPr>
       <w:r>
@@ -4074,6 +4075,123 @@
           <w:szCs w:val="28"/>
         </w:rPr>
         <w:t xml:space="preserve">Поведенческая модель </w:t>
+      </w:r>
+      <w:r>
+        <w:rPr>
+          <w:bCs/>
+          <w:sz w:val="28"/>
+          <w:szCs w:val="28"/>
+        </w:rPr>
+        <w:t xml:space="preserve">предназначена для описания </w:t>
+      </w:r>
+      <w:r>
+        <w:rPr>
+          <w:bCs/>
+          <w:sz w:val="28"/>
+          <w:szCs w:val="28"/>
+        </w:rPr>
+        <w:t>процессов, протекающих в ходе работы системы. Использование поведенческой модели позволит уточнить принципы работы системы и определить порядок взаимодействия системы с внешними элементами (оператор, база данных, оборудование). Для составления поведенческой модели был</w:t>
+      </w:r>
+      <w:r>
+        <w:rPr>
+          <w:bCs/>
+          <w:sz w:val="28"/>
+          <w:szCs w:val="28"/>
+        </w:rPr>
+        <w:t xml:space="preserve">и </w:t>
+      </w:r>
+      <w:r>
+        <w:rPr>
+          <w:bCs/>
+          <w:sz w:val="28"/>
+          <w:szCs w:val="28"/>
+        </w:rPr>
+        <w:t>использован</w:t>
+      </w:r>
+      <w:r>
+        <w:rPr>
+          <w:bCs/>
+          <w:sz w:val="28"/>
+          <w:szCs w:val="28"/>
+        </w:rPr>
+        <w:t xml:space="preserve">ы </w:t>
+      </w:r>
+      <w:r>
+        <w:rPr>
+          <w:bCs/>
+          <w:sz w:val="28"/>
+          <w:szCs w:val="28"/>
+          <w:highlight w:val="yellow"/>
+        </w:rPr>
+        <w:t>диаграмм</w:t>
+      </w:r>
+      <w:r>
+        <w:rPr>
+          <w:bCs/>
+          <w:sz w:val="28"/>
+          <w:szCs w:val="28"/>
+          <w:highlight w:val="yellow"/>
+        </w:rPr>
+        <w:t>а</w:t>
+      </w:r>
+      <w:r>
+        <w:rPr>
+          <w:bCs/>
+          <w:sz w:val="28"/>
+          <w:szCs w:val="28"/>
+          <w:highlight w:val="yellow"/>
+        </w:rPr>
+        <w:t xml:space="preserve"> состояний</w:t>
+      </w:r>
+      <w:r>
+        <w:rPr>
+          <w:bCs/>
+          <w:sz w:val="28"/>
+          <w:szCs w:val="28"/>
+        </w:rPr>
+        <w:t xml:space="preserve"> </w:t>
+      </w:r>
+      <w:r>
+        <w:rPr>
+          <w:bCs/>
+          <w:sz w:val="28"/>
+          <w:szCs w:val="28"/>
+        </w:rPr>
+        <w:t xml:space="preserve">и </w:t>
+      </w:r>
+      <w:r>
+        <w:rPr>
+          <w:bCs/>
+          <w:sz w:val="28"/>
+          <w:szCs w:val="28"/>
+          <w:highlight w:val="yellow"/>
+        </w:rPr>
+        <w:t>две диаграммы последовательности</w:t>
+      </w:r>
+      <w:r>
+        <w:rPr>
+          <w:bCs/>
+          <w:sz w:val="28"/>
+          <w:szCs w:val="28"/>
+        </w:rPr>
+        <w:t xml:space="preserve"> в нотации </w:t>
+      </w:r>
+      <w:r>
+        <w:rPr>
+          <w:bCs/>
+          <w:sz w:val="28"/>
+          <w:szCs w:val="28"/>
+          <w:lang w:val="en-US"/>
+        </w:rPr>
+        <w:t>UML</w:t>
+      </w:r>
+      <w:r>
+        <w:rPr>
+          <w:bCs/>
+          <w:sz w:val="28"/>
+          <w:szCs w:val="28"/>
+        </w:rPr>
+        <w:t>.</w:t>
       </w:r>
     </w:p>
     <w:p>
@@ -4082,92 +4200,191 @@
         <w:ind w:left="0" w:firstLine="709"/>
         <w:jc w:val="both"/>
         <w:rPr>
-          <w:bCs/>
-          <w:color w:val="00B050"/>
+          <w:color w:val="FF0000"/>
+          <w:sz w:val="28"/>
+          <w:szCs w:val="28"/>
+        </w:rPr>
+      </w:pPr>
+      <w:r>
+        <w:rPr>
+          <w:bCs/>
+          <w:sz w:val="28"/>
+          <w:szCs w:val="28"/>
+        </w:rPr>
+        <w:t xml:space="preserve">Информационная модель предназначена для описания </w:t>
+      </w:r>
+      <w:r>
+        <w:rPr>
+          <w:bCs/>
+          <w:sz w:val="28"/>
+          <w:szCs w:val="28"/>
+        </w:rPr>
+        <w:t>существующих в системе сущностей</w:t>
+      </w:r>
+      <w:r>
+        <w:rPr>
+          <w:bCs/>
+          <w:sz w:val="28"/>
+          <w:szCs w:val="28"/>
+        </w:rPr>
+        <w:t xml:space="preserve"> и связей между ними</w:t>
+      </w:r>
+      <w:r>
+        <w:rPr>
+          <w:bCs/>
+          <w:sz w:val="28"/>
+          <w:szCs w:val="28"/>
+        </w:rPr>
+        <w:t>, их атрибутов и свойств</w:t>
+      </w:r>
+      <w:r>
+        <w:rPr>
+          <w:bCs/>
+          <w:sz w:val="28"/>
+          <w:szCs w:val="28"/>
+        </w:rPr>
+        <w:t xml:space="preserve">. Использование информационной модели позволит уточнить состав системы и поможет в дальнейшем определить </w:t>
+      </w:r>
+      <w:r>
+        <w:rPr>
+          <w:bCs/>
+          <w:sz w:val="28"/>
+          <w:szCs w:val="28"/>
+        </w:rPr>
+        <w:t>вид и структуру базы данных.</w:t>
+      </w:r>
+      <w:r>
+        <w:rPr>
+          <w:bCs/>
+          <w:sz w:val="28"/>
+          <w:szCs w:val="28"/>
+        </w:rPr>
+        <w:t xml:space="preserve"> Для составления информационной модели была использована </w:t>
+      </w:r>
+      <w:r>
+        <w:rPr>
+          <w:bCs/>
           <w:sz w:val="28"/>
           <w:szCs w:val="28"/>
           <w:highlight w:val="yellow"/>
-        </w:rPr>
-      </w:pPr>
-      <w:r>
-        <w:rPr>
-          <w:bCs/>
-          <w:color w:val="00B050"/>
+          <w:lang w:val="en-US"/>
+        </w:rPr>
+        <w:t>ER</w:t>
+      </w:r>
+      <w:r>
+        <w:rPr>
+          <w:bCs/>
           <w:sz w:val="28"/>
           <w:szCs w:val="28"/>
           <w:highlight w:val="yellow"/>
         </w:rPr>
-        <w:t xml:space="preserve">Приведите описание </w:t>
-      </w:r>
-      <w:r>
-        <w:rPr>
-          <w:bCs/>
-          <w:color w:val="00B050"/>
-          <w:sz w:val="28"/>
-          <w:szCs w:val="28"/>
-          <w:highlight w:val="yellow"/>
-        </w:rPr>
-        <w:t xml:space="preserve">и обоснование </w:t>
-      </w:r>
-      <w:r>
-        <w:rPr>
-          <w:bCs/>
-          <w:color w:val="00B050"/>
-          <w:sz w:val="28"/>
-          <w:szCs w:val="28"/>
-          <w:highlight w:val="yellow"/>
-        </w:rPr>
-        <w:t>модели А. Объем – 1 абзац.</w:t>
-      </w:r>
-      <w:r>
-        <w:rPr>
-          <w:bCs/>
-          <w:color w:val="00B050"/>
-          <w:sz w:val="28"/>
-          <w:szCs w:val="28"/>
-          <w:highlight w:val="yellow"/>
-        </w:rPr>
-        <w:t xml:space="preserve"> </w:t>
-      </w:r>
-      <w:r>
-        <w:rPr>
-          <w:bCs/>
-          <w:color w:val="00B050"/>
-          <w:sz w:val="28"/>
-          <w:szCs w:val="28"/>
-          <w:highlight w:val="yellow"/>
-        </w:rPr>
-        <w:t>О</w:t>
-      </w:r>
-      <w:r>
-        <w:rPr>
-          <w:bCs/>
-          <w:color w:val="00B050"/>
-          <w:sz w:val="28"/>
-          <w:szCs w:val="28"/>
-          <w:highlight w:val="yellow"/>
-        </w:rPr>
-        <w:t xml:space="preserve">бозначьте, какие были выбраны диаграммы и их нотации. Только обозначьте. Обоснование </w:t>
-      </w:r>
-      <w:r>
-        <w:rPr>
-          <w:bCs/>
-          <w:color w:val="00B050"/>
-          <w:sz w:val="28"/>
-          <w:szCs w:val="28"/>
-          <w:highlight w:val="yellow"/>
-        </w:rPr>
-        <w:t xml:space="preserve">диаграммам </w:t>
-      </w:r>
-      <w:r>
-        <w:rPr>
-          <w:bCs/>
-          <w:color w:val="00B050"/>
-          <w:sz w:val="28"/>
-          <w:szCs w:val="28"/>
-          <w:highlight w:val="yellow"/>
-        </w:rPr>
-        <w:t>будете давать ниже.</w:t>
+        <w:t>-диаграмма</w:t>
+      </w:r>
+      <w:r>
+        <w:rPr>
+          <w:bCs/>
+          <w:sz w:val="28"/>
+          <w:szCs w:val="28"/>
+        </w:rPr>
+        <w:t xml:space="preserve"> в нотации </w:t>
+      </w:r>
+      <w:r>
+        <w:rPr>
+          <w:bCs/>
+          <w:sz w:val="28"/>
+          <w:szCs w:val="28"/>
+          <w:lang w:val="en-US"/>
+        </w:rPr>
+        <w:t>UML</w:t>
+      </w:r>
+      <w:r>
+        <w:rPr>
+          <w:bCs/>
+          <w:sz w:val="28"/>
+          <w:szCs w:val="28"/>
+        </w:rPr>
+        <w:t>.</w:t>
+      </w:r>
+    </w:p>
+    <w:p>
+      <w:pPr>
+        <w:pStyle w:val="2"/>
+      </w:pPr>
+      <w:bookmarkStart w:id="5" w:name="_Toc190191896"/>
+      <w:r>
+        <w:t xml:space="preserve">2.2 Построение диаграмм </w:t>
+      </w:r>
+      <w:r>
+        <w:rPr>
+          <w:rFonts w:eastAsia="Times New Roman" w:cs="Times New Roman"/>
+          <w:bCs/>
+          <w:szCs w:val="28"/>
+        </w:rPr>
+        <w:t>поведенческой</w:t>
+      </w:r>
+      <w:r>
+        <w:t xml:space="preserve"> модели</w:t>
+      </w:r>
+      <w:bookmarkEnd w:id="5"/>
+    </w:p>
+    <w:p>
+      <w:pPr>
+        <w:pStyle w:val="3"/>
+        <w:spacing w:before="0" w:line="360" w:lineRule="auto"/>
+        <w:ind w:left="0" w:firstLine="709"/>
+        <w:rPr>
+          <w:rFonts w:ascii="Times New Roman" w:hAnsi="Times New Roman" w:cs="Times New Roman"/>
+          <w:color w:val="auto"/>
+          <w:sz w:val="28"/>
+          <w:szCs w:val="28"/>
+        </w:rPr>
+      </w:pPr>
+      <w:bookmarkStart w:id="6" w:name="_Toc190191897"/>
+      <w:r>
+        <w:rPr>
+          <w:rFonts w:ascii="Times New Roman" w:hAnsi="Times New Roman" w:cs="Times New Roman"/>
+          <w:color w:val="auto"/>
+          <w:sz w:val="28"/>
+          <w:szCs w:val="28"/>
+        </w:rPr>
+        <w:t>2.</w:t>
+      </w:r>
+      <w:r>
+        <w:rPr>
+          <w:rFonts w:ascii="Times New Roman" w:hAnsi="Times New Roman" w:cs="Times New Roman"/>
+          <w:color w:val="auto"/>
+          <w:sz w:val="28"/>
+          <w:szCs w:val="28"/>
+        </w:rPr>
+        <w:t>2</w:t>
+      </w:r>
+      <w:r>
+        <w:rPr>
+          <w:rFonts w:ascii="Times New Roman" w:hAnsi="Times New Roman" w:cs="Times New Roman"/>
+          <w:color w:val="auto"/>
+          <w:sz w:val="28"/>
+          <w:szCs w:val="28"/>
+        </w:rPr>
+        <w:t xml:space="preserve">.1 </w:t>
+      </w:r>
+      <w:r>
+        <w:rPr>
+          <w:rFonts w:ascii="Times New Roman" w:hAnsi="Times New Roman" w:cs="Times New Roman"/>
+          <w:color w:val="auto"/>
+          <w:sz w:val="28"/>
+          <w:szCs w:val="28"/>
+        </w:rPr>
+        <w:t xml:space="preserve">Обоснование выбора диаграммы </w:t>
+      </w:r>
+      <w:bookmarkEnd w:id="6"/>
+      <w:r>
+        <w:rPr>
+          <w:rFonts w:ascii="Times New Roman" w:hAnsi="Times New Roman" w:cs="Times New Roman"/>
+          <w:color w:val="auto"/>
+          <w:sz w:val="28"/>
+          <w:szCs w:val="28"/>
+        </w:rPr>
+        <w:t>состояний</w:t>
       </w:r>
     </w:p>
     <w:p>
@@ -4186,62 +4403,83 @@
       <w:r>
         <w:rPr>
           <w:bCs/>
-          <w:color w:val="00B050"/>
-          <w:sz w:val="28"/>
-          <w:szCs w:val="28"/>
-          <w:highlight w:val="yellow"/>
-        </w:rPr>
-        <w:t xml:space="preserve">Приведите описание </w:t>
-      </w:r>
-      <w:r>
-        <w:rPr>
-          <w:bCs/>
-          <w:color w:val="00B050"/>
-          <w:sz w:val="28"/>
-          <w:szCs w:val="28"/>
-          <w:highlight w:val="yellow"/>
-        </w:rPr>
-        <w:t xml:space="preserve">и обоснование </w:t>
-      </w:r>
-      <w:r>
-        <w:rPr>
-          <w:bCs/>
-          <w:color w:val="00B050"/>
-          <w:sz w:val="28"/>
-          <w:szCs w:val="28"/>
-          <w:highlight w:val="yellow"/>
-        </w:rPr>
-        <w:t xml:space="preserve">модели </w:t>
-      </w:r>
-      <w:r>
-        <w:rPr>
-          <w:bCs/>
-          <w:color w:val="00B050"/>
-          <w:sz w:val="28"/>
-          <w:szCs w:val="28"/>
-          <w:highlight w:val="yellow"/>
-        </w:rPr>
-        <w:t>Б (если А != Б). Объем – 1 абзац</w:t>
-      </w:r>
-      <w:r>
-        <w:rPr>
-          <w:bCs/>
-          <w:color w:val="00B050"/>
-          <w:sz w:val="28"/>
-          <w:szCs w:val="28"/>
-          <w:highlight w:val="yellow"/>
+          <w:sz w:val="28"/>
+          <w:szCs w:val="28"/>
+        </w:rPr>
+        <w:t xml:space="preserve">Использование диаграммы </w:t>
+      </w:r>
+      <w:r>
+        <w:rPr>
+          <w:bCs/>
+          <w:sz w:val="28"/>
+          <w:szCs w:val="28"/>
+        </w:rPr>
+        <w:t>состояний</w:t>
+      </w:r>
+      <w:r>
+        <w:rPr>
+          <w:bCs/>
+          <w:sz w:val="28"/>
+          <w:szCs w:val="28"/>
+        </w:rPr>
+        <w:t xml:space="preserve"> обусловлено спецификой проектируемой системы: система мониторинга это программное обеспечение, работающее в круглосуточном режиме</w:t>
+      </w:r>
+      <w:r>
+        <w:rPr>
+          <w:bCs/>
+          <w:sz w:val="28"/>
+          <w:szCs w:val="28"/>
         </w:rPr>
         <w:t xml:space="preserve"> </w:t>
       </w:r>
       <w:r>
         <w:rPr>
           <w:bCs/>
-          <w:color w:val="00B050"/>
-          <w:sz w:val="28"/>
-          <w:szCs w:val="28"/>
-          <w:highlight w:val="yellow"/>
-        </w:rPr>
-        <w:t>Обозначьте, какие были выбраны диаграммы и их нотации. Только обозначьте. Обоснование диаграммам будете давать ниже.</w:t>
+          <w:sz w:val="28"/>
+          <w:szCs w:val="28"/>
+        </w:rPr>
+        <w:t xml:space="preserve">– соответственно, </w:t>
+      </w:r>
+      <w:r>
+        <w:rPr>
+          <w:bCs/>
+          <w:sz w:val="28"/>
+          <w:szCs w:val="28"/>
+        </w:rPr>
+        <w:t>будет удобно представить её деятельность в виде отдельных состояний</w:t>
+      </w:r>
+      <w:r>
+        <w:rPr>
+          <w:bCs/>
+          <w:sz w:val="28"/>
+          <w:szCs w:val="28"/>
+        </w:rPr>
+        <w:t xml:space="preserve"> и переходов между ними.</w:t>
+      </w:r>
+      <w:r>
+        <w:rPr>
+          <w:bCs/>
+          <w:sz w:val="28"/>
+          <w:szCs w:val="28"/>
+        </w:rPr>
+        <w:t xml:space="preserve"> Диаграмма построена в нотации </w:t>
+      </w:r>
+      <w:r>
+        <w:rPr>
+          <w:bCs/>
+          <w:sz w:val="28"/>
+          <w:szCs w:val="28"/>
+          <w:lang w:val="en-US"/>
+        </w:rPr>
+        <w:t>UML</w:t>
+      </w:r>
+      <w:r>
+        <w:rPr>
+          <w:bCs/>
+          <w:sz w:val="28"/>
+          <w:szCs w:val="28"/>
+        </w:rPr>
+        <w:t>.</w:t>
       </w:r>
     </w:p>
     <w:p>
@@ -4250,58 +4488,145 @@
         <w:ind w:left="0" w:firstLine="709"/>
         <w:jc w:val="both"/>
         <w:rPr>
-          <w:color w:val="FF0000"/>
-          <w:sz w:val="28"/>
-          <w:szCs w:val="28"/>
-        </w:rPr>
-      </w:pPr>
-      <w:r>
-        <w:rPr>
-          <w:color w:val="FF0000"/>
-          <w:sz w:val="28"/>
-          <w:szCs w:val="28"/>
-        </w:rPr>
-        <w:t xml:space="preserve">Аналогичным образом описываете </w:t>
-      </w:r>
-      <w:r>
-        <w:rPr>
-          <w:color w:val="FF0000"/>
-          <w:sz w:val="28"/>
-          <w:szCs w:val="28"/>
-        </w:rPr>
-        <w:t xml:space="preserve">и обосновываете </w:t>
-      </w:r>
-      <w:r>
-        <w:rPr>
-          <w:color w:val="FF0000"/>
-          <w:sz w:val="28"/>
-          <w:szCs w:val="28"/>
-        </w:rPr>
-        <w:t>все выбранные модели.</w:t>
-      </w:r>
-    </w:p>
-    <w:p>
-      <w:pPr>
-        <w:pStyle w:val="2"/>
-      </w:pPr>
-      <w:bookmarkStart w:id="5" w:name="_Toc190191896"/>
-      <w:r>
-        <w:t xml:space="preserve">2.2 Построение диаграмм </w:t>
-      </w:r>
-      <w:r>
-        <w:rPr>
-          <w:rFonts w:eastAsia="Times New Roman" w:cs="Times New Roman"/>
+          <w:bCs/>
+          <w:sz w:val="28"/>
+          <w:szCs w:val="28"/>
+        </w:rPr>
+      </w:pPr>
+      <w:r>
+        <w:rPr>
+          <w:bCs/>
+          <w:sz w:val="28"/>
+          <w:szCs w:val="28"/>
+        </w:rPr>
+        <w:t>Ди</w:t>
+      </w:r>
+      <w:r>
+        <w:rPr>
+          <w:bCs/>
+          <w:sz w:val="28"/>
+          <w:szCs w:val="28"/>
+        </w:rPr>
+        <w:t xml:space="preserve">аграмма состояний отображает возможные состояния системы и её поведение в том или ином состоянии в ответ на возникающие события. </w:t>
+      </w:r>
+      <w:r>
+        <w:rPr>
+          <w:bCs/>
+          <w:sz w:val="28"/>
+          <w:szCs w:val="28"/>
+        </w:rPr>
+        <w:lastRenderedPageBreak/>
+        <w:t>Диаграмма представляет собой орграф с состояниями в вершинах и переходами в дугах. На дугах могут указываться сторожевые условия</w:t>
+      </w:r>
+      <w:r>
+        <w:rPr>
+          <w:bCs/>
+          <w:sz w:val="28"/>
+          <w:szCs w:val="28"/>
+        </w:rPr>
+        <w:t xml:space="preserve"> или не указываться ничего, если переход происходит по завершению работы внутри состояния.</w:t>
+      </w:r>
+    </w:p>
+    <w:p>
+      <w:pPr>
+        <w:spacing w:line="360" w:lineRule="auto"/>
+        <w:ind w:left="0" w:firstLine="709"/>
+        <w:jc w:val="both"/>
+        <w:rPr>
+          <w:bCs/>
+          <w:sz w:val="28"/>
+          <w:szCs w:val="28"/>
+        </w:rPr>
+      </w:pPr>
+      <w:r>
+        <w:rPr>
+          <w:bCs/>
+          <w:sz w:val="28"/>
+          <w:szCs w:val="28"/>
+        </w:rPr>
+        <w:t>На рисунке 1 представлена диаграмма состояний проектируемой системы.</w:t>
+      </w:r>
+    </w:p>
+    <w:p>
+      <w:pPr>
+        <w:spacing w:line="360" w:lineRule="auto"/>
+        <w:ind w:left="0"/>
+        <w:jc w:val="center"/>
+        <w:rPr>
+          <w:bCs/>
+          <w:sz w:val="28"/>
+          <w:szCs w:val="28"/>
+        </w:rPr>
+      </w:pPr>
+      <w:r>
+        <w:rPr>
+          <w:bCs/>
+          <w:sz w:val="28"/>
+          <w:szCs w:val="28"/>
+        </w:rPr>
+        <w:drawing>
+          <wp:inline distT="0" distB="0" distL="0" distR="0" wp14:anchorId="6A6AB7F9" wp14:editId="13FB5E8F">
+            <wp:extent cx="5940425" cy="3330575"/>
+            <wp:effectExtent l="19050" t="19050" r="22225" b="22225"/>
+            <wp:docPr id="1527698837" name="Рисунок 1"/>
+            <wp:cNvGraphicFramePr>
+              <a:graphicFrameLocks xmlns:a="http://schemas.openxmlformats.org/drawingml/2006/main" noChangeAspect="1"/>
+            </wp:cNvGraphicFramePr>
+            <a:graphic xmlns:a="http://schemas.openxmlformats.org/drawingml/2006/main">
+              <a:graphicData uri="http://schemas.openxmlformats.org/drawingml/2006/picture">
+                <pic:pic xmlns:pic="http://schemas.openxmlformats.org/drawingml/2006/picture">
+                  <pic:nvPicPr>
+                    <pic:cNvPr id="1527698837" name=""/>
+                    <pic:cNvPicPr/>
+                  </pic:nvPicPr>
+                  <pic:blipFill>
+                    <a:blip r:embed="rId8"/>
+                    <a:stretch>
+                      <a:fillRect/>
+                    </a:stretch>
+                  </pic:blipFill>
+                  <pic:spPr>
+                    <a:xfrm>
+                      <a:off x="0" y="0"/>
+                      <a:ext cx="5940425" cy="3330575"/>
+                    </a:xfrm>
+                    <a:prstGeom prst="rect">
+                      <a:avLst/>
+                    </a:prstGeom>
+                    <a:ln>
+                      <a:solidFill>
+                        <a:schemeClr val="tx1"/>
+                      </a:solidFill>
+                    </a:ln>
+                  </pic:spPr>
+                </pic:pic>
+              </a:graphicData>
+            </a:graphic>
+          </wp:inline>
+        </w:drawing>
+      </w:r>
+    </w:p>
+    <w:p>
+      <w:pPr>
+        <w:spacing w:line="360" w:lineRule="auto"/>
+        <w:ind w:left="0"/>
+        <w:jc w:val="center"/>
+        <w:rPr>
           <w:bCs/>
           <w:color w:val="00B050"/>
+          <w:sz w:val="28"/>
           <w:szCs w:val="28"/>
           <w:highlight w:val="yellow"/>
         </w:rPr>
-        <w:t>такой-то</w:t>
-      </w:r>
-      <w:r>
-        <w:t xml:space="preserve"> модели</w:t>
-      </w:r>
-      <w:bookmarkEnd w:id="5"/>
+      </w:pPr>
+      <w:r>
+        <w:rPr>
+          <w:bCs/>
+          <w:sz w:val="28"/>
+          <w:szCs w:val="28"/>
+        </w:rPr>
+        <w:t>Рисунок 1 – Диаграмма состояний</w:t>
+      </w:r>
     </w:p>
     <w:p>
       <w:pPr>
@@ -4309,75 +4634,71 @@
         <w:spacing w:before="0" w:line="360" w:lineRule="auto"/>
         <w:ind w:left="0" w:firstLine="709"/>
         <w:rPr>
+          <w:rFonts w:ascii="Times New Roman" w:eastAsia="Times New Roman" w:hAnsi="Times New Roman" w:cs="Times New Roman"/>
+          <w:bCs/>
+          <w:color w:val="auto"/>
+          <w:sz w:val="28"/>
+          <w:szCs w:val="28"/>
+        </w:rPr>
+      </w:pPr>
+      <w:bookmarkStart w:id="7" w:name="_Toc190191898"/>
+      <w:r>
+        <w:rPr>
           <w:rFonts w:ascii="Times New Roman" w:hAnsi="Times New Roman" w:cs="Times New Roman"/>
-          <w:sz w:val="28"/>
-          <w:szCs w:val="28"/>
-        </w:rPr>
-      </w:pPr>
-      <w:bookmarkStart w:id="6" w:name="_Toc190191897"/>
+          <w:color w:val="auto"/>
+          <w:sz w:val="28"/>
+          <w:szCs w:val="28"/>
+        </w:rPr>
+        <w:t>2.</w:t>
+      </w:r>
       <w:r>
         <w:rPr>
           <w:rFonts w:ascii="Times New Roman" w:hAnsi="Times New Roman" w:cs="Times New Roman"/>
-          <w:sz w:val="28"/>
-          <w:szCs w:val="28"/>
-        </w:rPr>
-        <w:t>2.</w:t>
+          <w:color w:val="auto"/>
+          <w:sz w:val="28"/>
+          <w:szCs w:val="28"/>
+        </w:rPr>
+        <w:t>2</w:t>
       </w:r>
       <w:r>
         <w:rPr>
           <w:rFonts w:ascii="Times New Roman" w:hAnsi="Times New Roman" w:cs="Times New Roman"/>
-          <w:sz w:val="28"/>
-          <w:szCs w:val="28"/>
-        </w:rPr>
-        <w:t>2</w:t>
+          <w:color w:val="auto"/>
+          <w:sz w:val="28"/>
+          <w:szCs w:val="28"/>
+        </w:rPr>
+        <w:t xml:space="preserve">.2 </w:t>
       </w:r>
       <w:r>
         <w:rPr>
           <w:rFonts w:ascii="Times New Roman" w:hAnsi="Times New Roman" w:cs="Times New Roman"/>
-          <w:sz w:val="28"/>
-          <w:szCs w:val="28"/>
-        </w:rPr>
-        <w:t xml:space="preserve">.1 </w:t>
-      </w:r>
-      <w:r>
-        <w:rPr>
-          <w:rFonts w:ascii="Times New Roman" w:hAnsi="Times New Roman" w:cs="Times New Roman"/>
+          <w:color w:val="auto"/>
           <w:sz w:val="28"/>
           <w:szCs w:val="28"/>
         </w:rPr>
         <w:t xml:space="preserve">Обоснование выбора диаграммы </w:t>
       </w:r>
+      <w:bookmarkEnd w:id="7"/>
       <w:r>
         <w:rPr>
           <w:rFonts w:ascii="Times New Roman" w:eastAsia="Times New Roman" w:hAnsi="Times New Roman" w:cs="Times New Roman"/>
           <w:bCs/>
-          <w:color w:val="00B050"/>
-          <w:sz w:val="28"/>
-          <w:szCs w:val="28"/>
-          <w:highlight w:val="yellow"/>
-        </w:rPr>
-        <w:t>такой-то</w:t>
-      </w:r>
-      <w:r>
-        <w:rPr>
-          <w:rFonts w:ascii="Times New Roman" w:hAnsi="Times New Roman" w:cs="Times New Roman"/>
-          <w:sz w:val="28"/>
-          <w:szCs w:val="28"/>
-        </w:rPr>
-        <w:t xml:space="preserve"> </w:t>
+          <w:color w:val="auto"/>
+          <w:sz w:val="28"/>
+          <w:szCs w:val="28"/>
+        </w:rPr>
+        <w:t>последовательности</w:t>
       </w:r>
       <w:r>
         <w:rPr>
           <w:rFonts w:ascii="Times New Roman" w:eastAsia="Times New Roman" w:hAnsi="Times New Roman" w:cs="Times New Roman"/>
           <w:bCs/>
-          <w:color w:val="00B050"/>
-          <w:sz w:val="28"/>
-          <w:szCs w:val="28"/>
-          <w:highlight w:val="yellow"/>
-        </w:rPr>
-        <w:t>и ее нотации</w:t>
-      </w:r>
-      <w:bookmarkEnd w:id="6"/>
+          <w:color w:val="auto"/>
+          <w:sz w:val="28"/>
+          <w:szCs w:val="28"/>
+        </w:rPr>
+        <w:t xml:space="preserve"> для варианта использования «добавить новое устройство»</w:t>
+      </w:r>
     </w:p>
     <w:p>
       <w:pPr>
@@ -4385,22 +4706,51 @@
         <w:ind w:left="0" w:firstLine="709"/>
         <w:jc w:val="both"/>
         <w:rPr>
-          <w:bCs/>
-          <w:color w:val="00B050"/>
-          <w:sz w:val="28"/>
-          <w:szCs w:val="28"/>
-          <w:highlight w:val="yellow"/>
-        </w:rPr>
-      </w:pPr>
-      <w:r>
-        <w:rPr>
-          <w:bCs/>
-          <w:color w:val="00B050"/>
-          <w:sz w:val="28"/>
-          <w:szCs w:val="28"/>
-          <w:highlight w:val="yellow"/>
-        </w:rPr>
-        <w:t>Здесь даете обоснование выбора диаграммы. Объем – 1-2 абзаца.</w:t>
+          <w:color w:val="FF0000"/>
+          <w:sz w:val="28"/>
+          <w:szCs w:val="28"/>
+        </w:rPr>
+      </w:pPr>
+      <w:r>
+        <w:rPr>
+          <w:bCs/>
+          <w:sz w:val="28"/>
+          <w:szCs w:val="28"/>
+        </w:rPr>
+        <w:t>Испо</w:t>
+      </w:r>
+      <w:r>
+        <w:rPr>
+          <w:bCs/>
+          <w:sz w:val="28"/>
+          <w:szCs w:val="28"/>
+        </w:rPr>
+        <w:t>льзование диаграммы последовательности обусловлено наглядностью отображения последовательности действий при описании сценария работы с системой.</w:t>
+      </w:r>
+      <w:r>
+        <w:rPr>
+          <w:bCs/>
+          <w:sz w:val="28"/>
+          <w:szCs w:val="28"/>
+        </w:rPr>
+        <w:t xml:space="preserve"> Диаграмма построена в нотации </w:t>
+      </w:r>
+      <w:r>
+        <w:rPr>
+          <w:bCs/>
+          <w:sz w:val="28"/>
+          <w:szCs w:val="28"/>
+          <w:lang w:val="en-US"/>
+        </w:rPr>
+        <w:t>UML</w:t>
+      </w:r>
+      <w:r>
+        <w:rPr>
+          <w:bCs/>
+          <w:sz w:val="28"/>
+          <w:szCs w:val="28"/>
+        </w:rPr>
+        <w:t>.</w:t>
       </w:r>
     </w:p>
     <w:p>
@@ -4424,7 +4774,85 @@
           <w:szCs w:val="28"/>
           <w:highlight w:val="yellow"/>
         </w:rPr>
-        <w:t>Если диаграмму можно построить в нескольких нотациях, перечислите их все. далее дайте обоснование выбранной нотации. Объем – 1-2 абзаца.</w:t>
+        <w:t>Приведите саму разработанную диаграмму.</w:t>
+      </w:r>
+    </w:p>
+    <w:p>
+      <w:pPr>
+        <w:pStyle w:val="3"/>
+        <w:spacing w:before="0" w:line="360" w:lineRule="auto"/>
+        <w:ind w:left="0" w:firstLine="709"/>
+        <w:rPr>
+          <w:rFonts w:ascii="Times New Roman" w:hAnsi="Times New Roman" w:cs="Times New Roman"/>
+          <w:color w:val="auto"/>
+          <w:sz w:val="28"/>
+          <w:szCs w:val="28"/>
+        </w:rPr>
+      </w:pPr>
+      <w:bookmarkStart w:id="8" w:name="_Toc190191899"/>
+      <w:r>
+        <w:rPr>
+          <w:rFonts w:ascii="Times New Roman" w:hAnsi="Times New Roman" w:cs="Times New Roman"/>
+          <w:color w:val="auto"/>
+          <w:sz w:val="28"/>
+          <w:szCs w:val="28"/>
+        </w:rPr>
+        <w:t>2.</w:t>
+      </w:r>
+      <w:r>
+        <w:rPr>
+          <w:rFonts w:ascii="Times New Roman" w:hAnsi="Times New Roman" w:cs="Times New Roman"/>
+          <w:color w:val="auto"/>
+          <w:sz w:val="28"/>
+          <w:szCs w:val="28"/>
+        </w:rPr>
+        <w:t>2</w:t>
+      </w:r>
+      <w:r>
+        <w:rPr>
+          <w:rFonts w:ascii="Times New Roman" w:hAnsi="Times New Roman" w:cs="Times New Roman"/>
+          <w:color w:val="auto"/>
+          <w:sz w:val="28"/>
+          <w:szCs w:val="28"/>
+        </w:rPr>
+        <w:t>.</w:t>
+      </w:r>
+      <w:r>
+        <w:rPr>
+          <w:rFonts w:ascii="Times New Roman" w:hAnsi="Times New Roman" w:cs="Times New Roman"/>
+          <w:color w:val="auto"/>
+          <w:sz w:val="28"/>
+          <w:szCs w:val="28"/>
+        </w:rPr>
+        <w:t>3</w:t>
+      </w:r>
+      <w:r>
+        <w:rPr>
+          <w:rFonts w:ascii="Times New Roman" w:hAnsi="Times New Roman" w:cs="Times New Roman"/>
+          <w:color w:val="auto"/>
+          <w:sz w:val="28"/>
+          <w:szCs w:val="28"/>
+        </w:rPr>
+        <w:t xml:space="preserve"> </w:t>
+      </w:r>
+      <w:r>
+        <w:rPr>
+          <w:rFonts w:ascii="Times New Roman" w:hAnsi="Times New Roman" w:cs="Times New Roman"/>
+          <w:color w:val="auto"/>
+          <w:sz w:val="28"/>
+          <w:szCs w:val="28"/>
+        </w:rPr>
+        <w:t xml:space="preserve">Обоснование выбора диаграммы </w:t>
+      </w:r>
+      <w:bookmarkEnd w:id="8"/>
+      <w:r>
+        <w:rPr>
+          <w:rFonts w:ascii="Times New Roman" w:hAnsi="Times New Roman" w:cs="Times New Roman"/>
+          <w:color w:val="auto"/>
+          <w:sz w:val="28"/>
+          <w:szCs w:val="28"/>
+        </w:rPr>
+        <w:t>последовательности для варианта использования «просмотреть отчёт программы»</w:t>
       </w:r>
     </w:p>
     <w:p>
@@ -4444,7 +4872,7 @@
           <w:sz w:val="28"/>
           <w:szCs w:val="28"/>
         </w:rPr>
-        <w:t>Если диаграмма строится только в одной единственной нотации, обозначьте ее, обосновывать не нужно.</w:t>
+        <w:t xml:space="preserve">И так далее. Если вы ограничились только 2 </w:t>
       </w:r>
       <w:r>
         <w:rPr>
@@ -4452,8 +4880,35 @@
           <w:sz w:val="28"/>
           <w:szCs w:val="28"/>
         </w:rPr>
-        <w:t xml:space="preserve"> в таком случае из заголовка пункта уберите «и ее нотации» и исправьте это в содержании.</w:t>
-      </w:r>
+        <w:t>диаграммами, удалите этот пункт из отчета и из содержания</w:t>
+      </w:r>
+    </w:p>
+    <w:p>
+      <w:pPr>
+        <w:pStyle w:val="2"/>
+      </w:pPr>
+      <w:bookmarkStart w:id="9" w:name="_Toc190191900"/>
+      <w:r>
+        <w:t>2.</w:t>
+      </w:r>
+      <w:r>
+        <w:t>3</w:t>
+      </w:r>
+      <w:r>
+        <w:t xml:space="preserve"> Построение диаграмм </w:t>
+      </w:r>
+      <w:r>
+        <w:rPr>
+          <w:rFonts w:eastAsia="Times New Roman" w:cs="Times New Roman"/>
+          <w:bCs/>
+          <w:szCs w:val="28"/>
+        </w:rPr>
+        <w:t>информационной</w:t>
+      </w:r>
+      <w:r>
+        <w:t xml:space="preserve"> модели</w:t>
+      </w:r>
+      <w:bookmarkEnd w:id="9"/>
     </w:p>
     <w:p>
       <w:pPr>
@@ -4461,23 +4916,96 @@
         <w:ind w:left="0" w:firstLine="709"/>
         <w:jc w:val="both"/>
         <w:rPr>
+          <w:color w:val="FF0000"/>
+          <w:sz w:val="28"/>
+          <w:szCs w:val="28"/>
+        </w:rPr>
+      </w:pPr>
+      <w:r>
+        <w:rPr>
+          <w:color w:val="FF0000"/>
+          <w:sz w:val="28"/>
+          <w:szCs w:val="28"/>
+        </w:rPr>
+        <w:t>Аналогичным образом описываете все остальные диаграммы.</w:t>
+      </w:r>
+    </w:p>
+    <w:p>
+      <w:pPr>
+        <w:pStyle w:val="3"/>
+        <w:spacing w:before="0" w:line="360" w:lineRule="auto"/>
+        <w:ind w:left="0" w:firstLine="709"/>
+        <w:rPr>
+          <w:rFonts w:ascii="Times New Roman" w:hAnsi="Times New Roman" w:cs="Times New Roman"/>
+          <w:sz w:val="28"/>
+          <w:szCs w:val="28"/>
+        </w:rPr>
+      </w:pPr>
+      <w:bookmarkStart w:id="10" w:name="_Toc190191901"/>
+      <w:r>
+        <w:rPr>
+          <w:rFonts w:ascii="Times New Roman" w:hAnsi="Times New Roman" w:cs="Times New Roman"/>
+          <w:sz w:val="28"/>
+          <w:szCs w:val="28"/>
+        </w:rPr>
+        <w:lastRenderedPageBreak/>
+        <w:t>2.</w:t>
+      </w:r>
+      <w:r>
+        <w:rPr>
+          <w:rFonts w:ascii="Times New Roman" w:hAnsi="Times New Roman" w:cs="Times New Roman"/>
+          <w:sz w:val="28"/>
+          <w:szCs w:val="28"/>
+        </w:rPr>
+        <w:t>3</w:t>
+      </w:r>
+      <w:r>
+        <w:rPr>
+          <w:rFonts w:ascii="Times New Roman" w:hAnsi="Times New Roman" w:cs="Times New Roman"/>
+          <w:sz w:val="28"/>
+          <w:szCs w:val="28"/>
+        </w:rPr>
+        <w:t xml:space="preserve">.1 </w:t>
+      </w:r>
+      <w:r>
+        <w:rPr>
+          <w:rFonts w:ascii="Times New Roman" w:hAnsi="Times New Roman" w:cs="Times New Roman"/>
+          <w:sz w:val="28"/>
+          <w:szCs w:val="28"/>
+        </w:rPr>
+        <w:t xml:space="preserve">Обоснование выбора диаграммы </w:t>
+      </w:r>
+      <w:r>
+        <w:rPr>
+          <w:rFonts w:ascii="Times New Roman" w:eastAsia="Times New Roman" w:hAnsi="Times New Roman" w:cs="Times New Roman"/>
           <w:bCs/>
           <w:color w:val="00B050"/>
           <w:sz w:val="28"/>
           <w:szCs w:val="28"/>
           <w:highlight w:val="yellow"/>
         </w:rPr>
-      </w:pPr>
-      <w:r>
-        <w:rPr>
+        <w:t>такой-то</w:t>
+      </w:r>
+      <w:r>
+        <w:rPr>
+          <w:rFonts w:ascii="Times New Roman" w:hAnsi="Times New Roman" w:cs="Times New Roman"/>
+          <w:sz w:val="28"/>
+          <w:szCs w:val="28"/>
+        </w:rPr>
+        <w:t xml:space="preserve"> </w:t>
+      </w:r>
+      <w:r>
+        <w:rPr>
+          <w:rFonts w:ascii="Times New Roman" w:eastAsia="Times New Roman" w:hAnsi="Times New Roman" w:cs="Times New Roman"/>
           <w:bCs/>
           <w:color w:val="00B050"/>
           <w:sz w:val="28"/>
           <w:szCs w:val="28"/>
           <w:highlight w:val="yellow"/>
         </w:rPr>
-        <w:t>Дайте краткое описание того, что в общем демонстрируется на такой диаграмме. Объем – 1-2 абзаца.</w:t>
-      </w:r>
+        <w:t>и ее нотации</w:t>
+      </w:r>
+      <w:bookmarkEnd w:id="10"/>
     </w:p>
     <w:p>
       <w:pPr>
@@ -4485,22 +5013,18 @@
         <w:ind w:left="0" w:firstLine="709"/>
         <w:jc w:val="both"/>
         <w:rPr>
-          <w:bCs/>
-          <w:color w:val="00B050"/>
-          <w:sz w:val="28"/>
-          <w:szCs w:val="28"/>
-          <w:highlight w:val="yellow"/>
-        </w:rPr>
-      </w:pPr>
-      <w:r>
-        <w:rPr>
-          <w:bCs/>
-          <w:color w:val="00B050"/>
-          <w:sz w:val="28"/>
-          <w:szCs w:val="28"/>
-          <w:highlight w:val="yellow"/>
-        </w:rPr>
-        <w:t>Приведите саму разработанную диаграмму.</w:t>
+          <w:color w:val="FF0000"/>
+          <w:sz w:val="28"/>
+          <w:szCs w:val="28"/>
+        </w:rPr>
+      </w:pPr>
+      <w:r>
+        <w:rPr>
+          <w:color w:val="FF0000"/>
+          <w:sz w:val="28"/>
+          <w:szCs w:val="28"/>
+        </w:rPr>
+        <w:t>…</w:t>
       </w:r>
     </w:p>
     <w:p>
@@ -4515,7 +5039,7 @@
           <w:szCs w:val="28"/>
         </w:rPr>
       </w:pPr>
-      <w:bookmarkStart w:id="7" w:name="_Toc190191898"/>
+      <w:bookmarkStart w:id="11" w:name="_Toc190191902"/>
       <w:r>
         <w:rPr>
           <w:rFonts w:ascii="Times New Roman" w:hAnsi="Times New Roman" w:cs="Times New Roman"/>
@@ -4523,7 +5047,6 @@
           <w:sz w:val="28"/>
           <w:szCs w:val="28"/>
         </w:rPr>
-        <w:lastRenderedPageBreak/>
         <w:t>2.</w:t>
       </w:r>
       <w:r>
@@ -4533,7 +5056,7 @@
           <w:sz w:val="28"/>
           <w:szCs w:val="28"/>
         </w:rPr>
-        <w:t>2</w:t>
+        <w:t>3</w:t>
       </w:r>
       <w:r>
         <w:rPr>
@@ -4542,7 +5065,18 @@
           <w:sz w:val="28"/>
           <w:szCs w:val="28"/>
         </w:rPr>
-        <w:t xml:space="preserve">.2 </w:t>
+        <w:t xml:space="preserve">.2 Обоснование выбора диаграммы </w:t>
+      </w:r>
+      <w:r>
+        <w:rPr>
+          <w:rFonts w:ascii="Times New Roman" w:eastAsia="Times New Roman" w:hAnsi="Times New Roman" w:cs="Times New Roman"/>
+          <w:bCs/>
+          <w:color w:val="00B050"/>
+          <w:sz w:val="28"/>
+          <w:szCs w:val="28"/>
+          <w:highlight w:val="yellow"/>
+        </w:rPr>
+        <w:t>такой-то</w:t>
       </w:r>
       <w:r>
         <w:rPr>
@@ -4551,7 +5085,7 @@
           <w:sz w:val="28"/>
           <w:szCs w:val="28"/>
         </w:rPr>
-        <w:t xml:space="preserve">Обоснование выбора диаграммы </w:t>
+        <w:t xml:space="preserve"> </w:t>
       </w:r>
       <w:r>
         <w:rPr>
@@ -4562,29 +5096,9 @@
           <w:szCs w:val="28"/>
           <w:highlight w:val="yellow"/>
         </w:rPr>
-        <w:t>такой-то</w:t>
-      </w:r>
-      <w:r>
-        <w:rPr>
-          <w:rFonts w:ascii="Times New Roman" w:hAnsi="Times New Roman" w:cs="Times New Roman"/>
-          <w:color w:val="auto"/>
-          <w:sz w:val="28"/>
-          <w:szCs w:val="28"/>
-        </w:rPr>
-        <w:t xml:space="preserve"> </w:t>
-      </w:r>
-      <w:r>
-        <w:rPr>
-          <w:rFonts w:ascii="Times New Roman" w:eastAsia="Times New Roman" w:hAnsi="Times New Roman" w:cs="Times New Roman"/>
-          <w:bCs/>
-          <w:color w:val="00B050"/>
-          <w:sz w:val="28"/>
-          <w:szCs w:val="28"/>
-          <w:highlight w:val="yellow"/>
-        </w:rPr>
         <w:t>и ее нотации</w:t>
       </w:r>
-      <w:bookmarkEnd w:id="7"/>
+      <w:bookmarkEnd w:id="11"/>
     </w:p>
     <w:p>
       <w:pPr>
@@ -4592,23 +5106,101 @@
         <w:ind w:left="0" w:firstLine="709"/>
         <w:jc w:val="both"/>
         <w:rPr>
+          <w:color w:val="FF0000"/>
+          <w:sz w:val="28"/>
+          <w:szCs w:val="28"/>
+        </w:rPr>
+      </w:pPr>
+      <w:r>
+        <w:rPr>
+          <w:color w:val="FF0000"/>
+          <w:sz w:val="28"/>
+          <w:szCs w:val="28"/>
+        </w:rPr>
+        <w:t>…</w:t>
+      </w:r>
+    </w:p>
+    <w:p>
+      <w:pPr>
+        <w:pStyle w:val="3"/>
+        <w:spacing w:before="0" w:line="360" w:lineRule="auto"/>
+        <w:ind w:left="0" w:firstLine="709"/>
+        <w:rPr>
+          <w:rFonts w:ascii="Times New Roman" w:hAnsi="Times New Roman" w:cs="Times New Roman"/>
+          <w:color w:val="auto"/>
+          <w:sz w:val="28"/>
+          <w:szCs w:val="28"/>
+        </w:rPr>
+      </w:pPr>
+      <w:bookmarkStart w:id="12" w:name="_Toc190191903"/>
+      <w:r>
+        <w:rPr>
+          <w:rFonts w:ascii="Times New Roman" w:hAnsi="Times New Roman" w:cs="Times New Roman"/>
+          <w:color w:val="auto"/>
+          <w:sz w:val="28"/>
+          <w:szCs w:val="28"/>
+        </w:rPr>
+        <w:t>2.</w:t>
+      </w:r>
+      <w:r>
+        <w:rPr>
+          <w:rFonts w:ascii="Times New Roman" w:hAnsi="Times New Roman" w:cs="Times New Roman"/>
+          <w:color w:val="auto"/>
+          <w:sz w:val="28"/>
+          <w:szCs w:val="28"/>
+        </w:rPr>
+        <w:t>3</w:t>
+      </w:r>
+      <w:r>
+        <w:rPr>
+          <w:rFonts w:ascii="Times New Roman" w:hAnsi="Times New Roman" w:cs="Times New Roman"/>
+          <w:color w:val="auto"/>
+          <w:sz w:val="28"/>
+          <w:szCs w:val="28"/>
+        </w:rPr>
+        <w:t xml:space="preserve">.3 </w:t>
+      </w:r>
+      <w:r>
+        <w:rPr>
+          <w:rFonts w:ascii="Times New Roman" w:hAnsi="Times New Roman" w:cs="Times New Roman"/>
+          <w:color w:val="auto"/>
+          <w:sz w:val="28"/>
+          <w:szCs w:val="28"/>
+        </w:rPr>
+        <w:t xml:space="preserve">Обоснование выбора диаграммы </w:t>
+      </w:r>
+      <w:r>
+        <w:rPr>
+          <w:rFonts w:ascii="Times New Roman" w:eastAsia="Times New Roman" w:hAnsi="Times New Roman" w:cs="Times New Roman"/>
           <w:bCs/>
           <w:color w:val="00B050"/>
           <w:sz w:val="28"/>
           <w:szCs w:val="28"/>
           <w:highlight w:val="yellow"/>
         </w:rPr>
-      </w:pPr>
-      <w:r>
-        <w:rPr>
+        <w:t>такой-то</w:t>
+      </w:r>
+      <w:r>
+        <w:rPr>
+          <w:rFonts w:ascii="Times New Roman" w:hAnsi="Times New Roman" w:cs="Times New Roman"/>
+          <w:color w:val="auto"/>
+          <w:sz w:val="28"/>
+          <w:szCs w:val="28"/>
+        </w:rPr>
+        <w:t xml:space="preserve"> </w:t>
+      </w:r>
+      <w:r>
+        <w:rPr>
+          <w:rFonts w:ascii="Times New Roman" w:eastAsia="Times New Roman" w:hAnsi="Times New Roman" w:cs="Times New Roman"/>
           <w:bCs/>
           <w:color w:val="00B050"/>
           <w:sz w:val="28"/>
           <w:szCs w:val="28"/>
           <w:highlight w:val="yellow"/>
         </w:rPr>
-        <w:t>Здесь даете обоснование выбора диаграммы. Объем – 1-2 абзаца.</w:t>
-      </w:r>
+        <w:t>и ее нотации</w:t>
+      </w:r>
+      <w:bookmarkEnd w:id="12"/>
     </w:p>
     <w:p>
       <w:pPr>
@@ -4616,23 +5208,48 @@
         <w:ind w:left="0" w:firstLine="709"/>
         <w:jc w:val="both"/>
         <w:rPr>
+          <w:color w:val="FF0000"/>
+          <w:sz w:val="28"/>
+          <w:szCs w:val="28"/>
+        </w:rPr>
+      </w:pPr>
+      <w:r>
+        <w:rPr>
+          <w:color w:val="FF0000"/>
+          <w:sz w:val="28"/>
+          <w:szCs w:val="28"/>
+        </w:rPr>
+        <w:t>…</w:t>
+      </w:r>
+    </w:p>
+    <w:p>
+      <w:pPr>
+        <w:pStyle w:val="2"/>
+      </w:pPr>
+      <w:bookmarkStart w:id="13" w:name="_Toc190191904"/>
+      <w:r>
+        <w:t>2.</w:t>
+      </w:r>
+      <w:r>
+        <w:t>4</w:t>
+      </w:r>
+      <w:r>
+        <w:t xml:space="preserve"> Построение диаграмм </w:t>
+      </w:r>
+      <w:r>
+        <w:rPr>
+          <w:rFonts w:eastAsia="Times New Roman" w:cs="Times New Roman"/>
           <w:bCs/>
           <w:color w:val="00B050"/>
-          <w:sz w:val="28"/>
           <w:szCs w:val="28"/>
           <w:highlight w:val="yellow"/>
         </w:rPr>
-      </w:pPr>
-      <w:r>
-        <w:rPr>
-          <w:bCs/>
-          <w:color w:val="00B050"/>
-          <w:sz w:val="28"/>
-          <w:szCs w:val="28"/>
-          <w:highlight w:val="yellow"/>
-        </w:rPr>
-        <w:t>Если диаграмму можно построить в нескольких нотациях, перечислите их все. далее дайте обоснование выбранной нотации. Объем – 1-2 абзаца.</w:t>
-      </w:r>
+        <w:t>такой-то</w:t>
+      </w:r>
+      <w:r>
+        <w:t xml:space="preserve"> модели</w:t>
+      </w:r>
+      <w:bookmarkEnd w:id="13"/>
     </w:p>
     <w:p>
       <w:pPr>
@@ -4651,7 +5268,7 @@
           <w:sz w:val="28"/>
           <w:szCs w:val="28"/>
         </w:rPr>
-        <w:t>Если диаграмма строится только в одной единственной нотации, обозначьте ее, обосновывать не нужно.</w:t>
+        <w:t>Аналогичным образом описываете все остальные диаграммы.</w:t>
       </w:r>
       <w:r>
         <w:rPr>
@@ -4659,8 +5276,84 @@
           <w:sz w:val="28"/>
           <w:szCs w:val="28"/>
         </w:rPr>
-        <w:t xml:space="preserve"> в таком случае из заголовка пункта уберите «и ее нотации» и исправьте это в содержании.</w:t>
-      </w:r>
+        <w:t xml:space="preserve"> Если вы ограничились только 2 моделями, удалите этот подраздел со всеми его пунктами из отчета и из содержания</w:t>
+      </w:r>
+    </w:p>
+    <w:p>
+      <w:pPr>
+        <w:pStyle w:val="3"/>
+        <w:spacing w:before="0" w:line="360" w:lineRule="auto"/>
+        <w:ind w:left="0" w:firstLine="709"/>
+        <w:rPr>
+          <w:rFonts w:ascii="Times New Roman" w:hAnsi="Times New Roman" w:cs="Times New Roman"/>
+          <w:sz w:val="28"/>
+          <w:szCs w:val="28"/>
+        </w:rPr>
+      </w:pPr>
+      <w:bookmarkStart w:id="14" w:name="_Toc190191905"/>
+      <w:r>
+        <w:rPr>
+          <w:rFonts w:ascii="Times New Roman" w:hAnsi="Times New Roman" w:cs="Times New Roman"/>
+          <w:sz w:val="28"/>
+          <w:szCs w:val="28"/>
+        </w:rPr>
+        <w:t>2.</w:t>
+      </w:r>
+      <w:r>
+        <w:rPr>
+          <w:rFonts w:ascii="Times New Roman" w:hAnsi="Times New Roman" w:cs="Times New Roman"/>
+          <w:sz w:val="28"/>
+          <w:szCs w:val="28"/>
+        </w:rPr>
+        <w:t>4</w:t>
+      </w:r>
+      <w:r>
+        <w:rPr>
+          <w:rFonts w:ascii="Times New Roman" w:hAnsi="Times New Roman" w:cs="Times New Roman"/>
+          <w:sz w:val="28"/>
+          <w:szCs w:val="28"/>
+        </w:rPr>
+        <w:t xml:space="preserve">.1 </w:t>
+      </w:r>
+      <w:r>
+        <w:rPr>
+          <w:rFonts w:ascii="Times New Roman" w:hAnsi="Times New Roman" w:cs="Times New Roman"/>
+          <w:sz w:val="28"/>
+          <w:szCs w:val="28"/>
+        </w:rPr>
+        <w:t xml:space="preserve">Обоснование выбора диаграммы </w:t>
+      </w:r>
+      <w:r>
+        <w:rPr>
+          <w:rFonts w:ascii="Times New Roman" w:eastAsia="Times New Roman" w:hAnsi="Times New Roman" w:cs="Times New Roman"/>
+          <w:bCs/>
+          <w:color w:val="00B050"/>
+          <w:sz w:val="28"/>
+          <w:szCs w:val="28"/>
+          <w:highlight w:val="yellow"/>
+        </w:rPr>
+        <w:t>такой-то</w:t>
+      </w:r>
+      <w:r>
+        <w:rPr>
+          <w:rFonts w:ascii="Times New Roman" w:hAnsi="Times New Roman" w:cs="Times New Roman"/>
+          <w:sz w:val="28"/>
+          <w:szCs w:val="28"/>
+        </w:rPr>
+        <w:t xml:space="preserve"> </w:t>
+      </w:r>
+      <w:r>
+        <w:rPr>
+          <w:rFonts w:ascii="Times New Roman" w:eastAsia="Times New Roman" w:hAnsi="Times New Roman" w:cs="Times New Roman"/>
+          <w:bCs/>
+          <w:color w:val="00B050"/>
+          <w:sz w:val="28"/>
+          <w:szCs w:val="28"/>
+          <w:highlight w:val="yellow"/>
+        </w:rPr>
+        <w:t>и ее нотации</w:t>
+      </w:r>
+      <w:bookmarkEnd w:id="14"/>
     </w:p>
     <w:p>
       <w:pPr>
@@ -4668,22 +5361,18 @@
         <w:ind w:left="0" w:firstLine="709"/>
         <w:jc w:val="both"/>
         <w:rPr>
-          <w:bCs/>
-          <w:color w:val="00B050"/>
-          <w:sz w:val="28"/>
-          <w:szCs w:val="28"/>
-          <w:highlight w:val="yellow"/>
-        </w:rPr>
-      </w:pPr>
-      <w:r>
-        <w:rPr>
-          <w:bCs/>
-          <w:color w:val="00B050"/>
-          <w:sz w:val="28"/>
-          <w:szCs w:val="28"/>
-          <w:highlight w:val="yellow"/>
-        </w:rPr>
-        <w:t>Приведите саму разработанную диаграмму.</w:t>
+          <w:color w:val="FF0000"/>
+          <w:sz w:val="28"/>
+          <w:szCs w:val="28"/>
+        </w:rPr>
+      </w:pPr>
+      <w:r>
+        <w:rPr>
+          <w:color w:val="FF0000"/>
+          <w:sz w:val="28"/>
+          <w:szCs w:val="28"/>
+        </w:rPr>
+        <w:t>…</w:t>
       </w:r>
     </w:p>
     <w:p>
@@ -4698,7 +5387,7 @@
           <w:szCs w:val="28"/>
         </w:rPr>
       </w:pPr>
-      <w:bookmarkStart w:id="8" w:name="_Toc190191899"/>
+      <w:bookmarkStart w:id="15" w:name="_Toc190191906"/>
       <w:r>
         <w:rPr>
           <w:rFonts w:ascii="Times New Roman" w:hAnsi="Times New Roman" w:cs="Times New Roman"/>
@@ -4715,7 +5404,7 @@
           <w:sz w:val="28"/>
           <w:szCs w:val="28"/>
         </w:rPr>
-        <w:t>2</w:t>
+        <w:t>4</w:t>
       </w:r>
       <w:r>
         <w:rPr>
@@ -4724,7 +5413,18 @@
           <w:sz w:val="28"/>
           <w:szCs w:val="28"/>
         </w:rPr>
-        <w:t>.</w:t>
+        <w:t xml:space="preserve">.2 Обоснование выбора диаграммы </w:t>
+      </w:r>
+      <w:r>
+        <w:rPr>
+          <w:rFonts w:ascii="Times New Roman" w:eastAsia="Times New Roman" w:hAnsi="Times New Roman" w:cs="Times New Roman"/>
+          <w:bCs/>
+          <w:color w:val="00B050"/>
+          <w:sz w:val="28"/>
+          <w:szCs w:val="28"/>
+          <w:highlight w:val="yellow"/>
+        </w:rPr>
+        <w:t>такой-то</w:t>
       </w:r>
       <w:r>
         <w:rPr>
@@ -4733,28 +5433,10 @@
           <w:sz w:val="28"/>
           <w:szCs w:val="28"/>
         </w:rPr>
-        <w:t>3</w:t>
-      </w:r>
-      <w:r>
-        <w:rPr>
-          <w:rFonts w:ascii="Times New Roman" w:hAnsi="Times New Roman" w:cs="Times New Roman"/>
-          <w:color w:val="auto"/>
-          <w:sz w:val="28"/>
-          <w:szCs w:val="28"/>
-        </w:rPr>
         <w:t xml:space="preserve"> </w:t>
       </w:r>
       <w:r>
         <w:rPr>
-          <w:rFonts w:ascii="Times New Roman" w:hAnsi="Times New Roman" w:cs="Times New Roman"/>
-          <w:color w:val="auto"/>
-          <w:sz w:val="28"/>
-          <w:szCs w:val="28"/>
-        </w:rPr>
-        <w:t xml:space="preserve">Обоснование выбора диаграммы </w:t>
-      </w:r>
-      <w:r>
-        <w:rPr>
           <w:rFonts w:ascii="Times New Roman" w:eastAsia="Times New Roman" w:hAnsi="Times New Roman" w:cs="Times New Roman"/>
           <w:bCs/>
           <w:color w:val="00B050"/>
@@ -4762,29 +5444,9 @@
           <w:szCs w:val="28"/>
           <w:highlight w:val="yellow"/>
         </w:rPr>
-        <w:t>такой-то</w:t>
-      </w:r>
-      <w:r>
-        <w:rPr>
-          <w:rFonts w:ascii="Times New Roman" w:hAnsi="Times New Roman" w:cs="Times New Roman"/>
-          <w:color w:val="auto"/>
-          <w:sz w:val="28"/>
-          <w:szCs w:val="28"/>
-        </w:rPr>
-        <w:t xml:space="preserve"> </w:t>
-      </w:r>
-      <w:r>
-        <w:rPr>
-          <w:rFonts w:ascii="Times New Roman" w:eastAsia="Times New Roman" w:hAnsi="Times New Roman" w:cs="Times New Roman"/>
-          <w:bCs/>
-          <w:color w:val="00B050"/>
-          <w:sz w:val="28"/>
-          <w:szCs w:val="28"/>
-          <w:highlight w:val="yellow"/>
-        </w:rPr>
         <w:t>и ее нотации</w:t>
       </w:r>
-      <w:bookmarkEnd w:id="8"/>
+      <w:bookmarkEnd w:id="15"/>
     </w:p>
     <w:p>
       <w:pPr>
@@ -4803,45 +5465,90 @@
           <w:sz w:val="28"/>
           <w:szCs w:val="28"/>
         </w:rPr>
-        <w:t xml:space="preserve">И так далее. Если вы ограничились только 2 </w:t>
-      </w:r>
-      <w:r>
-        <w:rPr>
-          <w:color w:val="FF0000"/>
-          <w:sz w:val="28"/>
-          <w:szCs w:val="28"/>
-        </w:rPr>
-        <w:t>диаграммами, удалите этот пункт из отчета и из содержания</w:t>
-      </w:r>
-    </w:p>
-    <w:p>
-      <w:pPr>
-        <w:pStyle w:val="2"/>
-      </w:pPr>
-      <w:bookmarkStart w:id="9" w:name="_Toc190191900"/>
-      <w:r>
+        <w:t>…</w:t>
+      </w:r>
+    </w:p>
+    <w:p>
+      <w:pPr>
+        <w:pStyle w:val="3"/>
+        <w:spacing w:before="0" w:line="360" w:lineRule="auto"/>
+        <w:ind w:left="0" w:firstLine="709"/>
+        <w:rPr>
+          <w:rFonts w:ascii="Times New Roman" w:hAnsi="Times New Roman" w:cs="Times New Roman"/>
+          <w:color w:val="auto"/>
+          <w:sz w:val="28"/>
+          <w:szCs w:val="28"/>
+        </w:rPr>
+      </w:pPr>
+      <w:bookmarkStart w:id="16" w:name="_Toc190191907"/>
+      <w:r>
+        <w:rPr>
+          <w:rFonts w:ascii="Times New Roman" w:hAnsi="Times New Roman" w:cs="Times New Roman"/>
+          <w:color w:val="auto"/>
+          <w:sz w:val="28"/>
+          <w:szCs w:val="28"/>
+        </w:rPr>
         <w:t>2.</w:t>
       </w:r>
       <w:r>
-        <w:t>3</w:t>
-      </w:r>
-      <w:r>
-        <w:t xml:space="preserve"> Построение диаграмм </w:t>
-      </w:r>
-      <w:r>
-        <w:rPr>
-          <w:rFonts w:eastAsia="Times New Roman" w:cs="Times New Roman"/>
+        <w:rPr>
+          <w:rFonts w:ascii="Times New Roman" w:hAnsi="Times New Roman" w:cs="Times New Roman"/>
+          <w:color w:val="auto"/>
+          <w:sz w:val="28"/>
+          <w:szCs w:val="28"/>
+        </w:rPr>
+        <w:t>4</w:t>
+      </w:r>
+      <w:r>
+        <w:rPr>
+          <w:rFonts w:ascii="Times New Roman" w:hAnsi="Times New Roman" w:cs="Times New Roman"/>
+          <w:color w:val="auto"/>
+          <w:sz w:val="28"/>
+          <w:szCs w:val="28"/>
+        </w:rPr>
+        <w:t xml:space="preserve">.3 </w:t>
+      </w:r>
+      <w:r>
+        <w:rPr>
+          <w:rFonts w:ascii="Times New Roman" w:hAnsi="Times New Roman" w:cs="Times New Roman"/>
+          <w:color w:val="auto"/>
+          <w:sz w:val="28"/>
+          <w:szCs w:val="28"/>
+        </w:rPr>
+        <w:t xml:space="preserve">Обоснование выбора диаграммы </w:t>
+      </w:r>
+      <w:r>
+        <w:rPr>
+          <w:rFonts w:ascii="Times New Roman" w:eastAsia="Times New Roman" w:hAnsi="Times New Roman" w:cs="Times New Roman"/>
           <w:bCs/>
           <w:color w:val="00B050"/>
+          <w:sz w:val="28"/>
           <w:szCs w:val="28"/>
           <w:highlight w:val="yellow"/>
         </w:rPr>
         <w:t>такой-то</w:t>
       </w:r>
       <w:r>
-        <w:t xml:space="preserve"> модели</w:t>
-      </w:r>
-      <w:bookmarkEnd w:id="9"/>
+        <w:rPr>
+          <w:rFonts w:ascii="Times New Roman" w:hAnsi="Times New Roman" w:cs="Times New Roman"/>
+          <w:color w:val="auto"/>
+          <w:sz w:val="28"/>
+          <w:szCs w:val="28"/>
+        </w:rPr>
+        <w:t xml:space="preserve"> </w:t>
+      </w:r>
+      <w:r>
+        <w:rPr>
+          <w:rFonts w:ascii="Times New Roman" w:eastAsia="Times New Roman" w:hAnsi="Times New Roman" w:cs="Times New Roman"/>
+          <w:bCs/>
+          <w:color w:val="00B050"/>
+          <w:sz w:val="28"/>
+          <w:szCs w:val="28"/>
+          <w:highlight w:val="yellow"/>
+        </w:rPr>
+        <w:t>и ее нотации</w:t>
+      </w:r>
+      <w:bookmarkEnd w:id="16"/>
     </w:p>
     <w:p>
       <w:pPr>
@@ -4860,84 +5567,8 @@
           <w:sz w:val="28"/>
           <w:szCs w:val="28"/>
         </w:rPr>
-        <w:t>Аналогичным образом описываете все остальные диаграммы.</w:t>
-      </w:r>
-    </w:p>
-    <w:p>
-      <w:pPr>
-        <w:pStyle w:val="3"/>
-        <w:spacing w:before="0" w:line="360" w:lineRule="auto"/>
-        <w:ind w:left="0" w:firstLine="709"/>
-        <w:rPr>
-          <w:rFonts w:ascii="Times New Roman" w:hAnsi="Times New Roman" w:cs="Times New Roman"/>
-          <w:sz w:val="28"/>
-          <w:szCs w:val="28"/>
-        </w:rPr>
-      </w:pPr>
-      <w:bookmarkStart w:id="10" w:name="_Toc190191901"/>
-      <w:r>
-        <w:rPr>
-          <w:rFonts w:ascii="Times New Roman" w:hAnsi="Times New Roman" w:cs="Times New Roman"/>
-          <w:sz w:val="28"/>
-          <w:szCs w:val="28"/>
-        </w:rPr>
-        <w:t>2.</w:t>
-      </w:r>
-      <w:r>
-        <w:rPr>
-          <w:rFonts w:ascii="Times New Roman" w:hAnsi="Times New Roman" w:cs="Times New Roman"/>
-          <w:sz w:val="28"/>
-          <w:szCs w:val="28"/>
-        </w:rPr>
-        <w:t>3</w:t>
-      </w:r>
-      <w:r>
-        <w:rPr>
-          <w:rFonts w:ascii="Times New Roman" w:hAnsi="Times New Roman" w:cs="Times New Roman"/>
-          <w:sz w:val="28"/>
-          <w:szCs w:val="28"/>
-        </w:rPr>
-        <w:t xml:space="preserve">.1 </w:t>
-      </w:r>
-      <w:r>
-        <w:rPr>
-          <w:rFonts w:ascii="Times New Roman" w:hAnsi="Times New Roman" w:cs="Times New Roman"/>
-          <w:sz w:val="28"/>
-          <w:szCs w:val="28"/>
-        </w:rPr>
-        <w:t xml:space="preserve">Обоснование выбора диаграммы </w:t>
-      </w:r>
-      <w:r>
-        <w:rPr>
-          <w:rFonts w:ascii="Times New Roman" w:eastAsia="Times New Roman" w:hAnsi="Times New Roman" w:cs="Times New Roman"/>
-          <w:bCs/>
-          <w:color w:val="00B050"/>
-          <w:sz w:val="28"/>
-          <w:szCs w:val="28"/>
-          <w:highlight w:val="yellow"/>
-        </w:rPr>
-        <w:t>такой-то</w:t>
-      </w:r>
-      <w:r>
-        <w:rPr>
-          <w:rFonts w:ascii="Times New Roman" w:hAnsi="Times New Roman" w:cs="Times New Roman"/>
-          <w:sz w:val="28"/>
-          <w:szCs w:val="28"/>
-        </w:rPr>
-        <w:t xml:space="preserve"> </w:t>
-      </w:r>
-      <w:r>
-        <w:rPr>
-          <w:rFonts w:ascii="Times New Roman" w:eastAsia="Times New Roman" w:hAnsi="Times New Roman" w:cs="Times New Roman"/>
-          <w:bCs/>
-          <w:color w:val="00B050"/>
-          <w:sz w:val="28"/>
-          <w:szCs w:val="28"/>
-          <w:highlight w:val="yellow"/>
-        </w:rPr>
-        <w:t>и ее нотации</w:t>
-      </w:r>
-      <w:bookmarkEnd w:id="10"/>
+        <w:t>…</w:t>
+      </w:r>
     </w:p>
     <w:p>
       <w:pPr>
@@ -4945,92 +5576,13 @@
         <w:ind w:left="0" w:firstLine="709"/>
         <w:jc w:val="both"/>
         <w:rPr>
-          <w:color w:val="FF0000"/>
-          <w:sz w:val="28"/>
-          <w:szCs w:val="28"/>
-        </w:rPr>
-      </w:pPr>
-      <w:r>
-        <w:rPr>
-          <w:color w:val="FF0000"/>
-          <w:sz w:val="28"/>
-          <w:szCs w:val="28"/>
-        </w:rPr>
-        <w:t>…</w:t>
-      </w:r>
-    </w:p>
-    <w:p>
-      <w:pPr>
-        <w:pStyle w:val="3"/>
-        <w:spacing w:before="0" w:line="360" w:lineRule="auto"/>
-        <w:ind w:left="0" w:firstLine="709"/>
-        <w:rPr>
-          <w:rFonts w:ascii="Times New Roman" w:hAnsi="Times New Roman" w:cs="Times New Roman"/>
-          <w:color w:val="auto"/>
-          <w:sz w:val="28"/>
-          <w:szCs w:val="28"/>
-        </w:rPr>
-      </w:pPr>
-      <w:bookmarkStart w:id="11" w:name="_Toc190191902"/>
-      <w:r>
-        <w:rPr>
-          <w:rFonts w:ascii="Times New Roman" w:hAnsi="Times New Roman" w:cs="Times New Roman"/>
-          <w:color w:val="auto"/>
-          <w:sz w:val="28"/>
-          <w:szCs w:val="28"/>
-        </w:rPr>
-        <w:t>2.</w:t>
-      </w:r>
-      <w:r>
-        <w:rPr>
-          <w:rFonts w:ascii="Times New Roman" w:hAnsi="Times New Roman" w:cs="Times New Roman"/>
-          <w:color w:val="auto"/>
-          <w:sz w:val="28"/>
-          <w:szCs w:val="28"/>
-        </w:rPr>
-        <w:t>3</w:t>
-      </w:r>
-      <w:r>
-        <w:rPr>
-          <w:rFonts w:ascii="Times New Roman" w:hAnsi="Times New Roman" w:cs="Times New Roman"/>
-          <w:color w:val="auto"/>
-          <w:sz w:val="28"/>
-          <w:szCs w:val="28"/>
-        </w:rPr>
-        <w:t xml:space="preserve">.2 Обоснование выбора диаграммы </w:t>
-      </w:r>
-      <w:r>
-        <w:rPr>
-          <w:rFonts w:ascii="Times New Roman" w:eastAsia="Times New Roman" w:hAnsi="Times New Roman" w:cs="Times New Roman"/>
           <w:bCs/>
           <w:color w:val="00B050"/>
           <w:sz w:val="28"/>
           <w:szCs w:val="28"/>
           <w:highlight w:val="yellow"/>
         </w:rPr>
-        <w:t>такой-то</w:t>
-      </w:r>
-      <w:r>
-        <w:rPr>
-          <w:rFonts w:ascii="Times New Roman" w:hAnsi="Times New Roman" w:cs="Times New Roman"/>
-          <w:color w:val="auto"/>
-          <w:sz w:val="28"/>
-          <w:szCs w:val="28"/>
-        </w:rPr>
-        <w:t xml:space="preserve"> </w:t>
-      </w:r>
-      <w:r>
-        <w:rPr>
-          <w:rFonts w:ascii="Times New Roman" w:eastAsia="Times New Roman" w:hAnsi="Times New Roman" w:cs="Times New Roman"/>
-          <w:bCs/>
-          <w:color w:val="00B050"/>
-          <w:sz w:val="28"/>
-          <w:szCs w:val="28"/>
-          <w:highlight w:val="yellow"/>
-        </w:rPr>
-        <w:t>и ее нотации</w:t>
-      </w:r>
-      <w:bookmarkEnd w:id="11"/>
+      </w:pPr>
     </w:p>
     <w:p>
       <w:pPr>
@@ -5049,90 +5601,8 @@
           <w:sz w:val="28"/>
           <w:szCs w:val="28"/>
         </w:rPr>
-        <w:t>…</w:t>
-      </w:r>
-    </w:p>
-    <w:p>
-      <w:pPr>
-        <w:pStyle w:val="3"/>
-        <w:spacing w:before="0" w:line="360" w:lineRule="auto"/>
-        <w:ind w:left="0" w:firstLine="709"/>
-        <w:rPr>
-          <w:rFonts w:ascii="Times New Roman" w:hAnsi="Times New Roman" w:cs="Times New Roman"/>
-          <w:color w:val="auto"/>
-          <w:sz w:val="28"/>
-          <w:szCs w:val="28"/>
-        </w:rPr>
-      </w:pPr>
-      <w:bookmarkStart w:id="12" w:name="_Toc190191903"/>
-      <w:r>
-        <w:rPr>
-          <w:rFonts w:ascii="Times New Roman" w:hAnsi="Times New Roman" w:cs="Times New Roman"/>
-          <w:color w:val="auto"/>
-          <w:sz w:val="28"/>
-          <w:szCs w:val="28"/>
-        </w:rPr>
-        <w:t>2.</w:t>
-      </w:r>
-      <w:r>
-        <w:rPr>
-          <w:rFonts w:ascii="Times New Roman" w:hAnsi="Times New Roman" w:cs="Times New Roman"/>
-          <w:color w:val="auto"/>
-          <w:sz w:val="28"/>
-          <w:szCs w:val="28"/>
-        </w:rPr>
-        <w:t>3</w:t>
-      </w:r>
-      <w:r>
-        <w:rPr>
-          <w:rFonts w:ascii="Times New Roman" w:hAnsi="Times New Roman" w:cs="Times New Roman"/>
-          <w:color w:val="auto"/>
-          <w:sz w:val="28"/>
-          <w:szCs w:val="28"/>
-        </w:rPr>
-        <w:t xml:space="preserve">.3 </w:t>
-      </w:r>
-      <w:r>
-        <w:rPr>
-          <w:rFonts w:ascii="Times New Roman" w:hAnsi="Times New Roman" w:cs="Times New Roman"/>
-          <w:color w:val="auto"/>
-          <w:sz w:val="28"/>
-          <w:szCs w:val="28"/>
-        </w:rPr>
-        <w:t xml:space="preserve">Обоснование выбора диаграммы </w:t>
-      </w:r>
-      <w:r>
-        <w:rPr>
-          <w:rFonts w:ascii="Times New Roman" w:eastAsia="Times New Roman" w:hAnsi="Times New Roman" w:cs="Times New Roman"/>
-          <w:bCs/>
-          <w:color w:val="00B050"/>
-          <w:sz w:val="28"/>
-          <w:szCs w:val="28"/>
-          <w:highlight w:val="yellow"/>
-        </w:rPr>
-        <w:t>такой-то</w:t>
-      </w:r>
-      <w:r>
-        <w:rPr>
-          <w:rFonts w:ascii="Times New Roman" w:hAnsi="Times New Roman" w:cs="Times New Roman"/>
-          <w:color w:val="auto"/>
-          <w:sz w:val="28"/>
-          <w:szCs w:val="28"/>
-        </w:rPr>
-        <w:t xml:space="preserve"> </w:t>
-      </w:r>
-      <w:r>
-        <w:rPr>
-          <w:rFonts w:ascii="Times New Roman" w:eastAsia="Times New Roman" w:hAnsi="Times New Roman" w:cs="Times New Roman"/>
-          <w:bCs/>
-          <w:color w:val="00B050"/>
-          <w:sz w:val="28"/>
-          <w:szCs w:val="28"/>
-          <w:highlight w:val="yellow"/>
-        </w:rPr>
-        <w:t>и ее нотации</w:t>
-      </w:r>
-      <w:bookmarkEnd w:id="12"/>
+        <w:t>Отчет оформляется в соответствии с ГОСТ 7.32-2017.</w:t>
+      </w:r>
     </w:p>
     <w:p>
       <w:pPr>
@@ -5151,37 +5621,8 @@
           <w:sz w:val="28"/>
           <w:szCs w:val="28"/>
         </w:rPr>
-        <w:t>…</w:t>
-      </w:r>
-    </w:p>
-    <w:p>
-      <w:pPr>
-        <w:pStyle w:val="2"/>
-      </w:pPr>
-      <w:bookmarkStart w:id="13" w:name="_Toc190191904"/>
-      <w:r>
-        <w:t>2.</w:t>
-      </w:r>
-      <w:r>
-        <w:t>4</w:t>
-      </w:r>
-      <w:r>
-        <w:t xml:space="preserve"> Построение диаграмм </w:t>
-      </w:r>
-      <w:r>
-        <w:rPr>
-          <w:rFonts w:eastAsia="Times New Roman" w:cs="Times New Roman"/>
-          <w:bCs/>
-          <w:color w:val="00B050"/>
-          <w:szCs w:val="28"/>
-          <w:highlight w:val="yellow"/>
-        </w:rPr>
-        <w:t>такой-то</w:t>
-      </w:r>
-      <w:r>
-        <w:t xml:space="preserve"> модели</w:t>
-      </w:r>
-      <w:bookmarkEnd w:id="13"/>
+        <w:t>После формирования отчета необходимо обновить нумерацию и/или количество структурных элементов в содержании.</w:t>
+      </w:r>
     </w:p>
     <w:p>
       <w:pPr>
@@ -5200,92 +5641,8 @@
           <w:sz w:val="28"/>
           <w:szCs w:val="28"/>
         </w:rPr>
-        <w:t>Аналогичным образом описываете все остальные диаграммы.</w:t>
-      </w:r>
-      <w:r>
-        <w:rPr>
-          <w:color w:val="FF0000"/>
-          <w:sz w:val="28"/>
-          <w:szCs w:val="28"/>
-        </w:rPr>
-        <w:t xml:space="preserve"> Если вы ограничились только 2 моделями, удалите этот подраздел со всеми его пунктами из отчета и из содержания</w:t>
-      </w:r>
-    </w:p>
-    <w:p>
-      <w:pPr>
-        <w:pStyle w:val="3"/>
-        <w:spacing w:before="0" w:line="360" w:lineRule="auto"/>
-        <w:ind w:left="0" w:firstLine="709"/>
-        <w:rPr>
-          <w:rFonts w:ascii="Times New Roman" w:hAnsi="Times New Roman" w:cs="Times New Roman"/>
-          <w:sz w:val="28"/>
-          <w:szCs w:val="28"/>
-        </w:rPr>
-      </w:pPr>
-      <w:bookmarkStart w:id="14" w:name="_Toc190191905"/>
-      <w:r>
-        <w:rPr>
-          <w:rFonts w:ascii="Times New Roman" w:hAnsi="Times New Roman" w:cs="Times New Roman"/>
-          <w:sz w:val="28"/>
-          <w:szCs w:val="28"/>
-        </w:rPr>
-        <w:t>2.</w:t>
-      </w:r>
-      <w:r>
-        <w:rPr>
-          <w:rFonts w:ascii="Times New Roman" w:hAnsi="Times New Roman" w:cs="Times New Roman"/>
-          <w:sz w:val="28"/>
-          <w:szCs w:val="28"/>
-        </w:rPr>
-        <w:t>4</w:t>
-      </w:r>
-      <w:r>
-        <w:rPr>
-          <w:rFonts w:ascii="Times New Roman" w:hAnsi="Times New Roman" w:cs="Times New Roman"/>
-          <w:sz w:val="28"/>
-          <w:szCs w:val="28"/>
-        </w:rPr>
-        <w:t xml:space="preserve">.1 </w:t>
-      </w:r>
-      <w:r>
-        <w:rPr>
-          <w:rFonts w:ascii="Times New Roman" w:hAnsi="Times New Roman" w:cs="Times New Roman"/>
-          <w:sz w:val="28"/>
-          <w:szCs w:val="28"/>
-        </w:rPr>
-        <w:t xml:space="preserve">Обоснование выбора диаграммы </w:t>
-      </w:r>
-      <w:r>
-        <w:rPr>
-          <w:rFonts w:ascii="Times New Roman" w:eastAsia="Times New Roman" w:hAnsi="Times New Roman" w:cs="Times New Roman"/>
-          <w:bCs/>
-          <w:color w:val="00B050"/>
-          <w:sz w:val="28"/>
-          <w:szCs w:val="28"/>
-          <w:highlight w:val="yellow"/>
-        </w:rPr>
-        <w:t>такой-то</w:t>
-      </w:r>
-      <w:r>
-        <w:rPr>
-          <w:rFonts w:ascii="Times New Roman" w:hAnsi="Times New Roman" w:cs="Times New Roman"/>
-          <w:sz w:val="28"/>
-          <w:szCs w:val="28"/>
-        </w:rPr>
-        <w:t xml:space="preserve"> </w:t>
-      </w:r>
-      <w:r>
-        <w:rPr>
-          <w:rFonts w:ascii="Times New Roman" w:eastAsia="Times New Roman" w:hAnsi="Times New Roman" w:cs="Times New Roman"/>
-          <w:bCs/>
-          <w:color w:val="00B050"/>
-          <w:sz w:val="28"/>
-          <w:szCs w:val="28"/>
-          <w:highlight w:val="yellow"/>
-        </w:rPr>
-        <w:t>и ее нотации</w:t>
-      </w:r>
-      <w:bookmarkEnd w:id="14"/>
+        <w:t>Если в содержании после обновления изменилось оформление, настроить его как в шаблоне.</w:t>
+      </w:r>
     </w:p>
     <w:p>
       <w:pPr>
@@ -5304,81 +5661,8 @@
           <w:sz w:val="28"/>
           <w:szCs w:val="28"/>
         </w:rPr>
-        <w:t>…</w:t>
-      </w:r>
-    </w:p>
-    <w:p>
-      <w:pPr>
-        <w:pStyle w:val="3"/>
-        <w:spacing w:before="0" w:line="360" w:lineRule="auto"/>
-        <w:ind w:left="0" w:firstLine="709"/>
-        <w:rPr>
-          <w:rFonts w:ascii="Times New Roman" w:hAnsi="Times New Roman" w:cs="Times New Roman"/>
-          <w:color w:val="auto"/>
-          <w:sz w:val="28"/>
-          <w:szCs w:val="28"/>
-        </w:rPr>
-      </w:pPr>
-      <w:bookmarkStart w:id="15" w:name="_Toc190191906"/>
-      <w:r>
-        <w:rPr>
-          <w:rFonts w:ascii="Times New Roman" w:hAnsi="Times New Roman" w:cs="Times New Roman"/>
-          <w:color w:val="auto"/>
-          <w:sz w:val="28"/>
-          <w:szCs w:val="28"/>
-        </w:rPr>
-        <w:t>2.</w:t>
-      </w:r>
-      <w:r>
-        <w:rPr>
-          <w:rFonts w:ascii="Times New Roman" w:hAnsi="Times New Roman" w:cs="Times New Roman"/>
-          <w:color w:val="auto"/>
-          <w:sz w:val="28"/>
-          <w:szCs w:val="28"/>
-        </w:rPr>
-        <w:t>4</w:t>
-      </w:r>
-      <w:r>
-        <w:rPr>
-          <w:rFonts w:ascii="Times New Roman" w:hAnsi="Times New Roman" w:cs="Times New Roman"/>
-          <w:color w:val="auto"/>
-          <w:sz w:val="28"/>
-          <w:szCs w:val="28"/>
-        </w:rPr>
-        <w:t xml:space="preserve">.2 Обоснование выбора диаграммы </w:t>
-      </w:r>
-      <w:r>
-        <w:rPr>
-          <w:rFonts w:ascii="Times New Roman" w:eastAsia="Times New Roman" w:hAnsi="Times New Roman" w:cs="Times New Roman"/>
-          <w:bCs/>
-          <w:color w:val="00B050"/>
-          <w:sz w:val="28"/>
-          <w:szCs w:val="28"/>
-          <w:highlight w:val="yellow"/>
-        </w:rPr>
-        <w:t>такой-то</w:t>
-      </w:r>
-      <w:r>
-        <w:rPr>
-          <w:rFonts w:ascii="Times New Roman" w:hAnsi="Times New Roman" w:cs="Times New Roman"/>
-          <w:color w:val="auto"/>
-          <w:sz w:val="28"/>
-          <w:szCs w:val="28"/>
-        </w:rPr>
-        <w:t xml:space="preserve"> </w:t>
-      </w:r>
-      <w:r>
-        <w:rPr>
-          <w:rFonts w:ascii="Times New Roman" w:eastAsia="Times New Roman" w:hAnsi="Times New Roman" w:cs="Times New Roman"/>
-          <w:bCs/>
-          <w:color w:val="00B050"/>
-          <w:sz w:val="28"/>
-          <w:szCs w:val="28"/>
-          <w:highlight w:val="yellow"/>
-        </w:rPr>
-        <w:t>и ее нотации</w:t>
-      </w:r>
-      <w:bookmarkEnd w:id="15"/>
+        <w:t>Зеленый текст изменяем, цвет ставим «Авто», желтый маркер убираем, красный текст удаляем вовсе.</w:t>
+      </w:r>
     </w:p>
     <w:p>
       <w:pPr>
@@ -5397,90 +5681,8 @@
           <w:sz w:val="28"/>
           <w:szCs w:val="28"/>
         </w:rPr>
-        <w:t>…</w:t>
-      </w:r>
-    </w:p>
-    <w:p>
-      <w:pPr>
-        <w:pStyle w:val="3"/>
-        <w:spacing w:before="0" w:line="360" w:lineRule="auto"/>
-        <w:ind w:left="0" w:firstLine="709"/>
-        <w:rPr>
-          <w:rFonts w:ascii="Times New Roman" w:hAnsi="Times New Roman" w:cs="Times New Roman"/>
-          <w:color w:val="auto"/>
-          <w:sz w:val="28"/>
-          <w:szCs w:val="28"/>
-        </w:rPr>
-      </w:pPr>
-      <w:bookmarkStart w:id="16" w:name="_Toc190191907"/>
-      <w:r>
-        <w:rPr>
-          <w:rFonts w:ascii="Times New Roman" w:hAnsi="Times New Roman" w:cs="Times New Roman"/>
-          <w:color w:val="auto"/>
-          <w:sz w:val="28"/>
-          <w:szCs w:val="28"/>
-        </w:rPr>
-        <w:t>2.</w:t>
-      </w:r>
-      <w:r>
-        <w:rPr>
-          <w:rFonts w:ascii="Times New Roman" w:hAnsi="Times New Roman" w:cs="Times New Roman"/>
-          <w:color w:val="auto"/>
-          <w:sz w:val="28"/>
-          <w:szCs w:val="28"/>
-        </w:rPr>
-        <w:t>4</w:t>
-      </w:r>
-      <w:r>
-        <w:rPr>
-          <w:rFonts w:ascii="Times New Roman" w:hAnsi="Times New Roman" w:cs="Times New Roman"/>
-          <w:color w:val="auto"/>
-          <w:sz w:val="28"/>
-          <w:szCs w:val="28"/>
-        </w:rPr>
-        <w:t xml:space="preserve">.3 </w:t>
-      </w:r>
-      <w:r>
-        <w:rPr>
-          <w:rFonts w:ascii="Times New Roman" w:hAnsi="Times New Roman" w:cs="Times New Roman"/>
-          <w:color w:val="auto"/>
-          <w:sz w:val="28"/>
-          <w:szCs w:val="28"/>
-        </w:rPr>
-        <w:t xml:space="preserve">Обоснование выбора диаграммы </w:t>
-      </w:r>
-      <w:r>
-        <w:rPr>
-          <w:rFonts w:ascii="Times New Roman" w:eastAsia="Times New Roman" w:hAnsi="Times New Roman" w:cs="Times New Roman"/>
-          <w:bCs/>
-          <w:color w:val="00B050"/>
-          <w:sz w:val="28"/>
-          <w:szCs w:val="28"/>
-          <w:highlight w:val="yellow"/>
-        </w:rPr>
-        <w:t>такой-то</w:t>
-      </w:r>
-      <w:r>
-        <w:rPr>
-          <w:rFonts w:ascii="Times New Roman" w:hAnsi="Times New Roman" w:cs="Times New Roman"/>
-          <w:color w:val="auto"/>
-          <w:sz w:val="28"/>
-          <w:szCs w:val="28"/>
-        </w:rPr>
-        <w:t xml:space="preserve"> </w:t>
-      </w:r>
-      <w:r>
-        <w:rPr>
-          <w:rFonts w:ascii="Times New Roman" w:eastAsia="Times New Roman" w:hAnsi="Times New Roman" w:cs="Times New Roman"/>
-          <w:bCs/>
-          <w:color w:val="00B050"/>
-          <w:sz w:val="28"/>
-          <w:szCs w:val="28"/>
-          <w:highlight w:val="yellow"/>
-        </w:rPr>
-        <w:t>и ее нотации</w:t>
-      </w:r>
-      <w:bookmarkEnd w:id="16"/>
+        <w:t>Не забывайте, что текст в отчете должен располагаться равномерно. Недопустимо оставлять в конце страниц пустое пространство (если это не конец раздела)!</w:t>
+      </w:r>
     </w:p>
     <w:p>
       <w:pPr>
@@ -5499,178 +5701,7 @@
           <w:sz w:val="28"/>
           <w:szCs w:val="28"/>
         </w:rPr>
-        <w:t>…</w:t>
-      </w:r>
-    </w:p>
-    <w:p>
-      <w:pPr>
-        <w:spacing w:line="360" w:lineRule="auto"/>
-        <w:ind w:left="0" w:firstLine="709"/>
-        <w:jc w:val="both"/>
-        <w:rPr>
-          <w:bCs/>
-          <w:color w:val="00B050"/>
-          <w:sz w:val="28"/>
-          <w:szCs w:val="28"/>
-          <w:highlight w:val="yellow"/>
-        </w:rPr>
-      </w:pPr>
-    </w:p>
-    <w:p>
-      <w:pPr>
-        <w:spacing w:line="360" w:lineRule="auto"/>
-        <w:ind w:left="0" w:firstLine="709"/>
-        <w:jc w:val="both"/>
-        <w:rPr>
-          <w:color w:val="FF0000"/>
-          <w:sz w:val="28"/>
-          <w:szCs w:val="28"/>
-        </w:rPr>
-      </w:pPr>
-      <w:r>
-        <w:rPr>
-          <w:color w:val="FF0000"/>
-          <w:sz w:val="28"/>
-          <w:szCs w:val="28"/>
-        </w:rPr>
-        <w:lastRenderedPageBreak/>
-        <w:t>Отчет оформляется в соответствии с ГОСТ 7.32-2017.</w:t>
-      </w:r>
-    </w:p>
-    <w:p>
-      <w:pPr>
-        <w:spacing w:line="360" w:lineRule="auto"/>
-        <w:ind w:left="0" w:firstLine="709"/>
-        <w:jc w:val="both"/>
-        <w:rPr>
-          <w:color w:val="FF0000"/>
-          <w:sz w:val="28"/>
-          <w:szCs w:val="28"/>
-        </w:rPr>
-      </w:pPr>
-      <w:r>
-        <w:rPr>
-          <w:color w:val="FF0000"/>
-          <w:sz w:val="28"/>
-          <w:szCs w:val="28"/>
-        </w:rPr>
-        <w:t>После формирования отчета необходимо обновить нумерацию и/или количество структурных элементов в содержании.</w:t>
-      </w:r>
-    </w:p>
-    <w:p>
-      <w:pPr>
-        <w:spacing w:line="360" w:lineRule="auto"/>
-        <w:ind w:left="0" w:firstLine="709"/>
-        <w:jc w:val="both"/>
-        <w:rPr>
-          <w:color w:val="FF0000"/>
-          <w:sz w:val="28"/>
-          <w:szCs w:val="28"/>
-        </w:rPr>
-      </w:pPr>
-      <w:r>
-        <w:rPr>
-          <w:color w:val="FF0000"/>
-          <w:sz w:val="28"/>
-          <w:szCs w:val="28"/>
-        </w:rPr>
-        <w:t>Если в содержании после обновления изменилось оформление, настроить его как в шаблоне.</w:t>
-      </w:r>
-    </w:p>
-    <w:p>
-      <w:pPr>
-        <w:spacing w:line="360" w:lineRule="auto"/>
-        <w:ind w:left="0" w:firstLine="709"/>
-        <w:jc w:val="both"/>
-        <w:rPr>
-          <w:color w:val="FF0000"/>
-          <w:sz w:val="28"/>
-          <w:szCs w:val="28"/>
-        </w:rPr>
-      </w:pPr>
-      <w:r>
-        <w:rPr>
-          <w:color w:val="FF0000"/>
-          <w:sz w:val="28"/>
-          <w:szCs w:val="28"/>
-        </w:rPr>
-        <w:t>Зеленый текст изменяем, цвет ставим «Авто», желтый маркер убираем, красный текст удаляем вовсе.</w:t>
-      </w:r>
-    </w:p>
-    <w:p>
-      <w:pPr>
-        <w:spacing w:line="360" w:lineRule="auto"/>
-        <w:ind w:left="0" w:firstLine="709"/>
-        <w:jc w:val="both"/>
-        <w:rPr>
-          <w:color w:val="FF0000"/>
-          <w:sz w:val="28"/>
-          <w:szCs w:val="28"/>
-        </w:rPr>
-      </w:pPr>
-      <w:r>
-        <w:rPr>
-          <w:color w:val="FF0000"/>
-          <w:sz w:val="28"/>
-          <w:szCs w:val="28"/>
-        </w:rPr>
-        <w:t>Не забывайте, что текст в отчете должен располагаться равномерно. Недопустимо оставлять в конце страниц пустое пространство (если это не конец раздела)!</w:t>
-      </w:r>
-    </w:p>
-    <w:p>
-      <w:pPr>
-        <w:spacing w:line="360" w:lineRule="auto"/>
-        <w:ind w:left="0" w:firstLine="709"/>
-        <w:jc w:val="both"/>
-        <w:rPr>
-          <w:color w:val="FF0000"/>
-          <w:sz w:val="28"/>
-          <w:szCs w:val="28"/>
-        </w:rPr>
-      </w:pPr>
-      <w:r>
-        <w:rPr>
-          <w:color w:val="FF0000"/>
-          <w:sz w:val="28"/>
-          <w:szCs w:val="28"/>
-        </w:rPr>
-        <w:t xml:space="preserve">Вместе с этим файлом приложена </w:t>
-      </w:r>
-      <w:proofErr w:type="spellStart"/>
-      <w:r>
-        <w:rPr>
-          <w:color w:val="FF0000"/>
-          <w:sz w:val="28"/>
-          <w:szCs w:val="28"/>
-        </w:rPr>
-        <w:t>pdf</w:t>
-      </w:r>
-      <w:proofErr w:type="spellEnd"/>
-      <w:r>
-        <w:rPr>
-          <w:color w:val="FF0000"/>
-          <w:sz w:val="28"/>
-          <w:szCs w:val="28"/>
-        </w:rPr>
-        <w:t xml:space="preserve">-версия, чтобы вы видели внешний вид </w:t>
-      </w:r>
-      <w:proofErr w:type="spellStart"/>
-      <w:r>
-        <w:rPr>
-          <w:color w:val="FF0000"/>
-          <w:sz w:val="28"/>
-          <w:szCs w:val="28"/>
-        </w:rPr>
-        <w:t>титульника</w:t>
-      </w:r>
-      <w:proofErr w:type="spellEnd"/>
-      <w:r>
-        <w:rPr>
-          <w:color w:val="FF0000"/>
-          <w:sz w:val="28"/>
-          <w:szCs w:val="28"/>
-        </w:rPr>
-        <w:t xml:space="preserve"> и содержания, если все поедет здесь.</w:t>
+        <w:t>Вместе с этим файлом приложена pdf-версия, чтобы вы видели внешний вид титульника и содержания, если все поедет здесь.</w:t>
       </w:r>
     </w:p>
     <w:p>
@@ -5685,8 +5716,8 @@
       </w:pPr>
     </w:p>
     <w:sectPr>
-      <w:footerReference w:type="default" r:id="rId8"/>
-      <w:footerReference w:type="first" r:id="rId9"/>
+      <w:footerReference w:type="default" r:id="rId9"/>
+      <w:footerReference w:type="first" r:id="rId10"/>
       <w:pgSz w:w="11906" w:h="16838"/>
       <w:pgMar w:top="1134" w:right="850" w:bottom="1134" w:left="1701" w:header="708" w:footer="708" w:gutter="0"/>
       <w:cols w:space="708"/>

--- a/МАИППО/ПР-2 МАИППО Тарасевич.docx
+++ b/МАИППО/ПР-2 МАИППО Тарасевич.docx
@@ -1766,12 +1766,13 @@
             <w:tabs>
               <w:tab w:val="right" w:leader="dot" w:pos="9345"/>
             </w:tabs>
-            <w:spacing w:after="0" w:line="360" w:lineRule="auto"/>
             <w:rPr>
               <w:rFonts w:asciiTheme="minorHAnsi" w:eastAsiaTheme="minorEastAsia" w:hAnsiTheme="minorHAnsi" w:cstheme="minorBidi"/>
               <w:noProof/>
-              <w:sz w:val="28"/>
-              <w:szCs w:val="28"/>
+              <w:kern w:val="2"/>
+              <w:sz w:val="24"/>
+              <w:szCs w:val="24"/>
+              <w14:ligatures w14:val="standardContextual"/>
             </w:rPr>
           </w:pPr>
           <w:r>
@@ -1795,13 +1796,11 @@
             </w:rPr>
             <w:fldChar w:fldCharType="separate"/>
           </w:r>
-          <w:hyperlink w:anchor="_Toc190191891" w:history="1">
+          <w:hyperlink w:anchor="_Toc225760208" w:history="1">
             <w:r>
               <w:rPr>
                 <w:rStyle w:val="aa"/>
                 <w:noProof/>
-                <w:sz w:val="28"/>
-                <w:szCs w:val="28"/>
               </w:rPr>
               <w:t>1 Цель работы и постановка задачи</w:t>
             </w:r>
@@ -1809,8 +1808,6 @@
               <w:rPr>
                 <w:noProof/>
                 <w:webHidden/>
-                <w:sz w:val="28"/>
-                <w:szCs w:val="28"/>
               </w:rPr>
               <w:tab/>
             </w:r>
@@ -1818,8 +1815,6 @@
               <w:rPr>
                 <w:noProof/>
                 <w:webHidden/>
-                <w:sz w:val="28"/>
-                <w:szCs w:val="28"/>
               </w:rPr>
               <w:fldChar w:fldCharType="begin"/>
             </w:r>
@@ -1827,25 +1822,19 @@
               <w:rPr>
                 <w:noProof/>
                 <w:webHidden/>
-                <w:sz w:val="28"/>
-                <w:szCs w:val="28"/>
-              </w:rPr>
-              <w:instrText xml:space="preserve"> PAGEREF _Toc190191891 \h </w:instrText>
-            </w:r>
-            <w:r>
-              <w:rPr>
-                <w:noProof/>
-                <w:webHidden/>
-                <w:sz w:val="28"/>
-                <w:szCs w:val="28"/>
-              </w:rPr>
-            </w:r>
-            <w:r>
-              <w:rPr>
-                <w:noProof/>
-                <w:webHidden/>
-                <w:sz w:val="28"/>
-                <w:szCs w:val="28"/>
+              </w:rPr>
+              <w:instrText xml:space="preserve"> PAGEREF _Toc225760208 \h </w:instrText>
+            </w:r>
+            <w:r>
+              <w:rPr>
+                <w:noProof/>
+                <w:webHidden/>
+              </w:rPr>
+            </w:r>
+            <w:r>
+              <w:rPr>
+                <w:noProof/>
+                <w:webHidden/>
               </w:rPr>
               <w:fldChar w:fldCharType="separate"/>
             </w:r>
@@ -1853,8 +1842,6 @@
               <w:rPr>
                 <w:noProof/>
                 <w:webHidden/>
-                <w:sz w:val="28"/>
-                <w:szCs w:val="28"/>
               </w:rPr>
               <w:t>3</w:t>
             </w:r>
@@ -1862,8 +1849,6 @@
               <w:rPr>
                 <w:noProof/>
                 <w:webHidden/>
-                <w:sz w:val="28"/>
-                <w:szCs w:val="28"/>
               </w:rPr>
               <w:fldChar w:fldCharType="end"/>
             </w:r>
@@ -1875,18 +1860,18 @@
             <w:rPr>
               <w:rFonts w:asciiTheme="minorHAnsi" w:eastAsiaTheme="minorEastAsia" w:hAnsiTheme="minorHAnsi" w:cstheme="minorBidi"/>
               <w:noProof/>
-              <w:sz w:val="28"/>
-              <w:szCs w:val="28"/>
+              <w:kern w:val="2"/>
+              <w:sz w:val="24"/>
+              <w:szCs w:val="24"/>
+              <w14:ligatures w14:val="standardContextual"/>
             </w:rPr>
           </w:pPr>
-          <w:hyperlink w:anchor="_Toc190191892" w:history="1">
+          <w:hyperlink w:anchor="_Toc225760209" w:history="1">
             <w:r>
               <w:rPr>
                 <w:rStyle w:val="aa"/>
                 <w:bCs/>
                 <w:noProof/>
-                <w:sz w:val="28"/>
-                <w:szCs w:val="28"/>
               </w:rPr>
               <w:t>1.1 Цель работы</w:t>
             </w:r>
@@ -1894,8 +1879,6 @@
               <w:rPr>
                 <w:noProof/>
                 <w:webHidden/>
-                <w:sz w:val="28"/>
-                <w:szCs w:val="28"/>
               </w:rPr>
               <w:tab/>
             </w:r>
@@ -1903,8 +1886,6 @@
               <w:rPr>
                 <w:noProof/>
                 <w:webHidden/>
-                <w:sz w:val="28"/>
-                <w:szCs w:val="28"/>
               </w:rPr>
               <w:fldChar w:fldCharType="begin"/>
             </w:r>
@@ -1912,25 +1893,19 @@
               <w:rPr>
                 <w:noProof/>
                 <w:webHidden/>
-                <w:sz w:val="28"/>
-                <w:szCs w:val="28"/>
-              </w:rPr>
-              <w:instrText xml:space="preserve"> PAGEREF _Toc190191892 \h </w:instrText>
-            </w:r>
-            <w:r>
-              <w:rPr>
-                <w:noProof/>
-                <w:webHidden/>
-                <w:sz w:val="28"/>
-                <w:szCs w:val="28"/>
-              </w:rPr>
-            </w:r>
-            <w:r>
-              <w:rPr>
-                <w:noProof/>
-                <w:webHidden/>
-                <w:sz w:val="28"/>
-                <w:szCs w:val="28"/>
+              </w:rPr>
+              <w:instrText xml:space="preserve"> PAGEREF _Toc225760209 \h </w:instrText>
+            </w:r>
+            <w:r>
+              <w:rPr>
+                <w:noProof/>
+                <w:webHidden/>
+              </w:rPr>
+            </w:r>
+            <w:r>
+              <w:rPr>
+                <w:noProof/>
+                <w:webHidden/>
               </w:rPr>
               <w:fldChar w:fldCharType="separate"/>
             </w:r>
@@ -1938,8 +1913,6 @@
               <w:rPr>
                 <w:noProof/>
                 <w:webHidden/>
-                <w:sz w:val="28"/>
-                <w:szCs w:val="28"/>
               </w:rPr>
               <w:t>3</w:t>
             </w:r>
@@ -1947,8 +1920,6 @@
               <w:rPr>
                 <w:noProof/>
                 <w:webHidden/>
-                <w:sz w:val="28"/>
-                <w:szCs w:val="28"/>
               </w:rPr>
               <w:fldChar w:fldCharType="end"/>
             </w:r>
@@ -1960,18 +1931,18 @@
             <w:rPr>
               <w:rFonts w:asciiTheme="minorHAnsi" w:eastAsiaTheme="minorEastAsia" w:hAnsiTheme="minorHAnsi" w:cstheme="minorBidi"/>
               <w:noProof/>
-              <w:sz w:val="28"/>
-              <w:szCs w:val="28"/>
+              <w:kern w:val="2"/>
+              <w:sz w:val="24"/>
+              <w:szCs w:val="24"/>
+              <w14:ligatures w14:val="standardContextual"/>
             </w:rPr>
           </w:pPr>
-          <w:hyperlink w:anchor="_Toc190191893" w:history="1">
+          <w:hyperlink w:anchor="_Toc225760210" w:history="1">
             <w:r>
               <w:rPr>
                 <w:rStyle w:val="aa"/>
                 <w:bCs/>
                 <w:noProof/>
-                <w:sz w:val="28"/>
-                <w:szCs w:val="28"/>
               </w:rPr>
               <w:t>1.2 Постановка задачи и ход выполнения работы</w:t>
             </w:r>
@@ -1979,8 +1950,6 @@
               <w:rPr>
                 <w:noProof/>
                 <w:webHidden/>
-                <w:sz w:val="28"/>
-                <w:szCs w:val="28"/>
               </w:rPr>
               <w:tab/>
             </w:r>
@@ -1988,8 +1957,6 @@
               <w:rPr>
                 <w:noProof/>
                 <w:webHidden/>
-                <w:sz w:val="28"/>
-                <w:szCs w:val="28"/>
               </w:rPr>
               <w:fldChar w:fldCharType="begin"/>
             </w:r>
@@ -1997,25 +1964,19 @@
               <w:rPr>
                 <w:noProof/>
                 <w:webHidden/>
-                <w:sz w:val="28"/>
-                <w:szCs w:val="28"/>
-              </w:rPr>
-              <w:instrText xml:space="preserve"> PAGEREF _Toc190191893 \h </w:instrText>
-            </w:r>
-            <w:r>
-              <w:rPr>
-                <w:noProof/>
-                <w:webHidden/>
-                <w:sz w:val="28"/>
-                <w:szCs w:val="28"/>
-              </w:rPr>
-            </w:r>
-            <w:r>
-              <w:rPr>
-                <w:noProof/>
-                <w:webHidden/>
-                <w:sz w:val="28"/>
-                <w:szCs w:val="28"/>
+              </w:rPr>
+              <w:instrText xml:space="preserve"> PAGEREF _Toc225760210 \h </w:instrText>
+            </w:r>
+            <w:r>
+              <w:rPr>
+                <w:noProof/>
+                <w:webHidden/>
+              </w:rPr>
+            </w:r>
+            <w:r>
+              <w:rPr>
+                <w:noProof/>
+                <w:webHidden/>
               </w:rPr>
               <w:fldChar w:fldCharType="separate"/>
             </w:r>
@@ -2023,8 +1984,6 @@
               <w:rPr>
                 <w:noProof/>
                 <w:webHidden/>
-                <w:sz w:val="28"/>
-                <w:szCs w:val="28"/>
               </w:rPr>
               <w:t>3</w:t>
             </w:r>
@@ -2032,8 +1991,6 @@
               <w:rPr>
                 <w:noProof/>
                 <w:webHidden/>
-                <w:sz w:val="28"/>
-                <w:szCs w:val="28"/>
               </w:rPr>
               <w:fldChar w:fldCharType="end"/>
             </w:r>
@@ -2045,21 +2002,20 @@
             <w:tabs>
               <w:tab w:val="right" w:leader="dot" w:pos="9345"/>
             </w:tabs>
-            <w:spacing w:after="0" w:line="360" w:lineRule="auto"/>
             <w:rPr>
               <w:rFonts w:asciiTheme="minorHAnsi" w:eastAsiaTheme="minorEastAsia" w:hAnsiTheme="minorHAnsi" w:cstheme="minorBidi"/>
               <w:noProof/>
-              <w:sz w:val="28"/>
-              <w:szCs w:val="28"/>
+              <w:kern w:val="2"/>
+              <w:sz w:val="24"/>
+              <w:szCs w:val="24"/>
+              <w14:ligatures w14:val="standardContextual"/>
             </w:rPr>
           </w:pPr>
-          <w:hyperlink w:anchor="_Toc190191894" w:history="1">
+          <w:hyperlink w:anchor="_Toc225760211" w:history="1">
             <w:r>
               <w:rPr>
                 <w:rStyle w:val="aa"/>
                 <w:noProof/>
-                <w:sz w:val="28"/>
-                <w:szCs w:val="28"/>
               </w:rPr>
               <w:t>2 Выполнение работы</w:t>
             </w:r>
@@ -2067,8 +2023,6 @@
               <w:rPr>
                 <w:noProof/>
                 <w:webHidden/>
-                <w:sz w:val="28"/>
-                <w:szCs w:val="28"/>
               </w:rPr>
               <w:tab/>
             </w:r>
@@ -2076,8 +2030,6 @@
               <w:rPr>
                 <w:noProof/>
                 <w:webHidden/>
-                <w:sz w:val="28"/>
-                <w:szCs w:val="28"/>
               </w:rPr>
               <w:fldChar w:fldCharType="begin"/>
             </w:r>
@@ -2085,25 +2037,19 @@
               <w:rPr>
                 <w:noProof/>
                 <w:webHidden/>
-                <w:sz w:val="28"/>
-                <w:szCs w:val="28"/>
-              </w:rPr>
-              <w:instrText xml:space="preserve"> PAGEREF _Toc190191894 \h </w:instrText>
-            </w:r>
-            <w:r>
-              <w:rPr>
-                <w:noProof/>
-                <w:webHidden/>
-                <w:sz w:val="28"/>
-                <w:szCs w:val="28"/>
-              </w:rPr>
-            </w:r>
-            <w:r>
-              <w:rPr>
-                <w:noProof/>
-                <w:webHidden/>
-                <w:sz w:val="28"/>
-                <w:szCs w:val="28"/>
+              </w:rPr>
+              <w:instrText xml:space="preserve"> PAGEREF _Toc225760211 \h </w:instrText>
+            </w:r>
+            <w:r>
+              <w:rPr>
+                <w:noProof/>
+                <w:webHidden/>
+              </w:rPr>
+            </w:r>
+            <w:r>
+              <w:rPr>
+                <w:noProof/>
+                <w:webHidden/>
               </w:rPr>
               <w:fldChar w:fldCharType="separate"/>
             </w:r>
@@ -2111,8 +2057,6 @@
               <w:rPr>
                 <w:noProof/>
                 <w:webHidden/>
-                <w:sz w:val="28"/>
-                <w:szCs w:val="28"/>
               </w:rPr>
               <w:t>4</w:t>
             </w:r>
@@ -2120,8 +2064,6 @@
               <w:rPr>
                 <w:noProof/>
                 <w:webHidden/>
-                <w:sz w:val="28"/>
-                <w:szCs w:val="28"/>
               </w:rPr>
               <w:fldChar w:fldCharType="end"/>
             </w:r>
@@ -2133,17 +2075,17 @@
             <w:rPr>
               <w:rFonts w:asciiTheme="minorHAnsi" w:eastAsiaTheme="minorEastAsia" w:hAnsiTheme="minorHAnsi" w:cstheme="minorBidi"/>
               <w:noProof/>
-              <w:sz w:val="28"/>
-              <w:szCs w:val="28"/>
+              <w:kern w:val="2"/>
+              <w:sz w:val="24"/>
+              <w:szCs w:val="24"/>
+              <w14:ligatures w14:val="standardContextual"/>
             </w:rPr>
           </w:pPr>
-          <w:hyperlink w:anchor="_Toc190191895" w:history="1">
+          <w:hyperlink w:anchor="_Toc225760212" w:history="1">
             <w:r>
               <w:rPr>
                 <w:rStyle w:val="aa"/>
                 <w:noProof/>
-                <w:sz w:val="28"/>
-                <w:szCs w:val="28"/>
               </w:rPr>
               <w:t xml:space="preserve">2.1 </w:t>
             </w:r>
@@ -2152,8 +2094,6 @@
                 <w:rStyle w:val="aa"/>
                 <w:bCs/>
                 <w:noProof/>
-                <w:sz w:val="28"/>
-                <w:szCs w:val="28"/>
               </w:rPr>
               <w:t>Составление модели проектирования</w:t>
             </w:r>
@@ -2161,8 +2101,6 @@
               <w:rPr>
                 <w:noProof/>
                 <w:webHidden/>
-                <w:sz w:val="28"/>
-                <w:szCs w:val="28"/>
               </w:rPr>
               <w:tab/>
             </w:r>
@@ -2170,8 +2108,6 @@
               <w:rPr>
                 <w:noProof/>
                 <w:webHidden/>
-                <w:sz w:val="28"/>
-                <w:szCs w:val="28"/>
               </w:rPr>
               <w:fldChar w:fldCharType="begin"/>
             </w:r>
@@ -2179,25 +2115,19 @@
               <w:rPr>
                 <w:noProof/>
                 <w:webHidden/>
-                <w:sz w:val="28"/>
-                <w:szCs w:val="28"/>
-              </w:rPr>
-              <w:instrText xml:space="preserve"> PAGEREF _Toc190191895 \h </w:instrText>
-            </w:r>
-            <w:r>
-              <w:rPr>
-                <w:noProof/>
-                <w:webHidden/>
-                <w:sz w:val="28"/>
-                <w:szCs w:val="28"/>
-              </w:rPr>
-            </w:r>
-            <w:r>
-              <w:rPr>
-                <w:noProof/>
-                <w:webHidden/>
-                <w:sz w:val="28"/>
-                <w:szCs w:val="28"/>
+              </w:rPr>
+              <w:instrText xml:space="preserve"> PAGEREF _Toc225760212 \h </w:instrText>
+            </w:r>
+            <w:r>
+              <w:rPr>
+                <w:noProof/>
+                <w:webHidden/>
+              </w:rPr>
+            </w:r>
+            <w:r>
+              <w:rPr>
+                <w:noProof/>
+                <w:webHidden/>
               </w:rPr>
               <w:fldChar w:fldCharType="separate"/>
             </w:r>
@@ -2205,8 +2135,6 @@
               <w:rPr>
                 <w:noProof/>
                 <w:webHidden/>
-                <w:sz w:val="28"/>
-                <w:szCs w:val="28"/>
               </w:rPr>
               <w:t>4</w:t>
             </w:r>
@@ -2214,8 +2142,6 @@
               <w:rPr>
                 <w:noProof/>
                 <w:webHidden/>
-                <w:sz w:val="28"/>
-                <w:szCs w:val="28"/>
               </w:rPr>
               <w:fldChar w:fldCharType="end"/>
             </w:r>
@@ -2227,17 +2153,17 @@
             <w:rPr>
               <w:rFonts w:asciiTheme="minorHAnsi" w:eastAsiaTheme="minorEastAsia" w:hAnsiTheme="minorHAnsi" w:cstheme="minorBidi"/>
               <w:noProof/>
-              <w:sz w:val="28"/>
-              <w:szCs w:val="28"/>
+              <w:kern w:val="2"/>
+              <w:sz w:val="24"/>
+              <w:szCs w:val="24"/>
+              <w14:ligatures w14:val="standardContextual"/>
             </w:rPr>
           </w:pPr>
-          <w:hyperlink w:anchor="_Toc190191896" w:history="1">
+          <w:hyperlink w:anchor="_Toc225760213" w:history="1">
             <w:r>
               <w:rPr>
                 <w:rStyle w:val="aa"/>
                 <w:noProof/>
-                <w:sz w:val="28"/>
-                <w:szCs w:val="28"/>
               </w:rPr>
               <w:t xml:space="preserve">2.2 Построение диаграмм </w:t>
             </w:r>
@@ -2246,17 +2172,13 @@
                 <w:rStyle w:val="aa"/>
                 <w:bCs/>
                 <w:noProof/>
-                <w:sz w:val="28"/>
-                <w:szCs w:val="28"/>
-              </w:rPr>
-              <w:t>такой-то</w:t>
+              </w:rPr>
+              <w:t>поведенческой</w:t>
             </w:r>
             <w:r>
               <w:rPr>
                 <w:rStyle w:val="aa"/>
                 <w:noProof/>
-                <w:sz w:val="28"/>
-                <w:szCs w:val="28"/>
               </w:rPr>
               <w:t xml:space="preserve"> модели</w:t>
             </w:r>
@@ -2264,8 +2186,6 @@
               <w:rPr>
                 <w:noProof/>
                 <w:webHidden/>
-                <w:sz w:val="28"/>
-                <w:szCs w:val="28"/>
               </w:rPr>
               <w:tab/>
             </w:r>
@@ -2273,8 +2193,6 @@
               <w:rPr>
                 <w:noProof/>
                 <w:webHidden/>
-                <w:sz w:val="28"/>
-                <w:szCs w:val="28"/>
               </w:rPr>
               <w:fldChar w:fldCharType="begin"/>
             </w:r>
@@ -2282,25 +2200,19 @@
               <w:rPr>
                 <w:noProof/>
                 <w:webHidden/>
-                <w:sz w:val="28"/>
-                <w:szCs w:val="28"/>
-              </w:rPr>
-              <w:instrText xml:space="preserve"> PAGEREF _Toc190191896 \h </w:instrText>
-            </w:r>
-            <w:r>
-              <w:rPr>
-                <w:noProof/>
-                <w:webHidden/>
-                <w:sz w:val="28"/>
-                <w:szCs w:val="28"/>
-              </w:rPr>
-            </w:r>
-            <w:r>
-              <w:rPr>
-                <w:noProof/>
-                <w:webHidden/>
-                <w:sz w:val="28"/>
-                <w:szCs w:val="28"/>
+              </w:rPr>
+              <w:instrText xml:space="preserve"> PAGEREF _Toc225760213 \h </w:instrText>
+            </w:r>
+            <w:r>
+              <w:rPr>
+                <w:noProof/>
+                <w:webHidden/>
+              </w:rPr>
+            </w:r>
+            <w:r>
+              <w:rPr>
+                <w:noProof/>
+                <w:webHidden/>
               </w:rPr>
               <w:fldChar w:fldCharType="separate"/>
             </w:r>
@@ -2308,8 +2220,6 @@
               <w:rPr>
                 <w:noProof/>
                 <w:webHidden/>
-                <w:sz w:val="28"/>
-                <w:szCs w:val="28"/>
               </w:rPr>
               <w:t>4</w:t>
             </w:r>
@@ -2317,8 +2227,6 @@
               <w:rPr>
                 <w:noProof/>
                 <w:webHidden/>
-                <w:sz w:val="28"/>
-                <w:szCs w:val="28"/>
               </w:rPr>
               <w:fldChar w:fldCharType="end"/>
             </w:r>
@@ -2330,55 +2238,24 @@
             <w:rPr>
               <w:rFonts w:asciiTheme="minorHAnsi" w:eastAsiaTheme="minorEastAsia" w:hAnsiTheme="minorHAnsi" w:cstheme="minorBidi"/>
               <w:noProof/>
-              <w:sz w:val="28"/>
-              <w:szCs w:val="28"/>
+              <w:kern w:val="2"/>
+              <w:sz w:val="24"/>
+              <w:szCs w:val="24"/>
+              <w14:ligatures w14:val="standardContextual"/>
             </w:rPr>
           </w:pPr>
-          <w:hyperlink w:anchor="_Toc190191897" w:history="1">
+          <w:hyperlink w:anchor="_Toc225760214" w:history="1">
             <w:r>
               <w:rPr>
                 <w:rStyle w:val="aa"/>
                 <w:noProof/>
-                <w:sz w:val="28"/>
-                <w:szCs w:val="28"/>
-              </w:rPr>
-              <w:t xml:space="preserve">2.2.1 Обоснование выбора диаграммы </w:t>
-            </w:r>
-            <w:r>
-              <w:rPr>
-                <w:rStyle w:val="aa"/>
-                <w:bCs/>
-                <w:noProof/>
-                <w:sz w:val="28"/>
-                <w:szCs w:val="28"/>
-              </w:rPr>
-              <w:t>такой-то</w:t>
-            </w:r>
-            <w:r>
-              <w:rPr>
-                <w:rStyle w:val="aa"/>
-                <w:noProof/>
-                <w:sz w:val="28"/>
-                <w:szCs w:val="28"/>
-              </w:rPr>
-              <w:t xml:space="preserve"> </w:t>
-            </w:r>
-            <w:r>
-              <w:rPr>
-                <w:rStyle w:val="aa"/>
-                <w:bCs/>
-                <w:noProof/>
-                <w:sz w:val="28"/>
-                <w:szCs w:val="28"/>
-              </w:rPr>
-              <w:t>и ее нотации</w:t>
-            </w:r>
-            <w:r>
-              <w:rPr>
-                <w:noProof/>
-                <w:webHidden/>
-                <w:sz w:val="28"/>
-                <w:szCs w:val="28"/>
+              </w:rPr>
+              <w:t>2.2.1 Обоснование выбора диаграммы состояний</w:t>
+            </w:r>
+            <w:r>
+              <w:rPr>
+                <w:noProof/>
+                <w:webHidden/>
               </w:rPr>
               <w:tab/>
             </w:r>
@@ -2386,8 +2263,6 @@
               <w:rPr>
                 <w:noProof/>
                 <w:webHidden/>
-                <w:sz w:val="28"/>
-                <w:szCs w:val="28"/>
               </w:rPr>
               <w:fldChar w:fldCharType="begin"/>
             </w:r>
@@ -2395,25 +2270,19 @@
               <w:rPr>
                 <w:noProof/>
                 <w:webHidden/>
-                <w:sz w:val="28"/>
-                <w:szCs w:val="28"/>
-              </w:rPr>
-              <w:instrText xml:space="preserve"> PAGEREF _Toc190191897 \h </w:instrText>
-            </w:r>
-            <w:r>
-              <w:rPr>
-                <w:noProof/>
-                <w:webHidden/>
-                <w:sz w:val="28"/>
-                <w:szCs w:val="28"/>
-              </w:rPr>
-            </w:r>
-            <w:r>
-              <w:rPr>
-                <w:noProof/>
-                <w:webHidden/>
-                <w:sz w:val="28"/>
-                <w:szCs w:val="28"/>
+              </w:rPr>
+              <w:instrText xml:space="preserve"> PAGEREF _Toc225760214 \h </w:instrText>
+            </w:r>
+            <w:r>
+              <w:rPr>
+                <w:noProof/>
+                <w:webHidden/>
+              </w:rPr>
+            </w:r>
+            <w:r>
+              <w:rPr>
+                <w:noProof/>
+                <w:webHidden/>
               </w:rPr>
               <w:fldChar w:fldCharType="separate"/>
             </w:r>
@@ -2421,8 +2290,6 @@
               <w:rPr>
                 <w:noProof/>
                 <w:webHidden/>
-                <w:sz w:val="28"/>
-                <w:szCs w:val="28"/>
               </w:rPr>
               <w:t>4</w:t>
             </w:r>
@@ -2430,8 +2297,6 @@
               <w:rPr>
                 <w:noProof/>
                 <w:webHidden/>
-                <w:sz w:val="28"/>
-                <w:szCs w:val="28"/>
               </w:rPr>
               <w:fldChar w:fldCharType="end"/>
             </w:r>
@@ -2443,17 +2308,17 @@
             <w:rPr>
               <w:rFonts w:asciiTheme="minorHAnsi" w:eastAsiaTheme="minorEastAsia" w:hAnsiTheme="minorHAnsi" w:cstheme="minorBidi"/>
               <w:noProof/>
-              <w:sz w:val="28"/>
-              <w:szCs w:val="28"/>
+              <w:kern w:val="2"/>
+              <w:sz w:val="24"/>
+              <w:szCs w:val="24"/>
+              <w14:ligatures w14:val="standardContextual"/>
             </w:rPr>
           </w:pPr>
-          <w:hyperlink w:anchor="_Toc190191898" w:history="1">
+          <w:hyperlink w:anchor="_Toc225760215" w:history="1">
             <w:r>
               <w:rPr>
                 <w:rStyle w:val="aa"/>
                 <w:noProof/>
-                <w:sz w:val="28"/>
-                <w:szCs w:val="28"/>
               </w:rPr>
               <w:t xml:space="preserve">2.2.2 Обоснование выбора диаграммы </w:t>
             </w:r>
@@ -2462,36 +2327,13 @@
                 <w:rStyle w:val="aa"/>
                 <w:bCs/>
                 <w:noProof/>
-                <w:sz w:val="28"/>
-                <w:szCs w:val="28"/>
-              </w:rPr>
-              <w:t>такой-то</w:t>
-            </w:r>
-            <w:r>
-              <w:rPr>
-                <w:rStyle w:val="aa"/>
-                <w:noProof/>
-                <w:sz w:val="28"/>
-                <w:szCs w:val="28"/>
-              </w:rPr>
-              <w:t xml:space="preserve"> </w:t>
-            </w:r>
-            <w:r>
-              <w:rPr>
-                <w:rStyle w:val="aa"/>
-                <w:bCs/>
-                <w:noProof/>
-                <w:sz w:val="28"/>
-                <w:szCs w:val="28"/>
-              </w:rPr>
-              <w:t>и ее нотации</w:t>
-            </w:r>
-            <w:r>
-              <w:rPr>
-                <w:noProof/>
-                <w:webHidden/>
-                <w:sz w:val="28"/>
-                <w:szCs w:val="28"/>
+              </w:rPr>
+              <w:t>последовательности для варианта использования «добавить новое устройство»</w:t>
+            </w:r>
+            <w:r>
+              <w:rPr>
+                <w:noProof/>
+                <w:webHidden/>
               </w:rPr>
               <w:tab/>
             </w:r>
@@ -2499,8 +2341,6 @@
               <w:rPr>
                 <w:noProof/>
                 <w:webHidden/>
-                <w:sz w:val="28"/>
-                <w:szCs w:val="28"/>
               </w:rPr>
               <w:fldChar w:fldCharType="begin"/>
             </w:r>
@@ -2508,25 +2348,19 @@
               <w:rPr>
                 <w:noProof/>
                 <w:webHidden/>
-                <w:sz w:val="28"/>
-                <w:szCs w:val="28"/>
-              </w:rPr>
-              <w:instrText xml:space="preserve"> PAGEREF _Toc190191898 \h </w:instrText>
-            </w:r>
-            <w:r>
-              <w:rPr>
-                <w:noProof/>
-                <w:webHidden/>
-                <w:sz w:val="28"/>
-                <w:szCs w:val="28"/>
-              </w:rPr>
-            </w:r>
-            <w:r>
-              <w:rPr>
-                <w:noProof/>
-                <w:webHidden/>
-                <w:sz w:val="28"/>
-                <w:szCs w:val="28"/>
+              </w:rPr>
+              <w:instrText xml:space="preserve"> PAGEREF _Toc225760215 \h </w:instrText>
+            </w:r>
+            <w:r>
+              <w:rPr>
+                <w:noProof/>
+                <w:webHidden/>
+              </w:rPr>
+            </w:r>
+            <w:r>
+              <w:rPr>
+                <w:noProof/>
+                <w:webHidden/>
               </w:rPr>
               <w:fldChar w:fldCharType="separate"/>
             </w:r>
@@ -2534,17 +2368,13 @@
               <w:rPr>
                 <w:noProof/>
                 <w:webHidden/>
-                <w:sz w:val="28"/>
-                <w:szCs w:val="28"/>
-              </w:rPr>
-              <w:t>4</w:t>
-            </w:r>
-            <w:r>
-              <w:rPr>
-                <w:noProof/>
-                <w:webHidden/>
-                <w:sz w:val="28"/>
-                <w:szCs w:val="28"/>
+              </w:rPr>
+              <w:t>5</w:t>
+            </w:r>
+            <w:r>
+              <w:rPr>
+                <w:noProof/>
+                <w:webHidden/>
               </w:rPr>
               <w:fldChar w:fldCharType="end"/>
             </w:r>
@@ -2556,55 +2386,24 @@
             <w:rPr>
               <w:rFonts w:asciiTheme="minorHAnsi" w:eastAsiaTheme="minorEastAsia" w:hAnsiTheme="minorHAnsi" w:cstheme="minorBidi"/>
               <w:noProof/>
-              <w:sz w:val="28"/>
-              <w:szCs w:val="28"/>
+              <w:kern w:val="2"/>
+              <w:sz w:val="24"/>
+              <w:szCs w:val="24"/>
+              <w14:ligatures w14:val="standardContextual"/>
             </w:rPr>
           </w:pPr>
-          <w:hyperlink w:anchor="_Toc190191899" w:history="1">
+          <w:hyperlink w:anchor="_Toc225760216" w:history="1">
             <w:r>
               <w:rPr>
                 <w:rStyle w:val="aa"/>
                 <w:noProof/>
-                <w:sz w:val="28"/>
-                <w:szCs w:val="28"/>
-              </w:rPr>
-              <w:t xml:space="preserve">2.2.3 Обоснование выбора диаграммы </w:t>
-            </w:r>
-            <w:r>
-              <w:rPr>
-                <w:rStyle w:val="aa"/>
-                <w:bCs/>
-                <w:noProof/>
-                <w:sz w:val="28"/>
-                <w:szCs w:val="28"/>
-              </w:rPr>
-              <w:t>такой-то</w:t>
-            </w:r>
-            <w:r>
-              <w:rPr>
-                <w:rStyle w:val="aa"/>
-                <w:noProof/>
-                <w:sz w:val="28"/>
-                <w:szCs w:val="28"/>
-              </w:rPr>
-              <w:t xml:space="preserve"> </w:t>
-            </w:r>
-            <w:r>
-              <w:rPr>
-                <w:rStyle w:val="aa"/>
-                <w:bCs/>
-                <w:noProof/>
-                <w:sz w:val="28"/>
-                <w:szCs w:val="28"/>
-              </w:rPr>
-              <w:t>и ее нотации</w:t>
-            </w:r>
-            <w:r>
-              <w:rPr>
-                <w:noProof/>
-                <w:webHidden/>
-                <w:sz w:val="28"/>
-                <w:szCs w:val="28"/>
+              </w:rPr>
+              <w:t>2.2.3 Обоснование выбора диаграммы последовательности для варианта использования «просмотреть отчёт программы»</w:t>
+            </w:r>
+            <w:r>
+              <w:rPr>
+                <w:noProof/>
+                <w:webHidden/>
               </w:rPr>
               <w:tab/>
             </w:r>
@@ -2612,8 +2411,6 @@
               <w:rPr>
                 <w:noProof/>
                 <w:webHidden/>
-                <w:sz w:val="28"/>
-                <w:szCs w:val="28"/>
               </w:rPr>
               <w:fldChar w:fldCharType="begin"/>
             </w:r>
@@ -2621,25 +2418,19 @@
               <w:rPr>
                 <w:noProof/>
                 <w:webHidden/>
-                <w:sz w:val="28"/>
-                <w:szCs w:val="28"/>
-              </w:rPr>
-              <w:instrText xml:space="preserve"> PAGEREF _Toc190191899 \h </w:instrText>
-            </w:r>
-            <w:r>
-              <w:rPr>
-                <w:noProof/>
-                <w:webHidden/>
-                <w:sz w:val="28"/>
-                <w:szCs w:val="28"/>
-              </w:rPr>
-            </w:r>
-            <w:r>
-              <w:rPr>
-                <w:noProof/>
-                <w:webHidden/>
-                <w:sz w:val="28"/>
-                <w:szCs w:val="28"/>
+              </w:rPr>
+              <w:instrText xml:space="preserve"> PAGEREF _Toc225760216 \h </w:instrText>
+            </w:r>
+            <w:r>
+              <w:rPr>
+                <w:noProof/>
+                <w:webHidden/>
+              </w:rPr>
+            </w:r>
+            <w:r>
+              <w:rPr>
+                <w:noProof/>
+                <w:webHidden/>
               </w:rPr>
               <w:fldChar w:fldCharType="separate"/>
             </w:r>
@@ -2647,8 +2438,6 @@
               <w:rPr>
                 <w:noProof/>
                 <w:webHidden/>
-                <w:sz w:val="28"/>
-                <w:szCs w:val="28"/>
               </w:rPr>
               <w:t>5</w:t>
             </w:r>
@@ -2656,8 +2445,6 @@
               <w:rPr>
                 <w:noProof/>
                 <w:webHidden/>
-                <w:sz w:val="28"/>
-                <w:szCs w:val="28"/>
               </w:rPr>
               <w:fldChar w:fldCharType="end"/>
             </w:r>
@@ -2669,17 +2456,17 @@
             <w:rPr>
               <w:rFonts w:asciiTheme="minorHAnsi" w:eastAsiaTheme="minorEastAsia" w:hAnsiTheme="minorHAnsi" w:cstheme="minorBidi"/>
               <w:noProof/>
-              <w:sz w:val="28"/>
-              <w:szCs w:val="28"/>
+              <w:kern w:val="2"/>
+              <w:sz w:val="24"/>
+              <w:szCs w:val="24"/>
+              <w14:ligatures w14:val="standardContextual"/>
             </w:rPr>
           </w:pPr>
-          <w:hyperlink w:anchor="_Toc190191900" w:history="1">
+          <w:hyperlink w:anchor="_Toc225760217" w:history="1">
             <w:r>
               <w:rPr>
                 <w:rStyle w:val="aa"/>
                 <w:noProof/>
-                <w:sz w:val="28"/>
-                <w:szCs w:val="28"/>
               </w:rPr>
               <w:t xml:space="preserve">2.3 Построение диаграмм </w:t>
             </w:r>
@@ -2688,17 +2475,13 @@
                 <w:rStyle w:val="aa"/>
                 <w:bCs/>
                 <w:noProof/>
-                <w:sz w:val="28"/>
-                <w:szCs w:val="28"/>
-              </w:rPr>
-              <w:t>такой-то</w:t>
+              </w:rPr>
+              <w:t>информационной</w:t>
             </w:r>
             <w:r>
               <w:rPr>
                 <w:rStyle w:val="aa"/>
                 <w:noProof/>
-                <w:sz w:val="28"/>
-                <w:szCs w:val="28"/>
               </w:rPr>
               <w:t xml:space="preserve"> модели</w:t>
             </w:r>
@@ -2706,8 +2489,6 @@
               <w:rPr>
                 <w:noProof/>
                 <w:webHidden/>
-                <w:sz w:val="28"/>
-                <w:szCs w:val="28"/>
               </w:rPr>
               <w:tab/>
             </w:r>
@@ -2715,8 +2496,6 @@
               <w:rPr>
                 <w:noProof/>
                 <w:webHidden/>
-                <w:sz w:val="28"/>
-                <w:szCs w:val="28"/>
               </w:rPr>
               <w:fldChar w:fldCharType="begin"/>
             </w:r>
@@ -2724,25 +2503,19 @@
               <w:rPr>
                 <w:noProof/>
                 <w:webHidden/>
-                <w:sz w:val="28"/>
-                <w:szCs w:val="28"/>
-              </w:rPr>
-              <w:instrText xml:space="preserve"> PAGEREF _Toc190191900 \h </w:instrText>
-            </w:r>
-            <w:r>
-              <w:rPr>
-                <w:noProof/>
-                <w:webHidden/>
-                <w:sz w:val="28"/>
-                <w:szCs w:val="28"/>
-              </w:rPr>
-            </w:r>
-            <w:r>
-              <w:rPr>
-                <w:noProof/>
-                <w:webHidden/>
-                <w:sz w:val="28"/>
-                <w:szCs w:val="28"/>
+              </w:rPr>
+              <w:instrText xml:space="preserve"> PAGEREF _Toc225760217 \h </w:instrText>
+            </w:r>
+            <w:r>
+              <w:rPr>
+                <w:noProof/>
+                <w:webHidden/>
+              </w:rPr>
+            </w:r>
+            <w:r>
+              <w:rPr>
+                <w:noProof/>
+                <w:webHidden/>
               </w:rPr>
               <w:fldChar w:fldCharType="separate"/>
             </w:r>
@@ -2750,8 +2523,6 @@
               <w:rPr>
                 <w:noProof/>
                 <w:webHidden/>
-                <w:sz w:val="28"/>
-                <w:szCs w:val="28"/>
               </w:rPr>
               <w:t>5</w:t>
             </w:r>
@@ -2759,8 +2530,6 @@
               <w:rPr>
                 <w:noProof/>
                 <w:webHidden/>
-                <w:sz w:val="28"/>
-                <w:szCs w:val="28"/>
               </w:rPr>
               <w:fldChar w:fldCharType="end"/>
             </w:r>
@@ -2772,17 +2541,17 @@
             <w:rPr>
               <w:rFonts w:asciiTheme="minorHAnsi" w:eastAsiaTheme="minorEastAsia" w:hAnsiTheme="minorHAnsi" w:cstheme="minorBidi"/>
               <w:noProof/>
-              <w:sz w:val="28"/>
-              <w:szCs w:val="28"/>
+              <w:kern w:val="2"/>
+              <w:sz w:val="24"/>
+              <w:szCs w:val="24"/>
+              <w14:ligatures w14:val="standardContextual"/>
             </w:rPr>
           </w:pPr>
-          <w:hyperlink w:anchor="_Toc190191901" w:history="1">
+          <w:hyperlink w:anchor="_Toc225760218" w:history="1">
             <w:r>
               <w:rPr>
                 <w:rStyle w:val="aa"/>
                 <w:noProof/>
-                <w:sz w:val="28"/>
-                <w:szCs w:val="28"/>
               </w:rPr>
               <w:t xml:space="preserve">2.3.1 Обоснование выбора диаграммы </w:t>
             </w:r>
@@ -2791,8 +2560,7 @@
                 <w:rStyle w:val="aa"/>
                 <w:bCs/>
                 <w:noProof/>
-                <w:sz w:val="28"/>
-                <w:szCs w:val="28"/>
+                <w:highlight w:val="yellow"/>
               </w:rPr>
               <w:t>такой-то</w:t>
             </w:r>
@@ -2800,8 +2568,6 @@
               <w:rPr>
                 <w:rStyle w:val="aa"/>
                 <w:noProof/>
-                <w:sz w:val="28"/>
-                <w:szCs w:val="28"/>
               </w:rPr>
               <w:t xml:space="preserve"> </w:t>
             </w:r>
@@ -2810,8 +2576,7 @@
                 <w:rStyle w:val="aa"/>
                 <w:bCs/>
                 <w:noProof/>
-                <w:sz w:val="28"/>
-                <w:szCs w:val="28"/>
+                <w:highlight w:val="yellow"/>
               </w:rPr>
               <w:t>и ее нотации</w:t>
             </w:r>
@@ -2819,8 +2584,6 @@
               <w:rPr>
                 <w:noProof/>
                 <w:webHidden/>
-                <w:sz w:val="28"/>
-                <w:szCs w:val="28"/>
               </w:rPr>
               <w:tab/>
             </w:r>
@@ -2828,8 +2591,6 @@
               <w:rPr>
                 <w:noProof/>
                 <w:webHidden/>
-                <w:sz w:val="28"/>
-                <w:szCs w:val="28"/>
               </w:rPr>
               <w:fldChar w:fldCharType="begin"/>
             </w:r>
@@ -2837,25 +2598,19 @@
               <w:rPr>
                 <w:noProof/>
                 <w:webHidden/>
-                <w:sz w:val="28"/>
-                <w:szCs w:val="28"/>
-              </w:rPr>
-              <w:instrText xml:space="preserve"> PAGEREF _Toc190191901 \h </w:instrText>
-            </w:r>
-            <w:r>
-              <w:rPr>
-                <w:noProof/>
-                <w:webHidden/>
-                <w:sz w:val="28"/>
-                <w:szCs w:val="28"/>
-              </w:rPr>
-            </w:r>
-            <w:r>
-              <w:rPr>
-                <w:noProof/>
-                <w:webHidden/>
-                <w:sz w:val="28"/>
-                <w:szCs w:val="28"/>
+              </w:rPr>
+              <w:instrText xml:space="preserve"> PAGEREF _Toc225760218 \h </w:instrText>
+            </w:r>
+            <w:r>
+              <w:rPr>
+                <w:noProof/>
+                <w:webHidden/>
+              </w:rPr>
+            </w:r>
+            <w:r>
+              <w:rPr>
+                <w:noProof/>
+                <w:webHidden/>
               </w:rPr>
               <w:fldChar w:fldCharType="separate"/>
             </w:r>
@@ -2863,17 +2618,13 @@
               <w:rPr>
                 <w:noProof/>
                 <w:webHidden/>
-                <w:sz w:val="28"/>
-                <w:szCs w:val="28"/>
-              </w:rPr>
-              <w:t>5</w:t>
-            </w:r>
-            <w:r>
-              <w:rPr>
-                <w:noProof/>
-                <w:webHidden/>
-                <w:sz w:val="28"/>
-                <w:szCs w:val="28"/>
+              </w:rPr>
+              <w:t>6</w:t>
+            </w:r>
+            <w:r>
+              <w:rPr>
+                <w:noProof/>
+                <w:webHidden/>
               </w:rPr>
               <w:fldChar w:fldCharType="end"/>
             </w:r>
@@ -2885,17 +2636,17 @@
             <w:rPr>
               <w:rFonts w:asciiTheme="minorHAnsi" w:eastAsiaTheme="minorEastAsia" w:hAnsiTheme="minorHAnsi" w:cstheme="minorBidi"/>
               <w:noProof/>
-              <w:sz w:val="28"/>
-              <w:szCs w:val="28"/>
+              <w:kern w:val="2"/>
+              <w:sz w:val="24"/>
+              <w:szCs w:val="24"/>
+              <w14:ligatures w14:val="standardContextual"/>
             </w:rPr>
           </w:pPr>
-          <w:hyperlink w:anchor="_Toc190191902" w:history="1">
+          <w:hyperlink w:anchor="_Toc225760219" w:history="1">
             <w:r>
               <w:rPr>
                 <w:rStyle w:val="aa"/>
                 <w:noProof/>
-                <w:sz w:val="28"/>
-                <w:szCs w:val="28"/>
               </w:rPr>
               <w:t xml:space="preserve">2.3.2 Обоснование выбора диаграммы </w:t>
             </w:r>
@@ -2904,8 +2655,7 @@
                 <w:rStyle w:val="aa"/>
                 <w:bCs/>
                 <w:noProof/>
-                <w:sz w:val="28"/>
-                <w:szCs w:val="28"/>
+                <w:highlight w:val="yellow"/>
               </w:rPr>
               <w:t>такой-то</w:t>
             </w:r>
@@ -2913,8 +2663,6 @@
               <w:rPr>
                 <w:rStyle w:val="aa"/>
                 <w:noProof/>
-                <w:sz w:val="28"/>
-                <w:szCs w:val="28"/>
               </w:rPr>
               <w:t xml:space="preserve"> </w:t>
             </w:r>
@@ -2923,8 +2671,7 @@
                 <w:rStyle w:val="aa"/>
                 <w:bCs/>
                 <w:noProof/>
-                <w:sz w:val="28"/>
-                <w:szCs w:val="28"/>
+                <w:highlight w:val="yellow"/>
               </w:rPr>
               <w:t>и ее нотации</w:t>
             </w:r>
@@ -2932,8 +2679,6 @@
               <w:rPr>
                 <w:noProof/>
                 <w:webHidden/>
-                <w:sz w:val="28"/>
-                <w:szCs w:val="28"/>
               </w:rPr>
               <w:tab/>
             </w:r>
@@ -2941,8 +2686,6 @@
               <w:rPr>
                 <w:noProof/>
                 <w:webHidden/>
-                <w:sz w:val="28"/>
-                <w:szCs w:val="28"/>
               </w:rPr>
               <w:fldChar w:fldCharType="begin"/>
             </w:r>
@@ -2950,25 +2693,19 @@
               <w:rPr>
                 <w:noProof/>
                 <w:webHidden/>
-                <w:sz w:val="28"/>
-                <w:szCs w:val="28"/>
-              </w:rPr>
-              <w:instrText xml:space="preserve"> PAGEREF _Toc190191902 \h </w:instrText>
-            </w:r>
-            <w:r>
-              <w:rPr>
-                <w:noProof/>
-                <w:webHidden/>
-                <w:sz w:val="28"/>
-                <w:szCs w:val="28"/>
-              </w:rPr>
-            </w:r>
-            <w:r>
-              <w:rPr>
-                <w:noProof/>
-                <w:webHidden/>
-                <w:sz w:val="28"/>
-                <w:szCs w:val="28"/>
+              </w:rPr>
+              <w:instrText xml:space="preserve"> PAGEREF _Toc225760219 \h </w:instrText>
+            </w:r>
+            <w:r>
+              <w:rPr>
+                <w:noProof/>
+                <w:webHidden/>
+              </w:rPr>
+            </w:r>
+            <w:r>
+              <w:rPr>
+                <w:noProof/>
+                <w:webHidden/>
               </w:rPr>
               <w:fldChar w:fldCharType="separate"/>
             </w:r>
@@ -2976,17 +2713,13 @@
               <w:rPr>
                 <w:noProof/>
                 <w:webHidden/>
-                <w:sz w:val="28"/>
-                <w:szCs w:val="28"/>
-              </w:rPr>
-              <w:t>5</w:t>
-            </w:r>
-            <w:r>
-              <w:rPr>
-                <w:noProof/>
-                <w:webHidden/>
-                <w:sz w:val="28"/>
-                <w:szCs w:val="28"/>
+              </w:rPr>
+              <w:t>6</w:t>
+            </w:r>
+            <w:r>
+              <w:rPr>
+                <w:noProof/>
+                <w:webHidden/>
               </w:rPr>
               <w:fldChar w:fldCharType="end"/>
             </w:r>
@@ -2998,17 +2731,17 @@
             <w:rPr>
               <w:rFonts w:asciiTheme="minorHAnsi" w:eastAsiaTheme="minorEastAsia" w:hAnsiTheme="minorHAnsi" w:cstheme="minorBidi"/>
               <w:noProof/>
-              <w:sz w:val="28"/>
-              <w:szCs w:val="28"/>
+              <w:kern w:val="2"/>
+              <w:sz w:val="24"/>
+              <w:szCs w:val="24"/>
+              <w14:ligatures w14:val="standardContextual"/>
             </w:rPr>
           </w:pPr>
-          <w:hyperlink w:anchor="_Toc190191903" w:history="1">
+          <w:hyperlink w:anchor="_Toc225760220" w:history="1">
             <w:r>
               <w:rPr>
                 <w:rStyle w:val="aa"/>
                 <w:noProof/>
-                <w:sz w:val="28"/>
-                <w:szCs w:val="28"/>
               </w:rPr>
               <w:t xml:space="preserve">2.3.3 Обоснование выбора диаграммы </w:t>
             </w:r>
@@ -3017,8 +2750,7 @@
                 <w:rStyle w:val="aa"/>
                 <w:bCs/>
                 <w:noProof/>
-                <w:sz w:val="28"/>
-                <w:szCs w:val="28"/>
+                <w:highlight w:val="yellow"/>
               </w:rPr>
               <w:t>такой-то</w:t>
             </w:r>
@@ -3026,8 +2758,6 @@
               <w:rPr>
                 <w:rStyle w:val="aa"/>
                 <w:noProof/>
-                <w:sz w:val="28"/>
-                <w:szCs w:val="28"/>
               </w:rPr>
               <w:t xml:space="preserve"> </w:t>
             </w:r>
@@ -3036,8 +2766,7 @@
                 <w:rStyle w:val="aa"/>
                 <w:bCs/>
                 <w:noProof/>
-                <w:sz w:val="28"/>
-                <w:szCs w:val="28"/>
+                <w:highlight w:val="yellow"/>
               </w:rPr>
               <w:t>и ее нотации</w:t>
             </w:r>
@@ -3045,8 +2774,6 @@
               <w:rPr>
                 <w:noProof/>
                 <w:webHidden/>
-                <w:sz w:val="28"/>
-                <w:szCs w:val="28"/>
               </w:rPr>
               <w:tab/>
             </w:r>
@@ -3054,8 +2781,6 @@
               <w:rPr>
                 <w:noProof/>
                 <w:webHidden/>
-                <w:sz w:val="28"/>
-                <w:szCs w:val="28"/>
               </w:rPr>
               <w:fldChar w:fldCharType="begin"/>
             </w:r>
@@ -3063,25 +2788,19 @@
               <w:rPr>
                 <w:noProof/>
                 <w:webHidden/>
-                <w:sz w:val="28"/>
-                <w:szCs w:val="28"/>
-              </w:rPr>
-              <w:instrText xml:space="preserve"> PAGEREF _Toc190191903 \h </w:instrText>
-            </w:r>
-            <w:r>
-              <w:rPr>
-                <w:noProof/>
-                <w:webHidden/>
-                <w:sz w:val="28"/>
-                <w:szCs w:val="28"/>
-              </w:rPr>
-            </w:r>
-            <w:r>
-              <w:rPr>
-                <w:noProof/>
-                <w:webHidden/>
-                <w:sz w:val="28"/>
-                <w:szCs w:val="28"/>
+              </w:rPr>
+              <w:instrText xml:space="preserve"> PAGEREF _Toc225760220 \h </w:instrText>
+            </w:r>
+            <w:r>
+              <w:rPr>
+                <w:noProof/>
+                <w:webHidden/>
+              </w:rPr>
+            </w:r>
+            <w:r>
+              <w:rPr>
+                <w:noProof/>
+                <w:webHidden/>
               </w:rPr>
               <w:fldChar w:fldCharType="separate"/>
             </w:r>
@@ -3089,17 +2808,13 @@
               <w:rPr>
                 <w:noProof/>
                 <w:webHidden/>
-                <w:sz w:val="28"/>
-                <w:szCs w:val="28"/>
-              </w:rPr>
-              <w:t>5</w:t>
-            </w:r>
-            <w:r>
-              <w:rPr>
-                <w:noProof/>
-                <w:webHidden/>
-                <w:sz w:val="28"/>
-                <w:szCs w:val="28"/>
+              </w:rPr>
+              <w:t>6</w:t>
+            </w:r>
+            <w:r>
+              <w:rPr>
+                <w:noProof/>
+                <w:webHidden/>
               </w:rPr>
               <w:fldChar w:fldCharType="end"/>
             </w:r>
@@ -3111,17 +2826,17 @@
             <w:rPr>
               <w:rFonts w:asciiTheme="minorHAnsi" w:eastAsiaTheme="minorEastAsia" w:hAnsiTheme="minorHAnsi" w:cstheme="minorBidi"/>
               <w:noProof/>
-              <w:sz w:val="28"/>
-              <w:szCs w:val="28"/>
+              <w:kern w:val="2"/>
+              <w:sz w:val="24"/>
+              <w:szCs w:val="24"/>
+              <w14:ligatures w14:val="standardContextual"/>
             </w:rPr>
           </w:pPr>
-          <w:hyperlink w:anchor="_Toc190191904" w:history="1">
+          <w:hyperlink w:anchor="_Toc225760221" w:history="1">
             <w:r>
               <w:rPr>
                 <w:rStyle w:val="aa"/>
                 <w:noProof/>
-                <w:sz w:val="28"/>
-                <w:szCs w:val="28"/>
               </w:rPr>
               <w:t xml:space="preserve">2.4 Построение диаграмм </w:t>
             </w:r>
@@ -3130,8 +2845,7 @@
                 <w:rStyle w:val="aa"/>
                 <w:bCs/>
                 <w:noProof/>
-                <w:sz w:val="28"/>
-                <w:szCs w:val="28"/>
+                <w:highlight w:val="yellow"/>
               </w:rPr>
               <w:t>такой-то</w:t>
             </w:r>
@@ -3139,8 +2853,6 @@
               <w:rPr>
                 <w:rStyle w:val="aa"/>
                 <w:noProof/>
-                <w:sz w:val="28"/>
-                <w:szCs w:val="28"/>
               </w:rPr>
               <w:t xml:space="preserve"> модели</w:t>
             </w:r>
@@ -3148,8 +2860,6 @@
               <w:rPr>
                 <w:noProof/>
                 <w:webHidden/>
-                <w:sz w:val="28"/>
-                <w:szCs w:val="28"/>
               </w:rPr>
               <w:tab/>
             </w:r>
@@ -3157,8 +2867,6 @@
               <w:rPr>
                 <w:noProof/>
                 <w:webHidden/>
-                <w:sz w:val="28"/>
-                <w:szCs w:val="28"/>
               </w:rPr>
               <w:fldChar w:fldCharType="begin"/>
             </w:r>
@@ -3166,25 +2874,19 @@
               <w:rPr>
                 <w:noProof/>
                 <w:webHidden/>
-                <w:sz w:val="28"/>
-                <w:szCs w:val="28"/>
-              </w:rPr>
-              <w:instrText xml:space="preserve"> PAGEREF _Toc190191904 \h </w:instrText>
-            </w:r>
-            <w:r>
-              <w:rPr>
-                <w:noProof/>
-                <w:webHidden/>
-                <w:sz w:val="28"/>
-                <w:szCs w:val="28"/>
-              </w:rPr>
-            </w:r>
-            <w:r>
-              <w:rPr>
-                <w:noProof/>
-                <w:webHidden/>
-                <w:sz w:val="28"/>
-                <w:szCs w:val="28"/>
+              </w:rPr>
+              <w:instrText xml:space="preserve"> PAGEREF _Toc225760221 \h </w:instrText>
+            </w:r>
+            <w:r>
+              <w:rPr>
+                <w:noProof/>
+                <w:webHidden/>
+              </w:rPr>
+            </w:r>
+            <w:r>
+              <w:rPr>
+                <w:noProof/>
+                <w:webHidden/>
               </w:rPr>
               <w:fldChar w:fldCharType="separate"/>
             </w:r>
@@ -3192,17 +2894,13 @@
               <w:rPr>
                 <w:noProof/>
                 <w:webHidden/>
-                <w:sz w:val="28"/>
-                <w:szCs w:val="28"/>
-              </w:rPr>
-              <w:t>5</w:t>
-            </w:r>
-            <w:r>
-              <w:rPr>
-                <w:noProof/>
-                <w:webHidden/>
-                <w:sz w:val="28"/>
-                <w:szCs w:val="28"/>
+              </w:rPr>
+              <w:t>6</w:t>
+            </w:r>
+            <w:r>
+              <w:rPr>
+                <w:noProof/>
+                <w:webHidden/>
               </w:rPr>
               <w:fldChar w:fldCharType="end"/>
             </w:r>
@@ -3214,17 +2912,17 @@
             <w:rPr>
               <w:rFonts w:asciiTheme="minorHAnsi" w:eastAsiaTheme="minorEastAsia" w:hAnsiTheme="minorHAnsi" w:cstheme="minorBidi"/>
               <w:noProof/>
-              <w:sz w:val="28"/>
-              <w:szCs w:val="28"/>
+              <w:kern w:val="2"/>
+              <w:sz w:val="24"/>
+              <w:szCs w:val="24"/>
+              <w14:ligatures w14:val="standardContextual"/>
             </w:rPr>
           </w:pPr>
-          <w:hyperlink w:anchor="_Toc190191905" w:history="1">
+          <w:hyperlink w:anchor="_Toc225760222" w:history="1">
             <w:r>
               <w:rPr>
                 <w:rStyle w:val="aa"/>
                 <w:noProof/>
-                <w:sz w:val="28"/>
-                <w:szCs w:val="28"/>
               </w:rPr>
               <w:t xml:space="preserve">2.4.1 Обоснование выбора диаграммы </w:t>
             </w:r>
@@ -3233,8 +2931,7 @@
                 <w:rStyle w:val="aa"/>
                 <w:bCs/>
                 <w:noProof/>
-                <w:sz w:val="28"/>
-                <w:szCs w:val="28"/>
+                <w:highlight w:val="yellow"/>
               </w:rPr>
               <w:t>такой-то</w:t>
             </w:r>
@@ -3242,8 +2939,6 @@
               <w:rPr>
                 <w:rStyle w:val="aa"/>
                 <w:noProof/>
-                <w:sz w:val="28"/>
-                <w:szCs w:val="28"/>
               </w:rPr>
               <w:t xml:space="preserve"> </w:t>
             </w:r>
@@ -3252,8 +2947,7 @@
                 <w:rStyle w:val="aa"/>
                 <w:bCs/>
                 <w:noProof/>
-                <w:sz w:val="28"/>
-                <w:szCs w:val="28"/>
+                <w:highlight w:val="yellow"/>
               </w:rPr>
               <w:t>и ее нотации</w:t>
             </w:r>
@@ -3261,8 +2955,6 @@
               <w:rPr>
                 <w:noProof/>
                 <w:webHidden/>
-                <w:sz w:val="28"/>
-                <w:szCs w:val="28"/>
               </w:rPr>
               <w:tab/>
             </w:r>
@@ -3270,8 +2962,6 @@
               <w:rPr>
                 <w:noProof/>
                 <w:webHidden/>
-                <w:sz w:val="28"/>
-                <w:szCs w:val="28"/>
               </w:rPr>
               <w:fldChar w:fldCharType="begin"/>
             </w:r>
@@ -3279,25 +2969,19 @@
               <w:rPr>
                 <w:noProof/>
                 <w:webHidden/>
-                <w:sz w:val="28"/>
-                <w:szCs w:val="28"/>
-              </w:rPr>
-              <w:instrText xml:space="preserve"> PAGEREF _Toc190191905 \h </w:instrText>
-            </w:r>
-            <w:r>
-              <w:rPr>
-                <w:noProof/>
-                <w:webHidden/>
-                <w:sz w:val="28"/>
-                <w:szCs w:val="28"/>
-              </w:rPr>
-            </w:r>
-            <w:r>
-              <w:rPr>
-                <w:noProof/>
-                <w:webHidden/>
-                <w:sz w:val="28"/>
-                <w:szCs w:val="28"/>
+              </w:rPr>
+              <w:instrText xml:space="preserve"> PAGEREF _Toc225760222 \h </w:instrText>
+            </w:r>
+            <w:r>
+              <w:rPr>
+                <w:noProof/>
+                <w:webHidden/>
+              </w:rPr>
+            </w:r>
+            <w:r>
+              <w:rPr>
+                <w:noProof/>
+                <w:webHidden/>
               </w:rPr>
               <w:fldChar w:fldCharType="separate"/>
             </w:r>
@@ -3305,17 +2989,13 @@
               <w:rPr>
                 <w:noProof/>
                 <w:webHidden/>
-                <w:sz w:val="28"/>
-                <w:szCs w:val="28"/>
-              </w:rPr>
-              <w:t>5</w:t>
-            </w:r>
-            <w:r>
-              <w:rPr>
-                <w:noProof/>
-                <w:webHidden/>
-                <w:sz w:val="28"/>
-                <w:szCs w:val="28"/>
+              </w:rPr>
+              <w:t>6</w:t>
+            </w:r>
+            <w:r>
+              <w:rPr>
+                <w:noProof/>
+                <w:webHidden/>
               </w:rPr>
               <w:fldChar w:fldCharType="end"/>
             </w:r>
@@ -3327,17 +3007,17 @@
             <w:rPr>
               <w:rFonts w:asciiTheme="minorHAnsi" w:eastAsiaTheme="minorEastAsia" w:hAnsiTheme="minorHAnsi" w:cstheme="minorBidi"/>
               <w:noProof/>
-              <w:sz w:val="28"/>
-              <w:szCs w:val="28"/>
+              <w:kern w:val="2"/>
+              <w:sz w:val="24"/>
+              <w:szCs w:val="24"/>
+              <w14:ligatures w14:val="standardContextual"/>
             </w:rPr>
           </w:pPr>
-          <w:hyperlink w:anchor="_Toc190191906" w:history="1">
+          <w:hyperlink w:anchor="_Toc225760223" w:history="1">
             <w:r>
               <w:rPr>
                 <w:rStyle w:val="aa"/>
                 <w:noProof/>
-                <w:sz w:val="28"/>
-                <w:szCs w:val="28"/>
               </w:rPr>
               <w:t xml:space="preserve">2.4.2 Обоснование выбора диаграммы </w:t>
             </w:r>
@@ -3346,8 +3026,7 @@
                 <w:rStyle w:val="aa"/>
                 <w:bCs/>
                 <w:noProof/>
-                <w:sz w:val="28"/>
-                <w:szCs w:val="28"/>
+                <w:highlight w:val="yellow"/>
               </w:rPr>
               <w:t>такой-то</w:t>
             </w:r>
@@ -3355,8 +3034,6 @@
               <w:rPr>
                 <w:rStyle w:val="aa"/>
                 <w:noProof/>
-                <w:sz w:val="28"/>
-                <w:szCs w:val="28"/>
               </w:rPr>
               <w:t xml:space="preserve"> </w:t>
             </w:r>
@@ -3365,8 +3042,7 @@
                 <w:rStyle w:val="aa"/>
                 <w:bCs/>
                 <w:noProof/>
-                <w:sz w:val="28"/>
-                <w:szCs w:val="28"/>
+                <w:highlight w:val="yellow"/>
               </w:rPr>
               <w:t>и ее нотации</w:t>
             </w:r>
@@ -3374,8 +3050,6 @@
               <w:rPr>
                 <w:noProof/>
                 <w:webHidden/>
-                <w:sz w:val="28"/>
-                <w:szCs w:val="28"/>
               </w:rPr>
               <w:tab/>
             </w:r>
@@ -3383,8 +3057,6 @@
               <w:rPr>
                 <w:noProof/>
                 <w:webHidden/>
-                <w:sz w:val="28"/>
-                <w:szCs w:val="28"/>
               </w:rPr>
               <w:fldChar w:fldCharType="begin"/>
             </w:r>
@@ -3392,25 +3064,19 @@
               <w:rPr>
                 <w:noProof/>
                 <w:webHidden/>
-                <w:sz w:val="28"/>
-                <w:szCs w:val="28"/>
-              </w:rPr>
-              <w:instrText xml:space="preserve"> PAGEREF _Toc190191906 \h </w:instrText>
-            </w:r>
-            <w:r>
-              <w:rPr>
-                <w:noProof/>
-                <w:webHidden/>
-                <w:sz w:val="28"/>
-                <w:szCs w:val="28"/>
-              </w:rPr>
-            </w:r>
-            <w:r>
-              <w:rPr>
-                <w:noProof/>
-                <w:webHidden/>
-                <w:sz w:val="28"/>
-                <w:szCs w:val="28"/>
+              </w:rPr>
+              <w:instrText xml:space="preserve"> PAGEREF _Toc225760223 \h </w:instrText>
+            </w:r>
+            <w:r>
+              <w:rPr>
+                <w:noProof/>
+                <w:webHidden/>
+              </w:rPr>
+            </w:r>
+            <w:r>
+              <w:rPr>
+                <w:noProof/>
+                <w:webHidden/>
               </w:rPr>
               <w:fldChar w:fldCharType="separate"/>
             </w:r>
@@ -3418,17 +3084,13 @@
               <w:rPr>
                 <w:noProof/>
                 <w:webHidden/>
-                <w:sz w:val="28"/>
-                <w:szCs w:val="28"/>
-              </w:rPr>
-              <w:t>5</w:t>
-            </w:r>
-            <w:r>
-              <w:rPr>
-                <w:noProof/>
-                <w:webHidden/>
-                <w:sz w:val="28"/>
-                <w:szCs w:val="28"/>
+              </w:rPr>
+              <w:t>6</w:t>
+            </w:r>
+            <w:r>
+              <w:rPr>
+                <w:noProof/>
+                <w:webHidden/>
               </w:rPr>
               <w:fldChar w:fldCharType="end"/>
             </w:r>
@@ -3440,17 +3102,17 @@
             <w:rPr>
               <w:rFonts w:asciiTheme="minorHAnsi" w:eastAsiaTheme="minorEastAsia" w:hAnsiTheme="minorHAnsi" w:cstheme="minorBidi"/>
               <w:noProof/>
-              <w:sz w:val="28"/>
-              <w:szCs w:val="28"/>
+              <w:kern w:val="2"/>
+              <w:sz w:val="24"/>
+              <w:szCs w:val="24"/>
+              <w14:ligatures w14:val="standardContextual"/>
             </w:rPr>
           </w:pPr>
-          <w:hyperlink w:anchor="_Toc190191907" w:history="1">
+          <w:hyperlink w:anchor="_Toc225760224" w:history="1">
             <w:r>
               <w:rPr>
                 <w:rStyle w:val="aa"/>
                 <w:noProof/>
-                <w:sz w:val="28"/>
-                <w:szCs w:val="28"/>
               </w:rPr>
               <w:t xml:space="preserve">2.4.3 Обоснование выбора диаграммы </w:t>
             </w:r>
@@ -3459,8 +3121,7 @@
                 <w:rStyle w:val="aa"/>
                 <w:bCs/>
                 <w:noProof/>
-                <w:sz w:val="28"/>
-                <w:szCs w:val="28"/>
+                <w:highlight w:val="yellow"/>
               </w:rPr>
               <w:t>такой-то</w:t>
             </w:r>
@@ -3468,8 +3129,6 @@
               <w:rPr>
                 <w:rStyle w:val="aa"/>
                 <w:noProof/>
-                <w:sz w:val="28"/>
-                <w:szCs w:val="28"/>
               </w:rPr>
               <w:t xml:space="preserve"> </w:t>
             </w:r>
@@ -3478,8 +3137,7 @@
                 <w:rStyle w:val="aa"/>
                 <w:bCs/>
                 <w:noProof/>
-                <w:sz w:val="28"/>
-                <w:szCs w:val="28"/>
+                <w:highlight w:val="yellow"/>
               </w:rPr>
               <w:t>и ее нотации</w:t>
             </w:r>
@@ -3487,8 +3145,6 @@
               <w:rPr>
                 <w:noProof/>
                 <w:webHidden/>
-                <w:sz w:val="28"/>
-                <w:szCs w:val="28"/>
               </w:rPr>
               <w:tab/>
             </w:r>
@@ -3496,8 +3152,6 @@
               <w:rPr>
                 <w:noProof/>
                 <w:webHidden/>
-                <w:sz w:val="28"/>
-                <w:szCs w:val="28"/>
               </w:rPr>
               <w:fldChar w:fldCharType="begin"/>
             </w:r>
@@ -3505,25 +3159,19 @@
               <w:rPr>
                 <w:noProof/>
                 <w:webHidden/>
-                <w:sz w:val="28"/>
-                <w:szCs w:val="28"/>
-              </w:rPr>
-              <w:instrText xml:space="preserve"> PAGEREF _Toc190191907 \h </w:instrText>
-            </w:r>
-            <w:r>
-              <w:rPr>
-                <w:noProof/>
-                <w:webHidden/>
-                <w:sz w:val="28"/>
-                <w:szCs w:val="28"/>
-              </w:rPr>
-            </w:r>
-            <w:r>
-              <w:rPr>
-                <w:noProof/>
-                <w:webHidden/>
-                <w:sz w:val="28"/>
-                <w:szCs w:val="28"/>
+              </w:rPr>
+              <w:instrText xml:space="preserve"> PAGEREF _Toc225760224 \h </w:instrText>
+            </w:r>
+            <w:r>
+              <w:rPr>
+                <w:noProof/>
+                <w:webHidden/>
+              </w:rPr>
+            </w:r>
+            <w:r>
+              <w:rPr>
+                <w:noProof/>
+                <w:webHidden/>
               </w:rPr>
               <w:fldChar w:fldCharType="separate"/>
             </w:r>
@@ -3531,17 +3179,13 @@
               <w:rPr>
                 <w:noProof/>
                 <w:webHidden/>
-                <w:sz w:val="28"/>
-                <w:szCs w:val="28"/>
-              </w:rPr>
-              <w:t>5</w:t>
-            </w:r>
-            <w:r>
-              <w:rPr>
-                <w:noProof/>
-                <w:webHidden/>
-                <w:sz w:val="28"/>
-                <w:szCs w:val="28"/>
+              </w:rPr>
+              <w:t>6</w:t>
+            </w:r>
+            <w:r>
+              <w:rPr>
+                <w:noProof/>
+                <w:webHidden/>
               </w:rPr>
               <w:fldChar w:fldCharType="end"/>
             </w:r>
@@ -3584,7 +3228,7 @@
           <w:szCs w:val="28"/>
         </w:rPr>
       </w:pPr>
-      <w:bookmarkStart w:id="0" w:name="_Toc190191891"/>
+      <w:bookmarkStart w:id="0" w:name="_Toc225760208"/>
       <w:r>
         <w:rPr>
           <w:sz w:val="28"/>
@@ -3602,7 +3246,7 @@
           <w:bCs/>
         </w:rPr>
       </w:pPr>
-      <w:bookmarkStart w:id="1" w:name="_Toc190191892"/>
+      <w:bookmarkStart w:id="1" w:name="_Toc225760209"/>
       <w:r>
         <w:rPr>
           <w:bCs/>
@@ -3650,7 +3294,7 @@
           <w:bCs/>
         </w:rPr>
       </w:pPr>
-      <w:bookmarkStart w:id="2" w:name="_Toc190191893"/>
+      <w:bookmarkStart w:id="2" w:name="_Toc225760210"/>
       <w:r>
         <w:rPr>
           <w:bCs/>
@@ -3915,7 +3559,7 @@
           <w:szCs w:val="28"/>
         </w:rPr>
       </w:pPr>
-      <w:bookmarkStart w:id="3" w:name="_Toc190191894"/>
+      <w:bookmarkStart w:id="3" w:name="_Toc225760211"/>
       <w:r>
         <w:rPr>
           <w:sz w:val="28"/>
@@ -4008,7 +3652,7 @@
       <w:pPr>
         <w:pStyle w:val="2"/>
       </w:pPr>
-      <w:bookmarkStart w:id="4" w:name="_Toc190191895"/>
+      <w:bookmarkStart w:id="4" w:name="_Toc225760212"/>
       <w:r>
         <w:t xml:space="preserve">2.1 </w:t>
       </w:r>
@@ -4310,7 +3954,7 @@
       <w:pPr>
         <w:pStyle w:val="2"/>
       </w:pPr>
-      <w:bookmarkStart w:id="5" w:name="_Toc190191896"/>
+      <w:bookmarkStart w:id="5" w:name="_Toc225760213"/>
       <w:r>
         <w:t xml:space="preserve">2.2 Построение диаграмм </w:t>
       </w:r>
@@ -4339,7 +3983,7 @@
           <w:szCs w:val="28"/>
         </w:rPr>
       </w:pPr>
-      <w:bookmarkStart w:id="6" w:name="_Toc190191897"/>
+      <w:bookmarkStart w:id="6" w:name="_Toc225760214"/>
       <w:r>
         <w:rPr>
           <w:rFonts w:ascii="Times New Roman" w:hAnsi="Times New Roman" w:cs="Times New Roman"/>
@@ -4376,7 +4020,6 @@
         </w:rPr>
         <w:t xml:space="preserve">Обоснование выбора диаграммы </w:t>
       </w:r>
-      <w:bookmarkEnd w:id="6"/>
       <w:r>
         <w:rPr>
           <w:rFonts w:ascii="Times New Roman" w:hAnsi="Times New Roman" w:cs="Times New Roman"/>
@@ -4386,6 +4029,7 @@
         </w:rPr>
         <w:t>состояний</w:t>
       </w:r>
+      <w:bookmarkEnd w:id="6"/>
     </w:p>
     <w:p>
       <w:pPr>
@@ -4561,6 +4205,7 @@
       <w:r>
         <w:rPr>
           <w:bCs/>
+          <w:noProof/>
           <w:sz w:val="28"/>
           <w:szCs w:val="28"/>
         </w:rPr>
@@ -4641,7 +4286,7 @@
           <w:szCs w:val="28"/>
         </w:rPr>
       </w:pPr>
-      <w:bookmarkStart w:id="7" w:name="_Toc190191898"/>
+      <w:bookmarkStart w:id="7" w:name="_Toc225760215"/>
       <w:r>
         <w:rPr>
           <w:rFonts w:ascii="Times New Roman" w:hAnsi="Times New Roman" w:cs="Times New Roman"/>
@@ -4678,27 +4323,27 @@
         </w:rPr>
         <w:t xml:space="preserve">Обоснование выбора диаграммы </w:t>
       </w:r>
+      <w:r>
+        <w:rPr>
+          <w:rFonts w:ascii="Times New Roman" w:eastAsia="Times New Roman" w:hAnsi="Times New Roman" w:cs="Times New Roman"/>
+          <w:bCs/>
+          <w:color w:val="auto"/>
+          <w:sz w:val="28"/>
+          <w:szCs w:val="28"/>
+        </w:rPr>
+        <w:t>последовательности</w:t>
+      </w:r>
+      <w:r>
+        <w:rPr>
+          <w:rFonts w:ascii="Times New Roman" w:eastAsia="Times New Roman" w:hAnsi="Times New Roman" w:cs="Times New Roman"/>
+          <w:bCs/>
+          <w:color w:val="auto"/>
+          <w:sz w:val="28"/>
+          <w:szCs w:val="28"/>
+        </w:rPr>
+        <w:t xml:space="preserve"> для варианта использования «добавить новое устройство»</w:t>
+      </w:r>
       <w:bookmarkEnd w:id="7"/>
-      <w:r>
-        <w:rPr>
-          <w:rFonts w:ascii="Times New Roman" w:eastAsia="Times New Roman" w:hAnsi="Times New Roman" w:cs="Times New Roman"/>
-          <w:bCs/>
-          <w:color w:val="auto"/>
-          <w:sz w:val="28"/>
-          <w:szCs w:val="28"/>
-        </w:rPr>
-        <w:t>последовательности</w:t>
-      </w:r>
-      <w:r>
-        <w:rPr>
-          <w:rFonts w:ascii="Times New Roman" w:eastAsia="Times New Roman" w:hAnsi="Times New Roman" w:cs="Times New Roman"/>
-          <w:bCs/>
-          <w:color w:val="auto"/>
-          <w:sz w:val="28"/>
-          <w:szCs w:val="28"/>
-        </w:rPr>
-        <w:t xml:space="preserve"> для варианта использования «добавить новое устройство»</w:t>
-      </w:r>
     </w:p>
     <w:p>
       <w:pPr>
@@ -4706,7 +4351,7 @@
         <w:ind w:left="0" w:firstLine="709"/>
         <w:jc w:val="both"/>
         <w:rPr>
-          <w:color w:val="FF0000"/>
+          <w:bCs/>
           <w:sz w:val="28"/>
           <w:szCs w:val="28"/>
         </w:rPr>
@@ -4725,7 +4370,23 @@
           <w:sz w:val="28"/>
           <w:szCs w:val="28"/>
         </w:rPr>
-        <w:t>льзование диаграммы последовательности обусловлено наглядностью отображения последовательности действий при описании сценария работы с системой.</w:t>
+        <w:t>льзование диаграммы последовательности обусловлено наглядностью отображения последовательности действий при описании сценария работы с системой</w:t>
+      </w:r>
+      <w:r>
+        <w:rPr>
+          <w:bCs/>
+          <w:sz w:val="28"/>
+          <w:szCs w:val="28"/>
+        </w:rPr>
+        <w:t>, а также клиент-серверной направленностью проектируемой системы</w:t>
+      </w:r>
+      <w:r>
+        <w:rPr>
+          <w:bCs/>
+          <w:sz w:val="28"/>
+          <w:szCs w:val="28"/>
+        </w:rPr>
+        <w:t>.</w:t>
       </w:r>
       <w:r>
         <w:rPr>
@@ -4760,6 +4421,84 @@
         <w:jc w:val="both"/>
         <w:rPr>
           <w:bCs/>
+          <w:sz w:val="28"/>
+          <w:szCs w:val="28"/>
+        </w:rPr>
+      </w:pPr>
+      <w:r>
+        <w:rPr>
+          <w:bCs/>
+          <w:sz w:val="28"/>
+          <w:szCs w:val="28"/>
+        </w:rPr>
+        <w:t xml:space="preserve">Диаграмма последовательности отображает порядок обращения системы к своим внутренним или внешним элементам при реализации определённого варианта использования. </w:t>
+      </w:r>
+      <w:r>
+        <w:rPr>
+          <w:bCs/>
+          <w:sz w:val="28"/>
+          <w:szCs w:val="28"/>
+        </w:rPr>
+        <w:t xml:space="preserve">На диаграмме отображается </w:t>
+      </w:r>
+      <w:r>
+        <w:rPr>
+          <w:bCs/>
+          <w:sz w:val="28"/>
+          <w:szCs w:val="28"/>
+        </w:rPr>
+        <w:t>передаваемая информация, «окна» активности элементов</w:t>
+      </w:r>
+      <w:r>
+        <w:rPr>
+          <w:bCs/>
+          <w:sz w:val="28"/>
+          <w:szCs w:val="28"/>
+        </w:rPr>
+        <w:t xml:space="preserve"> и</w:t>
+      </w:r>
+      <w:r>
+        <w:rPr>
+          <w:bCs/>
+          <w:sz w:val="28"/>
+          <w:szCs w:val="28"/>
+        </w:rPr>
+        <w:t xml:space="preserve"> возможные ответвления</w:t>
+      </w:r>
+      <w:r>
+        <w:rPr>
+          <w:bCs/>
+          <w:sz w:val="28"/>
+          <w:szCs w:val="28"/>
+        </w:rPr>
+        <w:t xml:space="preserve"> управляющего потока.</w:t>
+      </w:r>
+    </w:p>
+    <w:p>
+      <w:pPr>
+        <w:spacing w:line="360" w:lineRule="auto"/>
+        <w:ind w:left="0" w:firstLine="709"/>
+        <w:jc w:val="both"/>
+        <w:rPr>
+          <w:sz w:val="28"/>
+          <w:szCs w:val="28"/>
+        </w:rPr>
+      </w:pPr>
+      <w:r>
+        <w:rPr>
+          <w:sz w:val="28"/>
+          <w:szCs w:val="28"/>
+        </w:rPr>
+        <w:t>На рисунке 2 представлена диаграмма последовательности.</w:t>
+      </w:r>
+    </w:p>
+    <w:p>
+      <w:pPr>
+        <w:spacing w:line="360" w:lineRule="auto"/>
+        <w:ind w:left="0"/>
+        <w:jc w:val="center"/>
+        <w:rPr>
+          <w:bCs/>
           <w:color w:val="00B050"/>
           <w:sz w:val="28"/>
           <w:szCs w:val="28"/>
@@ -4768,13 +4507,80 @@
       </w:pPr>
       <w:r>
         <w:rPr>
-          <w:bCs/>
-          <w:color w:val="00B050"/>
-          <w:sz w:val="28"/>
-          <w:szCs w:val="28"/>
-          <w:highlight w:val="yellow"/>
-        </w:rPr>
-        <w:t>Приведите саму разработанную диаграмму.</w:t>
+          <w:noProof/>
+        </w:rPr>
+        <w:lastRenderedPageBreak/>
+        <w:drawing>
+          <wp:inline distT="0" distB="0" distL="0" distR="0" wp14:anchorId="5B580CFF" wp14:editId="3F928F7B">
+            <wp:extent cx="5940425" cy="4258945"/>
+            <wp:effectExtent l="19050" t="19050" r="22225" b="27305"/>
+            <wp:docPr id="1745932748" name="Рисунок 1" descr="PlantUML diagram"/>
+            <wp:cNvGraphicFramePr>
+              <a:graphicFrameLocks xmlns:a="http://schemas.openxmlformats.org/drawingml/2006/main" noChangeAspect="1"/>
+            </wp:cNvGraphicFramePr>
+            <a:graphic xmlns:a="http://schemas.openxmlformats.org/drawingml/2006/main">
+              <a:graphicData uri="http://schemas.openxmlformats.org/drawingml/2006/picture">
+                <pic:pic xmlns:pic="http://schemas.openxmlformats.org/drawingml/2006/picture">
+                  <pic:nvPicPr>
+                    <pic:cNvPr id="0" name="Picture 1" descr="PlantUML diagram"/>
+                    <pic:cNvPicPr>
+                      <a:picLocks noChangeAspect="1" noChangeArrowheads="1"/>
+                    </pic:cNvPicPr>
+                  </pic:nvPicPr>
+                  <pic:blipFill>
+                    <a:blip r:embed="rId9">
+                      <a:extLst>
+                        <a:ext uri="{28A0092B-C50C-407E-A947-70E740481C1C}">
+                          <a14:useLocalDpi xmlns:a14="http://schemas.microsoft.com/office/drawing/2010/main" val="0"/>
+                        </a:ext>
+                      </a:extLst>
+                    </a:blip>
+                    <a:srcRect/>
+                    <a:stretch>
+                      <a:fillRect/>
+                    </a:stretch>
+                  </pic:blipFill>
+                  <pic:spPr bwMode="auto">
+                    <a:xfrm>
+                      <a:off x="0" y="0"/>
+                      <a:ext cx="5940425" cy="4258945"/>
+                    </a:xfrm>
+                    <a:prstGeom prst="rect">
+                      <a:avLst/>
+                    </a:prstGeom>
+                    <a:noFill/>
+                    <a:ln>
+                      <a:solidFill>
+                        <a:schemeClr val="tx1"/>
+                      </a:solidFill>
+                    </a:ln>
+                  </pic:spPr>
+                </pic:pic>
+              </a:graphicData>
+            </a:graphic>
+          </wp:inline>
+        </w:drawing>
+      </w:r>
+    </w:p>
+    <w:p>
+      <w:pPr>
+        <w:spacing w:after="240" w:line="240" w:lineRule="auto"/>
+        <w:ind w:left="0"/>
+        <w:jc w:val="center"/>
+        <w:rPr>
+          <w:bCs/>
+          <w:sz w:val="28"/>
+          <w:szCs w:val="28"/>
+          <w:lang w:val="en-US"/>
+        </w:rPr>
+      </w:pPr>
+      <w:r>
+        <w:rPr>
+          <w:bCs/>
+          <w:sz w:val="28"/>
+          <w:szCs w:val="28"/>
+        </w:rPr>
+        <w:t>Рисунок 2 – Диаграмма последовательности для ВИ «добавить новое устройство»</w:t>
       </w:r>
     </w:p>
     <w:p>
@@ -4789,7 +4595,7 @@
           <w:szCs w:val="28"/>
         </w:rPr>
       </w:pPr>
-      <w:bookmarkStart w:id="8" w:name="_Toc190191899"/>
+      <w:bookmarkStart w:id="8" w:name="_Toc225760216"/>
       <w:r>
         <w:rPr>
           <w:rFonts w:ascii="Times New Roman" w:hAnsi="Times New Roman" w:cs="Times New Roman"/>
@@ -4844,7 +4650,6 @@
         </w:rPr>
         <w:t xml:space="preserve">Обоснование выбора диаграммы </w:t>
       </w:r>
-      <w:bookmarkEnd w:id="8"/>
       <w:r>
         <w:rPr>
           <w:rFonts w:ascii="Times New Roman" w:hAnsi="Times New Roman" w:cs="Times New Roman"/>
@@ -4854,6 +4659,7 @@
         </w:rPr>
         <w:t>последовательности для варианта использования «просмотреть отчёт программы»</w:t>
       </w:r>
+      <w:bookmarkEnd w:id="8"/>
     </w:p>
     <w:p>
       <w:pPr>
@@ -4861,54 +4667,17 @@
         <w:ind w:left="0" w:firstLine="709"/>
         <w:jc w:val="both"/>
         <w:rPr>
-          <w:color w:val="FF0000"/>
-          <w:sz w:val="28"/>
-          <w:szCs w:val="28"/>
-        </w:rPr>
-      </w:pPr>
-      <w:r>
-        <w:rPr>
-          <w:color w:val="FF0000"/>
-          <w:sz w:val="28"/>
-          <w:szCs w:val="28"/>
-        </w:rPr>
-        <w:t xml:space="preserve">И так далее. Если вы ограничились только 2 </w:t>
-      </w:r>
-      <w:r>
-        <w:rPr>
-          <w:color w:val="FF0000"/>
-          <w:sz w:val="28"/>
-          <w:szCs w:val="28"/>
-        </w:rPr>
-        <w:t>диаграммами, удалите этот пункт из отчета и из содержания</w:t>
-      </w:r>
-    </w:p>
-    <w:p>
-      <w:pPr>
-        <w:pStyle w:val="2"/>
-      </w:pPr>
-      <w:bookmarkStart w:id="9" w:name="_Toc190191900"/>
-      <w:r>
-        <w:t>2.</w:t>
-      </w:r>
-      <w:r>
-        <w:t>3</w:t>
-      </w:r>
-      <w:r>
-        <w:t xml:space="preserve"> Построение диаграмм </w:t>
-      </w:r>
-      <w:r>
-        <w:rPr>
-          <w:rFonts w:eastAsia="Times New Roman" w:cs="Times New Roman"/>
-          <w:bCs/>
-          <w:szCs w:val="28"/>
-        </w:rPr>
-        <w:t>информационной</w:t>
-      </w:r>
-      <w:r>
-        <w:t xml:space="preserve"> модели</w:t>
-      </w:r>
-      <w:bookmarkEnd w:id="9"/>
+          <w:sz w:val="28"/>
+          <w:szCs w:val="28"/>
+        </w:rPr>
+      </w:pPr>
+      <w:r>
+        <w:rPr>
+          <w:sz w:val="28"/>
+          <w:szCs w:val="28"/>
+        </w:rPr>
+        <w:t>На рисунке 3 представлена диаграмма последовательности.</w:t>
+      </w:r>
     </w:p>
     <w:p>
       <w:pPr>
@@ -4916,6 +4685,128 @@
         <w:ind w:left="0" w:firstLine="709"/>
         <w:jc w:val="both"/>
         <w:rPr>
+          <w:noProof/>
+        </w:rPr>
+      </w:pPr>
+    </w:p>
+    <w:p>
+      <w:pPr>
+        <w:spacing w:line="360" w:lineRule="auto"/>
+        <w:ind w:left="0"/>
+        <w:jc w:val="center"/>
+        <w:rPr>
+          <w:sz w:val="28"/>
+          <w:szCs w:val="28"/>
+        </w:rPr>
+      </w:pPr>
+      <w:r>
+        <w:rPr>
+          <w:noProof/>
+        </w:rPr>
+        <w:lastRenderedPageBreak/>
+        <w:drawing>
+          <wp:inline distT="0" distB="0" distL="0" distR="0" wp14:anchorId="0975CEFE" wp14:editId="5B717D09">
+            <wp:extent cx="5940425" cy="4425315"/>
+            <wp:effectExtent l="19050" t="19050" r="22225" b="13335"/>
+            <wp:docPr id="1799917356" name="Рисунок 2" descr="PlantUML diagram"/>
+            <wp:cNvGraphicFramePr>
+              <a:graphicFrameLocks xmlns:a="http://schemas.openxmlformats.org/drawingml/2006/main" noChangeAspect="1"/>
+            </wp:cNvGraphicFramePr>
+            <a:graphic xmlns:a="http://schemas.openxmlformats.org/drawingml/2006/main">
+              <a:graphicData uri="http://schemas.openxmlformats.org/drawingml/2006/picture">
+                <pic:pic xmlns:pic="http://schemas.openxmlformats.org/drawingml/2006/picture">
+                  <pic:nvPicPr>
+                    <pic:cNvPr id="0" name="Picture 3" descr="PlantUML diagram"/>
+                    <pic:cNvPicPr>
+                      <a:picLocks noChangeAspect="1" noChangeArrowheads="1"/>
+                    </pic:cNvPicPr>
+                  </pic:nvPicPr>
+                  <pic:blipFill>
+                    <a:blip r:embed="rId10">
+                      <a:extLst>
+                        <a:ext uri="{28A0092B-C50C-407E-A947-70E740481C1C}">
+                          <a14:useLocalDpi xmlns:a14="http://schemas.microsoft.com/office/drawing/2010/main" val="0"/>
+                        </a:ext>
+                      </a:extLst>
+                    </a:blip>
+                    <a:srcRect/>
+                    <a:stretch>
+                      <a:fillRect/>
+                    </a:stretch>
+                  </pic:blipFill>
+                  <pic:spPr bwMode="auto">
+                    <a:xfrm>
+                      <a:off x="0" y="0"/>
+                      <a:ext cx="5940425" cy="4425315"/>
+                    </a:xfrm>
+                    <a:prstGeom prst="rect">
+                      <a:avLst/>
+                    </a:prstGeom>
+                    <a:noFill/>
+                    <a:ln>
+                      <a:solidFill>
+                        <a:schemeClr val="tx1"/>
+                      </a:solidFill>
+                    </a:ln>
+                  </pic:spPr>
+                </pic:pic>
+              </a:graphicData>
+            </a:graphic>
+          </wp:inline>
+        </w:drawing>
+      </w:r>
+    </w:p>
+    <w:p>
+      <w:pPr>
+        <w:spacing w:after="240" w:line="240" w:lineRule="auto"/>
+        <w:ind w:left="0"/>
+        <w:jc w:val="center"/>
+        <w:rPr>
+          <w:sz w:val="28"/>
+          <w:szCs w:val="28"/>
+        </w:rPr>
+      </w:pPr>
+      <w:r>
+        <w:rPr>
+          <w:sz w:val="28"/>
+          <w:szCs w:val="28"/>
+        </w:rPr>
+        <w:t>Рисунок 3 – Диаграмма последовательности для ВИ «просмотреть отчёт программы»</w:t>
+      </w:r>
+    </w:p>
+    <w:p>
+      <w:pPr>
+        <w:pStyle w:val="2"/>
+      </w:pPr>
+      <w:bookmarkStart w:id="9" w:name="_Toc225760217"/>
+      <w:r>
+        <w:t>2.</w:t>
+      </w:r>
+      <w:r>
+        <w:t>3</w:t>
+      </w:r>
+      <w:r>
+        <w:t xml:space="preserve"> Построение диаграмм </w:t>
+      </w:r>
+      <w:r>
+        <w:rPr>
+          <w:rFonts w:eastAsia="Times New Roman" w:cs="Times New Roman"/>
+          <w:bCs/>
+          <w:szCs w:val="28"/>
+        </w:rPr>
+        <w:t>информационной</w:t>
+      </w:r>
+      <w:r>
+        <w:t xml:space="preserve"> модели</w:t>
+      </w:r>
+      <w:bookmarkEnd w:id="9"/>
+    </w:p>
+    <w:p>
+      <w:pPr>
+        <w:spacing w:line="360" w:lineRule="auto"/>
+        <w:ind w:left="0" w:firstLine="709"/>
+        <w:jc w:val="both"/>
+        <w:rPr>
           <w:color w:val="FF0000"/>
           <w:sz w:val="28"/>
           <w:szCs w:val="28"/>
@@ -4941,14 +4832,13 @@
           <w:szCs w:val="28"/>
         </w:rPr>
       </w:pPr>
-      <w:bookmarkStart w:id="10" w:name="_Toc190191901"/>
+      <w:bookmarkStart w:id="10" w:name="_Toc225760218"/>
       <w:r>
         <w:rPr>
           <w:rFonts w:ascii="Times New Roman" w:hAnsi="Times New Roman" w:cs="Times New Roman"/>
           <w:sz w:val="28"/>
           <w:szCs w:val="28"/>
         </w:rPr>
-        <w:lastRenderedPageBreak/>
         <w:t>2.</w:t>
       </w:r>
       <w:r>
@@ -5039,7 +4929,7 @@
           <w:szCs w:val="28"/>
         </w:rPr>
       </w:pPr>
-      <w:bookmarkStart w:id="11" w:name="_Toc190191902"/>
+      <w:bookmarkStart w:id="11" w:name="_Toc225760219"/>
       <w:r>
         <w:rPr>
           <w:rFonts w:ascii="Times New Roman" w:hAnsi="Times New Roman" w:cs="Times New Roman"/>
@@ -5132,7 +5022,7 @@
           <w:szCs w:val="28"/>
         </w:rPr>
       </w:pPr>
-      <w:bookmarkStart w:id="12" w:name="_Toc190191903"/>
+      <w:bookmarkStart w:id="12" w:name="_Toc225760220"/>
       <w:r>
         <w:rPr>
           <w:rFonts w:ascii="Times New Roman" w:hAnsi="Times New Roman" w:cs="Times New Roman"/>
@@ -5226,7 +5116,7 @@
       <w:pPr>
         <w:pStyle w:val="2"/>
       </w:pPr>
-      <w:bookmarkStart w:id="13" w:name="_Toc190191904"/>
+      <w:bookmarkStart w:id="13" w:name="_Toc225760221"/>
       <w:r>
         <w:t>2.</w:t>
       </w:r>
@@ -5290,13 +5180,14 @@
           <w:szCs w:val="28"/>
         </w:rPr>
       </w:pPr>
-      <w:bookmarkStart w:id="14" w:name="_Toc190191905"/>
+      <w:bookmarkStart w:id="14" w:name="_Toc225760222"/>
       <w:r>
         <w:rPr>
           <w:rFonts w:ascii="Times New Roman" w:hAnsi="Times New Roman" w:cs="Times New Roman"/>
           <w:sz w:val="28"/>
           <w:szCs w:val="28"/>
         </w:rPr>
+        <w:lastRenderedPageBreak/>
         <w:t>2.</w:t>
       </w:r>
       <w:r>
@@ -5387,7 +5278,7 @@
           <w:szCs w:val="28"/>
         </w:rPr>
       </w:pPr>
-      <w:bookmarkStart w:id="15" w:name="_Toc190191906"/>
+      <w:bookmarkStart w:id="15" w:name="_Toc225760223"/>
       <w:r>
         <w:rPr>
           <w:rFonts w:ascii="Times New Roman" w:hAnsi="Times New Roman" w:cs="Times New Roman"/>
@@ -5480,7 +5371,7 @@
           <w:szCs w:val="28"/>
         </w:rPr>
       </w:pPr>
-      <w:bookmarkStart w:id="16" w:name="_Toc190191907"/>
+      <w:bookmarkStart w:id="16" w:name="_Toc225760224"/>
       <w:r>
         <w:rPr>
           <w:rFonts w:ascii="Times New Roman" w:hAnsi="Times New Roman" w:cs="Times New Roman"/>
@@ -5716,8 +5607,8 @@
       </w:pPr>
     </w:p>
     <w:sectPr>
-      <w:footerReference w:type="default" r:id="rId9"/>
-      <w:footerReference w:type="first" r:id="rId10"/>
+      <w:footerReference w:type="default" r:id="rId11"/>
+      <w:footerReference w:type="first" r:id="rId12"/>
       <w:pgSz w:w="11906" w:h="16838"/>
       <w:pgMar w:top="1134" w:right="850" w:bottom="1134" w:left="1701" w:header="708" w:footer="708" w:gutter="0"/>
       <w:cols w:space="708"/>

--- a/МАИППО/ПР-2 МАИППО Тарасевич.docx
+++ b/МАИППО/ПР-2 МАИППО Тарасевич.docx
@@ -79,15 +79,9 @@
           <w:sz w:val="22"/>
           <w:szCs w:val="22"/>
         </w:rPr>
-        <w:t>«Балтийский государственный технический университет «ВОЕНМЕХ» им. Д.Ф. Устинова»</w:t>
-      </w:r>
-    </w:p>
-    <w:p>
-      <w:pPr>
-        <w:pStyle w:val="a3"/>
-        <w:ind w:left="0"/>
-        <w:jc w:val="center"/>
-      </w:pPr>
+        <w:t xml:space="preserve">«Балтийский государственный технический университет «ВОЕНМЕХ» им. </w:t>
+      </w:r>
+      <w:proofErr w:type="gramStart"/>
       <w:r>
         <w:rPr>
           <w:b/>
@@ -95,7 +89,53 @@
           <w:sz w:val="22"/>
           <w:szCs w:val="22"/>
         </w:rPr>
-        <w:t>(БГТУ «ВОЕНМЕХ» им. Д.Ф. Устинова)</w:t>
+        <w:t>Д.Ф.</w:t>
+      </w:r>
+      <w:proofErr w:type="gramEnd"/>
+      <w:r>
+        <w:rPr>
+          <w:b/>
+          <w:color w:val="000000"/>
+          <w:sz w:val="22"/>
+          <w:szCs w:val="22"/>
+        </w:rPr>
+        <w:t xml:space="preserve"> Устинова»</w:t>
+      </w:r>
+    </w:p>
+    <w:p>
+      <w:pPr>
+        <w:pStyle w:val="a3"/>
+        <w:ind w:left="0"/>
+        <w:jc w:val="center"/>
+      </w:pPr>
+      <w:r>
+        <w:rPr>
+          <w:b/>
+          <w:color w:val="000000"/>
+          <w:sz w:val="22"/>
+          <w:szCs w:val="22"/>
+        </w:rPr>
+        <w:t xml:space="preserve">(БГТУ «ВОЕНМЕХ» им. </w:t>
+      </w:r>
+      <w:proofErr w:type="gramStart"/>
+      <w:r>
+        <w:rPr>
+          <w:b/>
+          <w:color w:val="000000"/>
+          <w:sz w:val="22"/>
+          <w:szCs w:val="22"/>
+        </w:rPr>
+        <w:t>Д.Ф.</w:t>
+      </w:r>
+      <w:proofErr w:type="gramEnd"/>
+      <w:r>
+        <w:rPr>
+          <w:b/>
+          <w:color w:val="000000"/>
+          <w:sz w:val="22"/>
+          <w:szCs w:val="22"/>
+        </w:rPr>
+        <w:t xml:space="preserve"> Устинова)</w:t>
       </w:r>
     </w:p>
     <w:p>
@@ -1156,8 +1196,16 @@
               <w:rPr>
                 <w:sz w:val="24"/>
               </w:rPr>
-              <w:t>Тарасевич В.В.</w:t>
-            </w:r>
+              <w:t xml:space="preserve">Тарасевич </w:t>
+            </w:r>
+            <w:proofErr w:type="gramStart"/>
+            <w:r>
+              <w:rPr>
+                <w:sz w:val="24"/>
+              </w:rPr>
+              <w:t>В.В.</w:t>
+            </w:r>
+            <w:proofErr w:type="gramEnd"/>
           </w:p>
         </w:tc>
       </w:tr>
@@ -1439,11 +1487,19 @@
                 <w:sz w:val="24"/>
               </w:rPr>
             </w:pPr>
+            <w:proofErr w:type="spellStart"/>
             <w:r>
               <w:rPr>
                 <w:sz w:val="24"/>
               </w:rPr>
-              <w:t>Гладевич А.А.</w:t>
+              <w:t>Гладевич</w:t>
+            </w:r>
+            <w:proofErr w:type="spellEnd"/>
+            <w:r>
+              <w:rPr>
+                <w:sz w:val="24"/>
+              </w:rPr>
+              <w:t xml:space="preserve"> А.А.</w:t>
             </w:r>
           </w:p>
         </w:tc>
@@ -1766,12 +1822,13 @@
             <w:tabs>
               <w:tab w:val="right" w:leader="dot" w:pos="9345"/>
             </w:tabs>
+            <w:spacing w:after="0" w:line="360" w:lineRule="auto"/>
             <w:rPr>
               <w:rFonts w:asciiTheme="minorHAnsi" w:eastAsiaTheme="minorEastAsia" w:hAnsiTheme="minorHAnsi" w:cstheme="minorBidi"/>
               <w:noProof/>
               <w:kern w:val="2"/>
-              <w:sz w:val="24"/>
-              <w:szCs w:val="24"/>
+              <w:sz w:val="28"/>
+              <w:szCs w:val="28"/>
               <w14:ligatures w14:val="standardContextual"/>
             </w:rPr>
           </w:pPr>
@@ -1796,11 +1853,13 @@
             </w:rPr>
             <w:fldChar w:fldCharType="separate"/>
           </w:r>
-          <w:hyperlink w:anchor="_Toc225760208" w:history="1">
+          <w:hyperlink w:anchor="_Toc225858895" w:history="1">
             <w:r>
               <w:rPr>
                 <w:rStyle w:val="aa"/>
                 <w:noProof/>
+                <w:sz w:val="28"/>
+                <w:szCs w:val="28"/>
               </w:rPr>
               <w:t>1 Цель работы и постановка задачи</w:t>
             </w:r>
@@ -1808,6 +1867,8 @@
               <w:rPr>
                 <w:noProof/>
                 <w:webHidden/>
+                <w:sz w:val="28"/>
+                <w:szCs w:val="28"/>
               </w:rPr>
               <w:tab/>
             </w:r>
@@ -1815,6 +1876,8 @@
               <w:rPr>
                 <w:noProof/>
                 <w:webHidden/>
+                <w:sz w:val="28"/>
+                <w:szCs w:val="28"/>
               </w:rPr>
               <w:fldChar w:fldCharType="begin"/>
             </w:r>
@@ -1822,19 +1885,25 @@
               <w:rPr>
                 <w:noProof/>
                 <w:webHidden/>
-              </w:rPr>
-              <w:instrText xml:space="preserve"> PAGEREF _Toc225760208 \h </w:instrText>
-            </w:r>
-            <w:r>
-              <w:rPr>
-                <w:noProof/>
-                <w:webHidden/>
-              </w:rPr>
-            </w:r>
-            <w:r>
-              <w:rPr>
-                <w:noProof/>
-                <w:webHidden/>
+                <w:sz w:val="28"/>
+                <w:szCs w:val="28"/>
+              </w:rPr>
+              <w:instrText xml:space="preserve"> PAGEREF _Toc225858895 \h </w:instrText>
+            </w:r>
+            <w:r>
+              <w:rPr>
+                <w:noProof/>
+                <w:webHidden/>
+                <w:sz w:val="28"/>
+                <w:szCs w:val="28"/>
+              </w:rPr>
+            </w:r>
+            <w:r>
+              <w:rPr>
+                <w:noProof/>
+                <w:webHidden/>
+                <w:sz w:val="28"/>
+                <w:szCs w:val="28"/>
               </w:rPr>
               <w:fldChar w:fldCharType="separate"/>
             </w:r>
@@ -1842,6 +1911,8 @@
               <w:rPr>
                 <w:noProof/>
                 <w:webHidden/>
+                <w:sz w:val="28"/>
+                <w:szCs w:val="28"/>
               </w:rPr>
               <w:t>3</w:t>
             </w:r>
@@ -1849,6 +1920,8 @@
               <w:rPr>
                 <w:noProof/>
                 <w:webHidden/>
+                <w:sz w:val="28"/>
+                <w:szCs w:val="28"/>
               </w:rPr>
               <w:fldChar w:fldCharType="end"/>
             </w:r>
@@ -1861,17 +1934,19 @@
               <w:rFonts w:asciiTheme="minorHAnsi" w:eastAsiaTheme="minorEastAsia" w:hAnsiTheme="minorHAnsi" w:cstheme="minorBidi"/>
               <w:noProof/>
               <w:kern w:val="2"/>
-              <w:sz w:val="24"/>
-              <w:szCs w:val="24"/>
+              <w:sz w:val="28"/>
+              <w:szCs w:val="28"/>
               <w14:ligatures w14:val="standardContextual"/>
             </w:rPr>
           </w:pPr>
-          <w:hyperlink w:anchor="_Toc225760209" w:history="1">
+          <w:hyperlink w:anchor="_Toc225858896" w:history="1">
             <w:r>
               <w:rPr>
                 <w:rStyle w:val="aa"/>
                 <w:bCs/>
                 <w:noProof/>
+                <w:sz w:val="28"/>
+                <w:szCs w:val="28"/>
               </w:rPr>
               <w:t>1.1 Цель работы</w:t>
             </w:r>
@@ -1879,6 +1954,8 @@
               <w:rPr>
                 <w:noProof/>
                 <w:webHidden/>
+                <w:sz w:val="28"/>
+                <w:szCs w:val="28"/>
               </w:rPr>
               <w:tab/>
             </w:r>
@@ -1886,6 +1963,8 @@
               <w:rPr>
                 <w:noProof/>
                 <w:webHidden/>
+                <w:sz w:val="28"/>
+                <w:szCs w:val="28"/>
               </w:rPr>
               <w:fldChar w:fldCharType="begin"/>
             </w:r>
@@ -1893,19 +1972,25 @@
               <w:rPr>
                 <w:noProof/>
                 <w:webHidden/>
-              </w:rPr>
-              <w:instrText xml:space="preserve"> PAGEREF _Toc225760209 \h </w:instrText>
-            </w:r>
-            <w:r>
-              <w:rPr>
-                <w:noProof/>
-                <w:webHidden/>
-              </w:rPr>
-            </w:r>
-            <w:r>
-              <w:rPr>
-                <w:noProof/>
-                <w:webHidden/>
+                <w:sz w:val="28"/>
+                <w:szCs w:val="28"/>
+              </w:rPr>
+              <w:instrText xml:space="preserve"> PAGEREF _Toc225858896 \h </w:instrText>
+            </w:r>
+            <w:r>
+              <w:rPr>
+                <w:noProof/>
+                <w:webHidden/>
+                <w:sz w:val="28"/>
+                <w:szCs w:val="28"/>
+              </w:rPr>
+            </w:r>
+            <w:r>
+              <w:rPr>
+                <w:noProof/>
+                <w:webHidden/>
+                <w:sz w:val="28"/>
+                <w:szCs w:val="28"/>
               </w:rPr>
               <w:fldChar w:fldCharType="separate"/>
             </w:r>
@@ -1913,6 +1998,8 @@
               <w:rPr>
                 <w:noProof/>
                 <w:webHidden/>
+                <w:sz w:val="28"/>
+                <w:szCs w:val="28"/>
               </w:rPr>
               <w:t>3</w:t>
             </w:r>
@@ -1920,6 +2007,8 @@
               <w:rPr>
                 <w:noProof/>
                 <w:webHidden/>
+                <w:sz w:val="28"/>
+                <w:szCs w:val="28"/>
               </w:rPr>
               <w:fldChar w:fldCharType="end"/>
             </w:r>
@@ -1932,17 +2021,19 @@
               <w:rFonts w:asciiTheme="minorHAnsi" w:eastAsiaTheme="minorEastAsia" w:hAnsiTheme="minorHAnsi" w:cstheme="minorBidi"/>
               <w:noProof/>
               <w:kern w:val="2"/>
-              <w:sz w:val="24"/>
-              <w:szCs w:val="24"/>
+              <w:sz w:val="28"/>
+              <w:szCs w:val="28"/>
               <w14:ligatures w14:val="standardContextual"/>
             </w:rPr>
           </w:pPr>
-          <w:hyperlink w:anchor="_Toc225760210" w:history="1">
+          <w:hyperlink w:anchor="_Toc225858897" w:history="1">
             <w:r>
               <w:rPr>
                 <w:rStyle w:val="aa"/>
                 <w:bCs/>
                 <w:noProof/>
+                <w:sz w:val="28"/>
+                <w:szCs w:val="28"/>
               </w:rPr>
               <w:t>1.2 Постановка задачи и ход выполнения работы</w:t>
             </w:r>
@@ -1950,6 +2041,8 @@
               <w:rPr>
                 <w:noProof/>
                 <w:webHidden/>
+                <w:sz w:val="28"/>
+                <w:szCs w:val="28"/>
               </w:rPr>
               <w:tab/>
             </w:r>
@@ -1957,6 +2050,8 @@
               <w:rPr>
                 <w:noProof/>
                 <w:webHidden/>
+                <w:sz w:val="28"/>
+                <w:szCs w:val="28"/>
               </w:rPr>
               <w:fldChar w:fldCharType="begin"/>
             </w:r>
@@ -1964,19 +2059,25 @@
               <w:rPr>
                 <w:noProof/>
                 <w:webHidden/>
-              </w:rPr>
-              <w:instrText xml:space="preserve"> PAGEREF _Toc225760210 \h </w:instrText>
-            </w:r>
-            <w:r>
-              <w:rPr>
-                <w:noProof/>
-                <w:webHidden/>
-              </w:rPr>
-            </w:r>
-            <w:r>
-              <w:rPr>
-                <w:noProof/>
-                <w:webHidden/>
+                <w:sz w:val="28"/>
+                <w:szCs w:val="28"/>
+              </w:rPr>
+              <w:instrText xml:space="preserve"> PAGEREF _Toc225858897 \h </w:instrText>
+            </w:r>
+            <w:r>
+              <w:rPr>
+                <w:noProof/>
+                <w:webHidden/>
+                <w:sz w:val="28"/>
+                <w:szCs w:val="28"/>
+              </w:rPr>
+            </w:r>
+            <w:r>
+              <w:rPr>
+                <w:noProof/>
+                <w:webHidden/>
+                <w:sz w:val="28"/>
+                <w:szCs w:val="28"/>
               </w:rPr>
               <w:fldChar w:fldCharType="separate"/>
             </w:r>
@@ -1984,6 +2085,8 @@
               <w:rPr>
                 <w:noProof/>
                 <w:webHidden/>
+                <w:sz w:val="28"/>
+                <w:szCs w:val="28"/>
               </w:rPr>
               <w:t>3</w:t>
             </w:r>
@@ -1991,6 +2094,8 @@
               <w:rPr>
                 <w:noProof/>
                 <w:webHidden/>
+                <w:sz w:val="28"/>
+                <w:szCs w:val="28"/>
               </w:rPr>
               <w:fldChar w:fldCharType="end"/>
             </w:r>
@@ -2002,20 +2107,23 @@
             <w:tabs>
               <w:tab w:val="right" w:leader="dot" w:pos="9345"/>
             </w:tabs>
+            <w:spacing w:after="0" w:line="360" w:lineRule="auto"/>
             <w:rPr>
               <w:rFonts w:asciiTheme="minorHAnsi" w:eastAsiaTheme="minorEastAsia" w:hAnsiTheme="minorHAnsi" w:cstheme="minorBidi"/>
               <w:noProof/>
               <w:kern w:val="2"/>
-              <w:sz w:val="24"/>
-              <w:szCs w:val="24"/>
+              <w:sz w:val="28"/>
+              <w:szCs w:val="28"/>
               <w14:ligatures w14:val="standardContextual"/>
             </w:rPr>
           </w:pPr>
-          <w:hyperlink w:anchor="_Toc225760211" w:history="1">
+          <w:hyperlink w:anchor="_Toc225858898" w:history="1">
             <w:r>
               <w:rPr>
                 <w:rStyle w:val="aa"/>
                 <w:noProof/>
+                <w:sz w:val="28"/>
+                <w:szCs w:val="28"/>
               </w:rPr>
               <w:t>2 Выполнение работы</w:t>
             </w:r>
@@ -2023,6 +2131,8 @@
               <w:rPr>
                 <w:noProof/>
                 <w:webHidden/>
+                <w:sz w:val="28"/>
+                <w:szCs w:val="28"/>
               </w:rPr>
               <w:tab/>
             </w:r>
@@ -2030,6 +2140,8 @@
               <w:rPr>
                 <w:noProof/>
                 <w:webHidden/>
+                <w:sz w:val="28"/>
+                <w:szCs w:val="28"/>
               </w:rPr>
               <w:fldChar w:fldCharType="begin"/>
             </w:r>
@@ -2037,19 +2149,25 @@
               <w:rPr>
                 <w:noProof/>
                 <w:webHidden/>
-              </w:rPr>
-              <w:instrText xml:space="preserve"> PAGEREF _Toc225760211 \h </w:instrText>
-            </w:r>
-            <w:r>
-              <w:rPr>
-                <w:noProof/>
-                <w:webHidden/>
-              </w:rPr>
-            </w:r>
-            <w:r>
-              <w:rPr>
-                <w:noProof/>
-                <w:webHidden/>
+                <w:sz w:val="28"/>
+                <w:szCs w:val="28"/>
+              </w:rPr>
+              <w:instrText xml:space="preserve"> PAGEREF _Toc225858898 \h </w:instrText>
+            </w:r>
+            <w:r>
+              <w:rPr>
+                <w:noProof/>
+                <w:webHidden/>
+                <w:sz w:val="28"/>
+                <w:szCs w:val="28"/>
+              </w:rPr>
+            </w:r>
+            <w:r>
+              <w:rPr>
+                <w:noProof/>
+                <w:webHidden/>
+                <w:sz w:val="28"/>
+                <w:szCs w:val="28"/>
               </w:rPr>
               <w:fldChar w:fldCharType="separate"/>
             </w:r>
@@ -2057,6 +2175,8 @@
               <w:rPr>
                 <w:noProof/>
                 <w:webHidden/>
+                <w:sz w:val="28"/>
+                <w:szCs w:val="28"/>
               </w:rPr>
               <w:t>4</w:t>
             </w:r>
@@ -2064,6 +2184,8 @@
               <w:rPr>
                 <w:noProof/>
                 <w:webHidden/>
+                <w:sz w:val="28"/>
+                <w:szCs w:val="28"/>
               </w:rPr>
               <w:fldChar w:fldCharType="end"/>
             </w:r>
@@ -2076,16 +2198,18 @@
               <w:rFonts w:asciiTheme="minorHAnsi" w:eastAsiaTheme="minorEastAsia" w:hAnsiTheme="minorHAnsi" w:cstheme="minorBidi"/>
               <w:noProof/>
               <w:kern w:val="2"/>
-              <w:sz w:val="24"/>
-              <w:szCs w:val="24"/>
+              <w:sz w:val="28"/>
+              <w:szCs w:val="28"/>
               <w14:ligatures w14:val="standardContextual"/>
             </w:rPr>
           </w:pPr>
-          <w:hyperlink w:anchor="_Toc225760212" w:history="1">
+          <w:hyperlink w:anchor="_Toc225858899" w:history="1">
             <w:r>
               <w:rPr>
                 <w:rStyle w:val="aa"/>
                 <w:noProof/>
+                <w:sz w:val="28"/>
+                <w:szCs w:val="28"/>
               </w:rPr>
               <w:t xml:space="preserve">2.1 </w:t>
             </w:r>
@@ -2094,6 +2218,8 @@
                 <w:rStyle w:val="aa"/>
                 <w:bCs/>
                 <w:noProof/>
+                <w:sz w:val="28"/>
+                <w:szCs w:val="28"/>
               </w:rPr>
               <w:t>Составление модели проектирования</w:t>
             </w:r>
@@ -2101,6 +2227,8 @@
               <w:rPr>
                 <w:noProof/>
                 <w:webHidden/>
+                <w:sz w:val="28"/>
+                <w:szCs w:val="28"/>
               </w:rPr>
               <w:tab/>
             </w:r>
@@ -2108,6 +2236,8 @@
               <w:rPr>
                 <w:noProof/>
                 <w:webHidden/>
+                <w:sz w:val="28"/>
+                <w:szCs w:val="28"/>
               </w:rPr>
               <w:fldChar w:fldCharType="begin"/>
             </w:r>
@@ -2115,19 +2245,25 @@
               <w:rPr>
                 <w:noProof/>
                 <w:webHidden/>
-              </w:rPr>
-              <w:instrText xml:space="preserve"> PAGEREF _Toc225760212 \h </w:instrText>
-            </w:r>
-            <w:r>
-              <w:rPr>
-                <w:noProof/>
-                <w:webHidden/>
-              </w:rPr>
-            </w:r>
-            <w:r>
-              <w:rPr>
-                <w:noProof/>
-                <w:webHidden/>
+                <w:sz w:val="28"/>
+                <w:szCs w:val="28"/>
+              </w:rPr>
+              <w:instrText xml:space="preserve"> PAGEREF _Toc225858899 \h </w:instrText>
+            </w:r>
+            <w:r>
+              <w:rPr>
+                <w:noProof/>
+                <w:webHidden/>
+                <w:sz w:val="28"/>
+                <w:szCs w:val="28"/>
+              </w:rPr>
+            </w:r>
+            <w:r>
+              <w:rPr>
+                <w:noProof/>
+                <w:webHidden/>
+                <w:sz w:val="28"/>
+                <w:szCs w:val="28"/>
               </w:rPr>
               <w:fldChar w:fldCharType="separate"/>
             </w:r>
@@ -2135,6 +2271,8 @@
               <w:rPr>
                 <w:noProof/>
                 <w:webHidden/>
+                <w:sz w:val="28"/>
+                <w:szCs w:val="28"/>
               </w:rPr>
               <w:t>4</w:t>
             </w:r>
@@ -2142,6 +2280,8 @@
               <w:rPr>
                 <w:noProof/>
                 <w:webHidden/>
+                <w:sz w:val="28"/>
+                <w:szCs w:val="28"/>
               </w:rPr>
               <w:fldChar w:fldCharType="end"/>
             </w:r>
@@ -2154,16 +2294,18 @@
               <w:rFonts w:asciiTheme="minorHAnsi" w:eastAsiaTheme="minorEastAsia" w:hAnsiTheme="minorHAnsi" w:cstheme="minorBidi"/>
               <w:noProof/>
               <w:kern w:val="2"/>
-              <w:sz w:val="24"/>
-              <w:szCs w:val="24"/>
+              <w:sz w:val="28"/>
+              <w:szCs w:val="28"/>
               <w14:ligatures w14:val="standardContextual"/>
             </w:rPr>
           </w:pPr>
-          <w:hyperlink w:anchor="_Toc225760213" w:history="1">
+          <w:hyperlink w:anchor="_Toc225858900" w:history="1">
             <w:r>
               <w:rPr>
                 <w:rStyle w:val="aa"/>
                 <w:noProof/>
+                <w:sz w:val="28"/>
+                <w:szCs w:val="28"/>
               </w:rPr>
               <w:t xml:space="preserve">2.2 Построение диаграмм </w:t>
             </w:r>
@@ -2172,6 +2314,8 @@
                 <w:rStyle w:val="aa"/>
                 <w:bCs/>
                 <w:noProof/>
+                <w:sz w:val="28"/>
+                <w:szCs w:val="28"/>
               </w:rPr>
               <w:t>поведенческой</w:t>
             </w:r>
@@ -2179,6 +2323,8 @@
               <w:rPr>
                 <w:rStyle w:val="aa"/>
                 <w:noProof/>
+                <w:sz w:val="28"/>
+                <w:szCs w:val="28"/>
               </w:rPr>
               <w:t xml:space="preserve"> модели</w:t>
             </w:r>
@@ -2186,6 +2332,8 @@
               <w:rPr>
                 <w:noProof/>
                 <w:webHidden/>
+                <w:sz w:val="28"/>
+                <w:szCs w:val="28"/>
               </w:rPr>
               <w:tab/>
             </w:r>
@@ -2193,6 +2341,8 @@
               <w:rPr>
                 <w:noProof/>
                 <w:webHidden/>
+                <w:sz w:val="28"/>
+                <w:szCs w:val="28"/>
               </w:rPr>
               <w:fldChar w:fldCharType="begin"/>
             </w:r>
@@ -2200,19 +2350,25 @@
               <w:rPr>
                 <w:noProof/>
                 <w:webHidden/>
-              </w:rPr>
-              <w:instrText xml:space="preserve"> PAGEREF _Toc225760213 \h </w:instrText>
-            </w:r>
-            <w:r>
-              <w:rPr>
-                <w:noProof/>
-                <w:webHidden/>
-              </w:rPr>
-            </w:r>
-            <w:r>
-              <w:rPr>
-                <w:noProof/>
-                <w:webHidden/>
+                <w:sz w:val="28"/>
+                <w:szCs w:val="28"/>
+              </w:rPr>
+              <w:instrText xml:space="preserve"> PAGEREF _Toc225858900 \h </w:instrText>
+            </w:r>
+            <w:r>
+              <w:rPr>
+                <w:noProof/>
+                <w:webHidden/>
+                <w:sz w:val="28"/>
+                <w:szCs w:val="28"/>
+              </w:rPr>
+            </w:r>
+            <w:r>
+              <w:rPr>
+                <w:noProof/>
+                <w:webHidden/>
+                <w:sz w:val="28"/>
+                <w:szCs w:val="28"/>
               </w:rPr>
               <w:fldChar w:fldCharType="separate"/>
             </w:r>
@@ -2220,6 +2376,8 @@
               <w:rPr>
                 <w:noProof/>
                 <w:webHidden/>
+                <w:sz w:val="28"/>
+                <w:szCs w:val="28"/>
               </w:rPr>
               <w:t>4</w:t>
             </w:r>
@@ -2227,6 +2385,8 @@
               <w:rPr>
                 <w:noProof/>
                 <w:webHidden/>
+                <w:sz w:val="28"/>
+                <w:szCs w:val="28"/>
               </w:rPr>
               <w:fldChar w:fldCharType="end"/>
             </w:r>
@@ -2239,16 +2399,18 @@
               <w:rFonts w:asciiTheme="minorHAnsi" w:eastAsiaTheme="minorEastAsia" w:hAnsiTheme="minorHAnsi" w:cstheme="minorBidi"/>
               <w:noProof/>
               <w:kern w:val="2"/>
-              <w:sz w:val="24"/>
-              <w:szCs w:val="24"/>
+              <w:sz w:val="28"/>
+              <w:szCs w:val="28"/>
               <w14:ligatures w14:val="standardContextual"/>
             </w:rPr>
           </w:pPr>
-          <w:hyperlink w:anchor="_Toc225760214" w:history="1">
+          <w:hyperlink w:anchor="_Toc225858901" w:history="1">
             <w:r>
               <w:rPr>
                 <w:rStyle w:val="aa"/>
                 <w:noProof/>
+                <w:sz w:val="28"/>
+                <w:szCs w:val="28"/>
               </w:rPr>
               <w:t>2.2.1 Обоснование выбора диаграммы состояний</w:t>
             </w:r>
@@ -2256,6 +2418,8 @@
               <w:rPr>
                 <w:noProof/>
                 <w:webHidden/>
+                <w:sz w:val="28"/>
+                <w:szCs w:val="28"/>
               </w:rPr>
               <w:tab/>
             </w:r>
@@ -2263,6 +2427,8 @@
               <w:rPr>
                 <w:noProof/>
                 <w:webHidden/>
+                <w:sz w:val="28"/>
+                <w:szCs w:val="28"/>
               </w:rPr>
               <w:fldChar w:fldCharType="begin"/>
             </w:r>
@@ -2270,19 +2436,25 @@
               <w:rPr>
                 <w:noProof/>
                 <w:webHidden/>
-              </w:rPr>
-              <w:instrText xml:space="preserve"> PAGEREF _Toc225760214 \h </w:instrText>
-            </w:r>
-            <w:r>
-              <w:rPr>
-                <w:noProof/>
-                <w:webHidden/>
-              </w:rPr>
-            </w:r>
-            <w:r>
-              <w:rPr>
-                <w:noProof/>
-                <w:webHidden/>
+                <w:sz w:val="28"/>
+                <w:szCs w:val="28"/>
+              </w:rPr>
+              <w:instrText xml:space="preserve"> PAGEREF _Toc225858901 \h </w:instrText>
+            </w:r>
+            <w:r>
+              <w:rPr>
+                <w:noProof/>
+                <w:webHidden/>
+                <w:sz w:val="28"/>
+                <w:szCs w:val="28"/>
+              </w:rPr>
+            </w:r>
+            <w:r>
+              <w:rPr>
+                <w:noProof/>
+                <w:webHidden/>
+                <w:sz w:val="28"/>
+                <w:szCs w:val="28"/>
               </w:rPr>
               <w:fldChar w:fldCharType="separate"/>
             </w:r>
@@ -2290,6 +2462,8 @@
               <w:rPr>
                 <w:noProof/>
                 <w:webHidden/>
+                <w:sz w:val="28"/>
+                <w:szCs w:val="28"/>
               </w:rPr>
               <w:t>4</w:t>
             </w:r>
@@ -2297,6 +2471,8 @@
               <w:rPr>
                 <w:noProof/>
                 <w:webHidden/>
+                <w:sz w:val="28"/>
+                <w:szCs w:val="28"/>
               </w:rPr>
               <w:fldChar w:fldCharType="end"/>
             </w:r>
@@ -2309,16 +2485,18 @@
               <w:rFonts w:asciiTheme="minorHAnsi" w:eastAsiaTheme="minorEastAsia" w:hAnsiTheme="minorHAnsi" w:cstheme="minorBidi"/>
               <w:noProof/>
               <w:kern w:val="2"/>
-              <w:sz w:val="24"/>
-              <w:szCs w:val="24"/>
+              <w:sz w:val="28"/>
+              <w:szCs w:val="28"/>
               <w14:ligatures w14:val="standardContextual"/>
             </w:rPr>
           </w:pPr>
-          <w:hyperlink w:anchor="_Toc225760215" w:history="1">
+          <w:hyperlink w:anchor="_Toc225858902" w:history="1">
             <w:r>
               <w:rPr>
                 <w:rStyle w:val="aa"/>
                 <w:noProof/>
+                <w:sz w:val="28"/>
+                <w:szCs w:val="28"/>
               </w:rPr>
               <w:t xml:space="preserve">2.2.2 Обоснование выбора диаграммы </w:t>
             </w:r>
@@ -2327,6 +2505,8 @@
                 <w:rStyle w:val="aa"/>
                 <w:bCs/>
                 <w:noProof/>
+                <w:sz w:val="28"/>
+                <w:szCs w:val="28"/>
               </w:rPr>
               <w:t>последовательности для варианта использования «добавить новое устройство»</w:t>
             </w:r>
@@ -2334,6 +2514,8 @@
               <w:rPr>
                 <w:noProof/>
                 <w:webHidden/>
+                <w:sz w:val="28"/>
+                <w:szCs w:val="28"/>
               </w:rPr>
               <w:tab/>
             </w:r>
@@ -2341,6 +2523,8 @@
               <w:rPr>
                 <w:noProof/>
                 <w:webHidden/>
+                <w:sz w:val="28"/>
+                <w:szCs w:val="28"/>
               </w:rPr>
               <w:fldChar w:fldCharType="begin"/>
             </w:r>
@@ -2348,19 +2532,25 @@
               <w:rPr>
                 <w:noProof/>
                 <w:webHidden/>
-              </w:rPr>
-              <w:instrText xml:space="preserve"> PAGEREF _Toc225760215 \h </w:instrText>
-            </w:r>
-            <w:r>
-              <w:rPr>
-                <w:noProof/>
-                <w:webHidden/>
-              </w:rPr>
-            </w:r>
-            <w:r>
-              <w:rPr>
-                <w:noProof/>
-                <w:webHidden/>
+                <w:sz w:val="28"/>
+                <w:szCs w:val="28"/>
+              </w:rPr>
+              <w:instrText xml:space="preserve"> PAGEREF _Toc225858902 \h </w:instrText>
+            </w:r>
+            <w:r>
+              <w:rPr>
+                <w:noProof/>
+                <w:webHidden/>
+                <w:sz w:val="28"/>
+                <w:szCs w:val="28"/>
+              </w:rPr>
+            </w:r>
+            <w:r>
+              <w:rPr>
+                <w:noProof/>
+                <w:webHidden/>
+                <w:sz w:val="28"/>
+                <w:szCs w:val="28"/>
               </w:rPr>
               <w:fldChar w:fldCharType="separate"/>
             </w:r>
@@ -2368,6 +2558,8 @@
               <w:rPr>
                 <w:noProof/>
                 <w:webHidden/>
+                <w:sz w:val="28"/>
+                <w:szCs w:val="28"/>
               </w:rPr>
               <w:t>5</w:t>
             </w:r>
@@ -2375,6 +2567,8 @@
               <w:rPr>
                 <w:noProof/>
                 <w:webHidden/>
+                <w:sz w:val="28"/>
+                <w:szCs w:val="28"/>
               </w:rPr>
               <w:fldChar w:fldCharType="end"/>
             </w:r>
@@ -2387,16 +2581,18 @@
               <w:rFonts w:asciiTheme="minorHAnsi" w:eastAsiaTheme="minorEastAsia" w:hAnsiTheme="minorHAnsi" w:cstheme="minorBidi"/>
               <w:noProof/>
               <w:kern w:val="2"/>
-              <w:sz w:val="24"/>
-              <w:szCs w:val="24"/>
+              <w:sz w:val="28"/>
+              <w:szCs w:val="28"/>
               <w14:ligatures w14:val="standardContextual"/>
             </w:rPr>
           </w:pPr>
-          <w:hyperlink w:anchor="_Toc225760216" w:history="1">
+          <w:hyperlink w:anchor="_Toc225858903" w:history="1">
             <w:r>
               <w:rPr>
                 <w:rStyle w:val="aa"/>
                 <w:noProof/>
+                <w:sz w:val="28"/>
+                <w:szCs w:val="28"/>
               </w:rPr>
               <w:t>2.2.3 Обоснование выбора диаграммы последовательности для варианта использования «просмотреть отчёт программы»</w:t>
             </w:r>
@@ -2404,6 +2600,8 @@
               <w:rPr>
                 <w:noProof/>
                 <w:webHidden/>
+                <w:sz w:val="28"/>
+                <w:szCs w:val="28"/>
               </w:rPr>
               <w:tab/>
             </w:r>
@@ -2411,6 +2609,8 @@
               <w:rPr>
                 <w:noProof/>
                 <w:webHidden/>
+                <w:sz w:val="28"/>
+                <w:szCs w:val="28"/>
               </w:rPr>
               <w:fldChar w:fldCharType="begin"/>
             </w:r>
@@ -2418,19 +2618,25 @@
               <w:rPr>
                 <w:noProof/>
                 <w:webHidden/>
-              </w:rPr>
-              <w:instrText xml:space="preserve"> PAGEREF _Toc225760216 \h </w:instrText>
-            </w:r>
-            <w:r>
-              <w:rPr>
-                <w:noProof/>
-                <w:webHidden/>
-              </w:rPr>
-            </w:r>
-            <w:r>
-              <w:rPr>
-                <w:noProof/>
-                <w:webHidden/>
+                <w:sz w:val="28"/>
+                <w:szCs w:val="28"/>
+              </w:rPr>
+              <w:instrText xml:space="preserve"> PAGEREF _Toc225858903 \h </w:instrText>
+            </w:r>
+            <w:r>
+              <w:rPr>
+                <w:noProof/>
+                <w:webHidden/>
+                <w:sz w:val="28"/>
+                <w:szCs w:val="28"/>
+              </w:rPr>
+            </w:r>
+            <w:r>
+              <w:rPr>
+                <w:noProof/>
+                <w:webHidden/>
+                <w:sz w:val="28"/>
+                <w:szCs w:val="28"/>
               </w:rPr>
               <w:fldChar w:fldCharType="separate"/>
             </w:r>
@@ -2438,186 +2644,8 @@
               <w:rPr>
                 <w:noProof/>
                 <w:webHidden/>
-              </w:rPr>
-              <w:t>5</w:t>
-            </w:r>
-            <w:r>
-              <w:rPr>
-                <w:noProof/>
-                <w:webHidden/>
-              </w:rPr>
-              <w:fldChar w:fldCharType="end"/>
-            </w:r>
-          </w:hyperlink>
-        </w:p>
-        <w:p>
-          <w:pPr>
-            <w:pStyle w:val="21"/>
-            <w:rPr>
-              <w:rFonts w:asciiTheme="minorHAnsi" w:eastAsiaTheme="minorEastAsia" w:hAnsiTheme="minorHAnsi" w:cstheme="minorBidi"/>
-              <w:noProof/>
-              <w:kern w:val="2"/>
-              <w:sz w:val="24"/>
-              <w:szCs w:val="24"/>
-              <w14:ligatures w14:val="standardContextual"/>
-            </w:rPr>
-          </w:pPr>
-          <w:hyperlink w:anchor="_Toc225760217" w:history="1">
-            <w:r>
-              <w:rPr>
-                <w:rStyle w:val="aa"/>
-                <w:noProof/>
-              </w:rPr>
-              <w:t xml:space="preserve">2.3 Построение диаграмм </w:t>
-            </w:r>
-            <w:r>
-              <w:rPr>
-                <w:rStyle w:val="aa"/>
-                <w:bCs/>
-                <w:noProof/>
-              </w:rPr>
-              <w:t>информационной</w:t>
-            </w:r>
-            <w:r>
-              <w:rPr>
-                <w:rStyle w:val="aa"/>
-                <w:noProof/>
-              </w:rPr>
-              <w:t xml:space="preserve"> модели</w:t>
-            </w:r>
-            <w:r>
-              <w:rPr>
-                <w:noProof/>
-                <w:webHidden/>
-              </w:rPr>
-              <w:tab/>
-            </w:r>
-            <w:r>
-              <w:rPr>
-                <w:noProof/>
-                <w:webHidden/>
-              </w:rPr>
-              <w:fldChar w:fldCharType="begin"/>
-            </w:r>
-            <w:r>
-              <w:rPr>
-                <w:noProof/>
-                <w:webHidden/>
-              </w:rPr>
-              <w:instrText xml:space="preserve"> PAGEREF _Toc225760217 \h </w:instrText>
-            </w:r>
-            <w:r>
-              <w:rPr>
-                <w:noProof/>
-                <w:webHidden/>
-              </w:rPr>
-            </w:r>
-            <w:r>
-              <w:rPr>
-                <w:noProof/>
-                <w:webHidden/>
-              </w:rPr>
-              <w:fldChar w:fldCharType="separate"/>
-            </w:r>
-            <w:r>
-              <w:rPr>
-                <w:noProof/>
-                <w:webHidden/>
-              </w:rPr>
-              <w:t>5</w:t>
-            </w:r>
-            <w:r>
-              <w:rPr>
-                <w:noProof/>
-                <w:webHidden/>
-              </w:rPr>
-              <w:fldChar w:fldCharType="end"/>
-            </w:r>
-          </w:hyperlink>
-        </w:p>
-        <w:p>
-          <w:pPr>
-            <w:pStyle w:val="31"/>
-            <w:rPr>
-              <w:rFonts w:asciiTheme="minorHAnsi" w:eastAsiaTheme="minorEastAsia" w:hAnsiTheme="minorHAnsi" w:cstheme="minorBidi"/>
-              <w:noProof/>
-              <w:kern w:val="2"/>
-              <w:sz w:val="24"/>
-              <w:szCs w:val="24"/>
-              <w14:ligatures w14:val="standardContextual"/>
-            </w:rPr>
-          </w:pPr>
-          <w:hyperlink w:anchor="_Toc225760218" w:history="1">
-            <w:r>
-              <w:rPr>
-                <w:rStyle w:val="aa"/>
-                <w:noProof/>
-              </w:rPr>
-              <w:t xml:space="preserve">2.3.1 Обоснование выбора диаграммы </w:t>
-            </w:r>
-            <w:r>
-              <w:rPr>
-                <w:rStyle w:val="aa"/>
-                <w:bCs/>
-                <w:noProof/>
-                <w:highlight w:val="yellow"/>
-              </w:rPr>
-              <w:t>такой-то</w:t>
-            </w:r>
-            <w:r>
-              <w:rPr>
-                <w:rStyle w:val="aa"/>
-                <w:noProof/>
-              </w:rPr>
-              <w:t xml:space="preserve"> </w:t>
-            </w:r>
-            <w:r>
-              <w:rPr>
-                <w:rStyle w:val="aa"/>
-                <w:bCs/>
-                <w:noProof/>
-                <w:highlight w:val="yellow"/>
-              </w:rPr>
-              <w:t>и ее нотации</w:t>
-            </w:r>
-            <w:r>
-              <w:rPr>
-                <w:noProof/>
-                <w:webHidden/>
-              </w:rPr>
-              <w:tab/>
-            </w:r>
-            <w:r>
-              <w:rPr>
-                <w:noProof/>
-                <w:webHidden/>
-              </w:rPr>
-              <w:fldChar w:fldCharType="begin"/>
-            </w:r>
-            <w:r>
-              <w:rPr>
-                <w:noProof/>
-                <w:webHidden/>
-              </w:rPr>
-              <w:instrText xml:space="preserve"> PAGEREF _Toc225760218 \h </w:instrText>
-            </w:r>
-            <w:r>
-              <w:rPr>
-                <w:noProof/>
-                <w:webHidden/>
-              </w:rPr>
-            </w:r>
-            <w:r>
-              <w:rPr>
-                <w:noProof/>
-                <w:webHidden/>
-              </w:rPr>
-              <w:fldChar w:fldCharType="separate"/>
-            </w:r>
-            <w:r>
-              <w:rPr>
-                <w:noProof/>
-                <w:webHidden/>
+                <w:sz w:val="28"/>
+                <w:szCs w:val="28"/>
               </w:rPr>
               <w:t>6</w:t>
             </w:r>
@@ -2625,567 +2653,8 @@
               <w:rPr>
                 <w:noProof/>
                 <w:webHidden/>
-              </w:rPr>
-              <w:fldChar w:fldCharType="end"/>
-            </w:r>
-          </w:hyperlink>
-        </w:p>
-        <w:p>
-          <w:pPr>
-            <w:pStyle w:val="31"/>
-            <w:rPr>
-              <w:rFonts w:asciiTheme="minorHAnsi" w:eastAsiaTheme="minorEastAsia" w:hAnsiTheme="minorHAnsi" w:cstheme="minorBidi"/>
-              <w:noProof/>
-              <w:kern w:val="2"/>
-              <w:sz w:val="24"/>
-              <w:szCs w:val="24"/>
-              <w14:ligatures w14:val="standardContextual"/>
-            </w:rPr>
-          </w:pPr>
-          <w:hyperlink w:anchor="_Toc225760219" w:history="1">
-            <w:r>
-              <w:rPr>
-                <w:rStyle w:val="aa"/>
-                <w:noProof/>
-              </w:rPr>
-              <w:t xml:space="preserve">2.3.2 Обоснование выбора диаграммы </w:t>
-            </w:r>
-            <w:r>
-              <w:rPr>
-                <w:rStyle w:val="aa"/>
-                <w:bCs/>
-                <w:noProof/>
-                <w:highlight w:val="yellow"/>
-              </w:rPr>
-              <w:t>такой-то</w:t>
-            </w:r>
-            <w:r>
-              <w:rPr>
-                <w:rStyle w:val="aa"/>
-                <w:noProof/>
-              </w:rPr>
-              <w:t xml:space="preserve"> </w:t>
-            </w:r>
-            <w:r>
-              <w:rPr>
-                <w:rStyle w:val="aa"/>
-                <w:bCs/>
-                <w:noProof/>
-                <w:highlight w:val="yellow"/>
-              </w:rPr>
-              <w:t>и ее нотации</w:t>
-            </w:r>
-            <w:r>
-              <w:rPr>
-                <w:noProof/>
-                <w:webHidden/>
-              </w:rPr>
-              <w:tab/>
-            </w:r>
-            <w:r>
-              <w:rPr>
-                <w:noProof/>
-                <w:webHidden/>
-              </w:rPr>
-              <w:fldChar w:fldCharType="begin"/>
-            </w:r>
-            <w:r>
-              <w:rPr>
-                <w:noProof/>
-                <w:webHidden/>
-              </w:rPr>
-              <w:instrText xml:space="preserve"> PAGEREF _Toc225760219 \h </w:instrText>
-            </w:r>
-            <w:r>
-              <w:rPr>
-                <w:noProof/>
-                <w:webHidden/>
-              </w:rPr>
-            </w:r>
-            <w:r>
-              <w:rPr>
-                <w:noProof/>
-                <w:webHidden/>
-              </w:rPr>
-              <w:fldChar w:fldCharType="separate"/>
-            </w:r>
-            <w:r>
-              <w:rPr>
-                <w:noProof/>
-                <w:webHidden/>
-              </w:rPr>
-              <w:t>6</w:t>
-            </w:r>
-            <w:r>
-              <w:rPr>
-                <w:noProof/>
-                <w:webHidden/>
-              </w:rPr>
-              <w:fldChar w:fldCharType="end"/>
-            </w:r>
-          </w:hyperlink>
-        </w:p>
-        <w:p>
-          <w:pPr>
-            <w:pStyle w:val="31"/>
-            <w:rPr>
-              <w:rFonts w:asciiTheme="minorHAnsi" w:eastAsiaTheme="minorEastAsia" w:hAnsiTheme="minorHAnsi" w:cstheme="minorBidi"/>
-              <w:noProof/>
-              <w:kern w:val="2"/>
-              <w:sz w:val="24"/>
-              <w:szCs w:val="24"/>
-              <w14:ligatures w14:val="standardContextual"/>
-            </w:rPr>
-          </w:pPr>
-          <w:hyperlink w:anchor="_Toc225760220" w:history="1">
-            <w:r>
-              <w:rPr>
-                <w:rStyle w:val="aa"/>
-                <w:noProof/>
-              </w:rPr>
-              <w:t xml:space="preserve">2.3.3 Обоснование выбора диаграммы </w:t>
-            </w:r>
-            <w:r>
-              <w:rPr>
-                <w:rStyle w:val="aa"/>
-                <w:bCs/>
-                <w:noProof/>
-                <w:highlight w:val="yellow"/>
-              </w:rPr>
-              <w:t>такой-то</w:t>
-            </w:r>
-            <w:r>
-              <w:rPr>
-                <w:rStyle w:val="aa"/>
-                <w:noProof/>
-              </w:rPr>
-              <w:t xml:space="preserve"> </w:t>
-            </w:r>
-            <w:r>
-              <w:rPr>
-                <w:rStyle w:val="aa"/>
-                <w:bCs/>
-                <w:noProof/>
-                <w:highlight w:val="yellow"/>
-              </w:rPr>
-              <w:t>и ее нотации</w:t>
-            </w:r>
-            <w:r>
-              <w:rPr>
-                <w:noProof/>
-                <w:webHidden/>
-              </w:rPr>
-              <w:tab/>
-            </w:r>
-            <w:r>
-              <w:rPr>
-                <w:noProof/>
-                <w:webHidden/>
-              </w:rPr>
-              <w:fldChar w:fldCharType="begin"/>
-            </w:r>
-            <w:r>
-              <w:rPr>
-                <w:noProof/>
-                <w:webHidden/>
-              </w:rPr>
-              <w:instrText xml:space="preserve"> PAGEREF _Toc225760220 \h </w:instrText>
-            </w:r>
-            <w:r>
-              <w:rPr>
-                <w:noProof/>
-                <w:webHidden/>
-              </w:rPr>
-            </w:r>
-            <w:r>
-              <w:rPr>
-                <w:noProof/>
-                <w:webHidden/>
-              </w:rPr>
-              <w:fldChar w:fldCharType="separate"/>
-            </w:r>
-            <w:r>
-              <w:rPr>
-                <w:noProof/>
-                <w:webHidden/>
-              </w:rPr>
-              <w:t>6</w:t>
-            </w:r>
-            <w:r>
-              <w:rPr>
-                <w:noProof/>
-                <w:webHidden/>
-              </w:rPr>
-              <w:fldChar w:fldCharType="end"/>
-            </w:r>
-          </w:hyperlink>
-        </w:p>
-        <w:p>
-          <w:pPr>
-            <w:pStyle w:val="21"/>
-            <w:rPr>
-              <w:rFonts w:asciiTheme="minorHAnsi" w:eastAsiaTheme="minorEastAsia" w:hAnsiTheme="minorHAnsi" w:cstheme="minorBidi"/>
-              <w:noProof/>
-              <w:kern w:val="2"/>
-              <w:sz w:val="24"/>
-              <w:szCs w:val="24"/>
-              <w14:ligatures w14:val="standardContextual"/>
-            </w:rPr>
-          </w:pPr>
-          <w:hyperlink w:anchor="_Toc225760221" w:history="1">
-            <w:r>
-              <w:rPr>
-                <w:rStyle w:val="aa"/>
-                <w:noProof/>
-              </w:rPr>
-              <w:t xml:space="preserve">2.4 Построение диаграмм </w:t>
-            </w:r>
-            <w:r>
-              <w:rPr>
-                <w:rStyle w:val="aa"/>
-                <w:bCs/>
-                <w:noProof/>
-                <w:highlight w:val="yellow"/>
-              </w:rPr>
-              <w:t>такой-то</w:t>
-            </w:r>
-            <w:r>
-              <w:rPr>
-                <w:rStyle w:val="aa"/>
-                <w:noProof/>
-              </w:rPr>
-              <w:t xml:space="preserve"> модели</w:t>
-            </w:r>
-            <w:r>
-              <w:rPr>
-                <w:noProof/>
-                <w:webHidden/>
-              </w:rPr>
-              <w:tab/>
-            </w:r>
-            <w:r>
-              <w:rPr>
-                <w:noProof/>
-                <w:webHidden/>
-              </w:rPr>
-              <w:fldChar w:fldCharType="begin"/>
-            </w:r>
-            <w:r>
-              <w:rPr>
-                <w:noProof/>
-                <w:webHidden/>
-              </w:rPr>
-              <w:instrText xml:space="preserve"> PAGEREF _Toc225760221 \h </w:instrText>
-            </w:r>
-            <w:r>
-              <w:rPr>
-                <w:noProof/>
-                <w:webHidden/>
-              </w:rPr>
-            </w:r>
-            <w:r>
-              <w:rPr>
-                <w:noProof/>
-                <w:webHidden/>
-              </w:rPr>
-              <w:fldChar w:fldCharType="separate"/>
-            </w:r>
-            <w:r>
-              <w:rPr>
-                <w:noProof/>
-                <w:webHidden/>
-              </w:rPr>
-              <w:t>6</w:t>
-            </w:r>
-            <w:r>
-              <w:rPr>
-                <w:noProof/>
-                <w:webHidden/>
-              </w:rPr>
-              <w:fldChar w:fldCharType="end"/>
-            </w:r>
-          </w:hyperlink>
-        </w:p>
-        <w:p>
-          <w:pPr>
-            <w:pStyle w:val="31"/>
-            <w:rPr>
-              <w:rFonts w:asciiTheme="minorHAnsi" w:eastAsiaTheme="minorEastAsia" w:hAnsiTheme="minorHAnsi" w:cstheme="minorBidi"/>
-              <w:noProof/>
-              <w:kern w:val="2"/>
-              <w:sz w:val="24"/>
-              <w:szCs w:val="24"/>
-              <w14:ligatures w14:val="standardContextual"/>
-            </w:rPr>
-          </w:pPr>
-          <w:hyperlink w:anchor="_Toc225760222" w:history="1">
-            <w:r>
-              <w:rPr>
-                <w:rStyle w:val="aa"/>
-                <w:noProof/>
-              </w:rPr>
-              <w:t xml:space="preserve">2.4.1 Обоснование выбора диаграммы </w:t>
-            </w:r>
-            <w:r>
-              <w:rPr>
-                <w:rStyle w:val="aa"/>
-                <w:bCs/>
-                <w:noProof/>
-                <w:highlight w:val="yellow"/>
-              </w:rPr>
-              <w:t>такой-то</w:t>
-            </w:r>
-            <w:r>
-              <w:rPr>
-                <w:rStyle w:val="aa"/>
-                <w:noProof/>
-              </w:rPr>
-              <w:t xml:space="preserve"> </w:t>
-            </w:r>
-            <w:r>
-              <w:rPr>
-                <w:rStyle w:val="aa"/>
-                <w:bCs/>
-                <w:noProof/>
-                <w:highlight w:val="yellow"/>
-              </w:rPr>
-              <w:t>и ее нотации</w:t>
-            </w:r>
-            <w:r>
-              <w:rPr>
-                <w:noProof/>
-                <w:webHidden/>
-              </w:rPr>
-              <w:tab/>
-            </w:r>
-            <w:r>
-              <w:rPr>
-                <w:noProof/>
-                <w:webHidden/>
-              </w:rPr>
-              <w:fldChar w:fldCharType="begin"/>
-            </w:r>
-            <w:r>
-              <w:rPr>
-                <w:noProof/>
-                <w:webHidden/>
-              </w:rPr>
-              <w:instrText xml:space="preserve"> PAGEREF _Toc225760222 \h </w:instrText>
-            </w:r>
-            <w:r>
-              <w:rPr>
-                <w:noProof/>
-                <w:webHidden/>
-              </w:rPr>
-            </w:r>
-            <w:r>
-              <w:rPr>
-                <w:noProof/>
-                <w:webHidden/>
-              </w:rPr>
-              <w:fldChar w:fldCharType="separate"/>
-            </w:r>
-            <w:r>
-              <w:rPr>
-                <w:noProof/>
-                <w:webHidden/>
-              </w:rPr>
-              <w:t>6</w:t>
-            </w:r>
-            <w:r>
-              <w:rPr>
-                <w:noProof/>
-                <w:webHidden/>
-              </w:rPr>
-              <w:fldChar w:fldCharType="end"/>
-            </w:r>
-          </w:hyperlink>
-        </w:p>
-        <w:p>
-          <w:pPr>
-            <w:pStyle w:val="31"/>
-            <w:rPr>
-              <w:rFonts w:asciiTheme="minorHAnsi" w:eastAsiaTheme="minorEastAsia" w:hAnsiTheme="minorHAnsi" w:cstheme="minorBidi"/>
-              <w:noProof/>
-              <w:kern w:val="2"/>
-              <w:sz w:val="24"/>
-              <w:szCs w:val="24"/>
-              <w14:ligatures w14:val="standardContextual"/>
-            </w:rPr>
-          </w:pPr>
-          <w:hyperlink w:anchor="_Toc225760223" w:history="1">
-            <w:r>
-              <w:rPr>
-                <w:rStyle w:val="aa"/>
-                <w:noProof/>
-              </w:rPr>
-              <w:t xml:space="preserve">2.4.2 Обоснование выбора диаграммы </w:t>
-            </w:r>
-            <w:r>
-              <w:rPr>
-                <w:rStyle w:val="aa"/>
-                <w:bCs/>
-                <w:noProof/>
-                <w:highlight w:val="yellow"/>
-              </w:rPr>
-              <w:t>такой-то</w:t>
-            </w:r>
-            <w:r>
-              <w:rPr>
-                <w:rStyle w:val="aa"/>
-                <w:noProof/>
-              </w:rPr>
-              <w:t xml:space="preserve"> </w:t>
-            </w:r>
-            <w:r>
-              <w:rPr>
-                <w:rStyle w:val="aa"/>
-                <w:bCs/>
-                <w:noProof/>
-                <w:highlight w:val="yellow"/>
-              </w:rPr>
-              <w:t>и ее нотации</w:t>
-            </w:r>
-            <w:r>
-              <w:rPr>
-                <w:noProof/>
-                <w:webHidden/>
-              </w:rPr>
-              <w:tab/>
-            </w:r>
-            <w:r>
-              <w:rPr>
-                <w:noProof/>
-                <w:webHidden/>
-              </w:rPr>
-              <w:fldChar w:fldCharType="begin"/>
-            </w:r>
-            <w:r>
-              <w:rPr>
-                <w:noProof/>
-                <w:webHidden/>
-              </w:rPr>
-              <w:instrText xml:space="preserve"> PAGEREF _Toc225760223 \h </w:instrText>
-            </w:r>
-            <w:r>
-              <w:rPr>
-                <w:noProof/>
-                <w:webHidden/>
-              </w:rPr>
-            </w:r>
-            <w:r>
-              <w:rPr>
-                <w:noProof/>
-                <w:webHidden/>
-              </w:rPr>
-              <w:fldChar w:fldCharType="separate"/>
-            </w:r>
-            <w:r>
-              <w:rPr>
-                <w:noProof/>
-                <w:webHidden/>
-              </w:rPr>
-              <w:t>6</w:t>
-            </w:r>
-            <w:r>
-              <w:rPr>
-                <w:noProof/>
-                <w:webHidden/>
-              </w:rPr>
-              <w:fldChar w:fldCharType="end"/>
-            </w:r>
-          </w:hyperlink>
-        </w:p>
-        <w:p>
-          <w:pPr>
-            <w:pStyle w:val="31"/>
-            <w:rPr>
-              <w:rFonts w:asciiTheme="minorHAnsi" w:eastAsiaTheme="minorEastAsia" w:hAnsiTheme="minorHAnsi" w:cstheme="minorBidi"/>
-              <w:noProof/>
-              <w:kern w:val="2"/>
-              <w:sz w:val="24"/>
-              <w:szCs w:val="24"/>
-              <w14:ligatures w14:val="standardContextual"/>
-            </w:rPr>
-          </w:pPr>
-          <w:hyperlink w:anchor="_Toc225760224" w:history="1">
-            <w:r>
-              <w:rPr>
-                <w:rStyle w:val="aa"/>
-                <w:noProof/>
-              </w:rPr>
-              <w:t xml:space="preserve">2.4.3 Обоснование выбора диаграммы </w:t>
-            </w:r>
-            <w:r>
-              <w:rPr>
-                <w:rStyle w:val="aa"/>
-                <w:bCs/>
-                <w:noProof/>
-                <w:highlight w:val="yellow"/>
-              </w:rPr>
-              <w:t>такой-то</w:t>
-            </w:r>
-            <w:r>
-              <w:rPr>
-                <w:rStyle w:val="aa"/>
-                <w:noProof/>
-              </w:rPr>
-              <w:t xml:space="preserve"> </w:t>
-            </w:r>
-            <w:r>
-              <w:rPr>
-                <w:rStyle w:val="aa"/>
-                <w:bCs/>
-                <w:noProof/>
-                <w:highlight w:val="yellow"/>
-              </w:rPr>
-              <w:t>и ее нотации</w:t>
-            </w:r>
-            <w:r>
-              <w:rPr>
-                <w:noProof/>
-                <w:webHidden/>
-              </w:rPr>
-              <w:tab/>
-            </w:r>
-            <w:r>
-              <w:rPr>
-                <w:noProof/>
-                <w:webHidden/>
-              </w:rPr>
-              <w:fldChar w:fldCharType="begin"/>
-            </w:r>
-            <w:r>
-              <w:rPr>
-                <w:noProof/>
-                <w:webHidden/>
-              </w:rPr>
-              <w:instrText xml:space="preserve"> PAGEREF _Toc225760224 \h </w:instrText>
-            </w:r>
-            <w:r>
-              <w:rPr>
-                <w:noProof/>
-                <w:webHidden/>
-              </w:rPr>
-            </w:r>
-            <w:r>
-              <w:rPr>
-                <w:noProof/>
-                <w:webHidden/>
-              </w:rPr>
-              <w:fldChar w:fldCharType="separate"/>
-            </w:r>
-            <w:r>
-              <w:rPr>
-                <w:noProof/>
-                <w:webHidden/>
-              </w:rPr>
-              <w:t>6</w:t>
-            </w:r>
-            <w:r>
-              <w:rPr>
-                <w:noProof/>
-                <w:webHidden/>
+                <w:sz w:val="28"/>
+                <w:szCs w:val="28"/>
               </w:rPr>
               <w:fldChar w:fldCharType="end"/>
             </w:r>
@@ -3228,7 +2697,7 @@
           <w:szCs w:val="28"/>
         </w:rPr>
       </w:pPr>
-      <w:bookmarkStart w:id="0" w:name="_Toc225760208"/>
+      <w:bookmarkStart w:id="0" w:name="_Toc225858895"/>
       <w:r>
         <w:rPr>
           <w:sz w:val="28"/>
@@ -3246,7 +2715,7 @@
           <w:bCs/>
         </w:rPr>
       </w:pPr>
-      <w:bookmarkStart w:id="1" w:name="_Toc225760209"/>
+      <w:bookmarkStart w:id="1" w:name="_Toc225858896"/>
       <w:r>
         <w:rPr>
           <w:bCs/>
@@ -3294,7 +2763,7 @@
           <w:bCs/>
         </w:rPr>
       </w:pPr>
-      <w:bookmarkStart w:id="2" w:name="_Toc225760210"/>
+      <w:bookmarkStart w:id="2" w:name="_Toc225858897"/>
       <w:r>
         <w:rPr>
           <w:bCs/>
@@ -3464,7 +2933,23 @@
           <w:sz w:val="28"/>
           <w:szCs w:val="28"/>
         </w:rPr>
-        <w:t>Оформить отчет в соответствии с ГОСТ 7.32-2017. Содержимое</w:t>
+        <w:t xml:space="preserve">Оформить отчет в соответствии с ГОСТ </w:t>
+      </w:r>
+      <w:proofErr w:type="gramStart"/>
+      <w:r>
+        <w:rPr>
+          <w:sz w:val="28"/>
+          <w:szCs w:val="28"/>
+        </w:rPr>
+        <w:t>7.32-2017</w:t>
+      </w:r>
+      <w:proofErr w:type="gramEnd"/>
+      <w:r>
+        <w:rPr>
+          <w:sz w:val="28"/>
+          <w:szCs w:val="28"/>
+        </w:rPr>
+        <w:t>. Содержимое</w:t>
       </w:r>
       <w:r>
         <w:rPr>
@@ -3559,7 +3044,7 @@
           <w:szCs w:val="28"/>
         </w:rPr>
       </w:pPr>
-      <w:bookmarkStart w:id="3" w:name="_Toc225760211"/>
+      <w:bookmarkStart w:id="3" w:name="_Toc225858898"/>
       <w:r>
         <w:rPr>
           <w:sz w:val="28"/>
@@ -3652,7 +3137,7 @@
       <w:pPr>
         <w:pStyle w:val="2"/>
       </w:pPr>
-      <w:bookmarkStart w:id="4" w:name="_Toc225760212"/>
+      <w:bookmarkStart w:id="4" w:name="_Toc225858899"/>
       <w:r>
         <w:t xml:space="preserve">2.1 </w:t>
       </w:r>
@@ -3688,15 +3173,15 @@
           <w:sz w:val="28"/>
           <w:szCs w:val="28"/>
         </w:rPr>
-        <w:t xml:space="preserve">В ходе составления модели проектирования было решено использовать </w:t>
-      </w:r>
-      <w:r>
-        <w:rPr>
-          <w:bCs/>
-          <w:sz w:val="28"/>
-          <w:szCs w:val="28"/>
-        </w:rPr>
-        <w:t xml:space="preserve">одну поведенческую модель и одну – информационную. </w:t>
+        <w:t>В ходе составления модели проектирования было решено использовать</w:t>
+      </w:r>
+      <w:r>
+        <w:rPr>
+          <w:bCs/>
+          <w:sz w:val="28"/>
+          <w:szCs w:val="28"/>
+        </w:rPr>
+        <w:t xml:space="preserve"> поведенческую модель. </w:t>
       </w:r>
     </w:p>
     <w:p>
@@ -3705,11 +3190,9 @@
         <w:ind w:left="0" w:firstLine="709"/>
         <w:jc w:val="both"/>
         <w:rPr>
-          <w:bCs/>
-          <w:color w:val="00B050"/>
-          <w:sz w:val="28"/>
-          <w:szCs w:val="28"/>
-          <w:highlight w:val="yellow"/>
+          <w:color w:val="FF0000"/>
+          <w:sz w:val="28"/>
+          <w:szCs w:val="28"/>
         </w:rPr>
       </w:pPr>
       <w:r>
@@ -3765,7 +3248,6 @@
           <w:bCs/>
           <w:sz w:val="28"/>
           <w:szCs w:val="28"/>
-          <w:highlight w:val="yellow"/>
         </w:rPr>
         <w:t>диаграмм</w:t>
       </w:r>
@@ -3774,7 +3256,6 @@
           <w:bCs/>
           <w:sz w:val="28"/>
           <w:szCs w:val="28"/>
-          <w:highlight w:val="yellow"/>
         </w:rPr>
         <w:t>а</w:t>
       </w:r>
@@ -3783,7 +3264,6 @@
           <w:bCs/>
           <w:sz w:val="28"/>
           <w:szCs w:val="28"/>
-          <w:highlight w:val="yellow"/>
         </w:rPr>
         <w:t xml:space="preserve"> состояний</w:t>
       </w:r>
@@ -3808,7 +3288,6 @@
           <w:bCs/>
           <w:sz w:val="28"/>
           <w:szCs w:val="28"/>
-          <w:highlight w:val="yellow"/>
         </w:rPr>
         <w:t>две диаграммы последовательности</w:t>
       </w:r>
@@ -3837,6 +3316,87 @@
         </w:rPr>
         <w:t>.</w:t>
       </w:r>
+    </w:p>
+    <w:p>
+      <w:pPr>
+        <w:pStyle w:val="2"/>
+      </w:pPr>
+      <w:bookmarkStart w:id="5" w:name="_Toc225858900"/>
+      <w:r>
+        <w:t xml:space="preserve">2.2 Построение диаграмм </w:t>
+      </w:r>
+      <w:r>
+        <w:rPr>
+          <w:rFonts w:eastAsia="Times New Roman" w:cs="Times New Roman"/>
+          <w:bCs/>
+          <w:szCs w:val="28"/>
+        </w:rPr>
+        <w:t>поведенческой</w:t>
+      </w:r>
+      <w:r>
+        <w:t xml:space="preserve"> модели</w:t>
+      </w:r>
+      <w:bookmarkEnd w:id="5"/>
+    </w:p>
+    <w:p>
+      <w:pPr>
+        <w:pStyle w:val="3"/>
+        <w:spacing w:before="0" w:line="360" w:lineRule="auto"/>
+        <w:ind w:left="0" w:firstLine="709"/>
+        <w:rPr>
+          <w:rFonts w:ascii="Times New Roman" w:hAnsi="Times New Roman" w:cs="Times New Roman"/>
+          <w:color w:val="auto"/>
+          <w:sz w:val="28"/>
+          <w:szCs w:val="28"/>
+        </w:rPr>
+      </w:pPr>
+      <w:bookmarkStart w:id="6" w:name="_Toc225858901"/>
+      <w:r>
+        <w:rPr>
+          <w:rFonts w:ascii="Times New Roman" w:hAnsi="Times New Roman" w:cs="Times New Roman"/>
+          <w:color w:val="auto"/>
+          <w:sz w:val="28"/>
+          <w:szCs w:val="28"/>
+        </w:rPr>
+        <w:t>2.</w:t>
+      </w:r>
+      <w:r>
+        <w:rPr>
+          <w:rFonts w:ascii="Times New Roman" w:hAnsi="Times New Roman" w:cs="Times New Roman"/>
+          <w:color w:val="auto"/>
+          <w:sz w:val="28"/>
+          <w:szCs w:val="28"/>
+        </w:rPr>
+        <w:t>2</w:t>
+      </w:r>
+      <w:r>
+        <w:rPr>
+          <w:rFonts w:ascii="Times New Roman" w:hAnsi="Times New Roman" w:cs="Times New Roman"/>
+          <w:color w:val="auto"/>
+          <w:sz w:val="28"/>
+          <w:szCs w:val="28"/>
+        </w:rPr>
+        <w:t xml:space="preserve">.1 </w:t>
+      </w:r>
+      <w:r>
+        <w:rPr>
+          <w:rFonts w:ascii="Times New Roman" w:hAnsi="Times New Roman" w:cs="Times New Roman"/>
+          <w:color w:val="auto"/>
+          <w:sz w:val="28"/>
+          <w:szCs w:val="28"/>
+        </w:rPr>
+        <w:t xml:space="preserve">Обоснование выбора диаграммы </w:t>
+      </w:r>
+      <w:r>
+        <w:rPr>
+          <w:rFonts w:ascii="Times New Roman" w:hAnsi="Times New Roman" w:cs="Times New Roman"/>
+          <w:color w:val="auto"/>
+          <w:sz w:val="28"/>
+          <w:szCs w:val="28"/>
+        </w:rPr>
+        <w:t>состояний</w:t>
+      </w:r>
+      <w:bookmarkEnd w:id="6"/>
     </w:p>
     <w:p>
       <w:pPr>
@@ -3844,101 +3404,84 @@
         <w:ind w:left="0" w:firstLine="709"/>
         <w:jc w:val="both"/>
         <w:rPr>
-          <w:color w:val="FF0000"/>
-          <w:sz w:val="28"/>
-          <w:szCs w:val="28"/>
-        </w:rPr>
-      </w:pPr>
-      <w:r>
-        <w:rPr>
-          <w:bCs/>
-          <w:sz w:val="28"/>
-          <w:szCs w:val="28"/>
-        </w:rPr>
-        <w:t xml:space="preserve">Информационная модель предназначена для описания </w:t>
-      </w:r>
-      <w:r>
-        <w:rPr>
-          <w:bCs/>
-          <w:sz w:val="28"/>
-          <w:szCs w:val="28"/>
-        </w:rPr>
-        <w:t>существующих в системе сущностей</w:t>
-      </w:r>
-      <w:r>
-        <w:rPr>
-          <w:bCs/>
-          <w:sz w:val="28"/>
-          <w:szCs w:val="28"/>
-        </w:rPr>
-        <w:t xml:space="preserve"> и связей между ними</w:t>
-      </w:r>
-      <w:r>
-        <w:rPr>
-          <w:bCs/>
-          <w:sz w:val="28"/>
-          <w:szCs w:val="28"/>
-        </w:rPr>
-        <w:t>, их атрибутов и свойств</w:t>
-      </w:r>
-      <w:r>
-        <w:rPr>
-          <w:bCs/>
-          <w:sz w:val="28"/>
-          <w:szCs w:val="28"/>
-        </w:rPr>
-        <w:t xml:space="preserve">. Использование информационной модели позволит уточнить состав системы и поможет в дальнейшем определить </w:t>
-      </w:r>
-      <w:r>
-        <w:rPr>
-          <w:bCs/>
-          <w:sz w:val="28"/>
-          <w:szCs w:val="28"/>
-        </w:rPr>
-        <w:t>вид и структуру базы данных.</w:t>
-      </w:r>
-      <w:r>
-        <w:rPr>
-          <w:bCs/>
-          <w:sz w:val="28"/>
-          <w:szCs w:val="28"/>
-        </w:rPr>
-        <w:t xml:space="preserve"> Для составления информационной модели была использована </w:t>
-      </w:r>
-      <w:r>
-        <w:rPr>
-          <w:bCs/>
+          <w:bCs/>
+          <w:color w:val="00B050"/>
           <w:sz w:val="28"/>
           <w:szCs w:val="28"/>
           <w:highlight w:val="yellow"/>
+        </w:rPr>
+      </w:pPr>
+      <w:r>
+        <w:rPr>
+          <w:bCs/>
+          <w:sz w:val="28"/>
+          <w:szCs w:val="28"/>
+        </w:rPr>
+        <w:t xml:space="preserve">Использование диаграммы </w:t>
+      </w:r>
+      <w:r>
+        <w:rPr>
+          <w:bCs/>
+          <w:sz w:val="28"/>
+          <w:szCs w:val="28"/>
+        </w:rPr>
+        <w:t>состояний</w:t>
+      </w:r>
+      <w:r>
+        <w:rPr>
+          <w:bCs/>
+          <w:sz w:val="28"/>
+          <w:szCs w:val="28"/>
+        </w:rPr>
+        <w:t xml:space="preserve"> обусловлено спецификой проектируемой системы: система мониторинга это программное обеспечение, работающее в круглосуточном режиме</w:t>
+      </w:r>
+      <w:r>
+        <w:rPr>
+          <w:bCs/>
+          <w:sz w:val="28"/>
+          <w:szCs w:val="28"/>
+        </w:rPr>
+        <w:t xml:space="preserve"> </w:t>
+      </w:r>
+      <w:r>
+        <w:rPr>
+          <w:bCs/>
+          <w:sz w:val="28"/>
+          <w:szCs w:val="28"/>
+        </w:rPr>
+        <w:t xml:space="preserve">– соответственно, </w:t>
+      </w:r>
+      <w:r>
+        <w:rPr>
+          <w:bCs/>
+          <w:sz w:val="28"/>
+          <w:szCs w:val="28"/>
+        </w:rPr>
+        <w:t>будет удобно представить её деятельность в виде отдельных состояний</w:t>
+      </w:r>
+      <w:r>
+        <w:rPr>
+          <w:bCs/>
+          <w:sz w:val="28"/>
+          <w:szCs w:val="28"/>
+        </w:rPr>
+        <w:t xml:space="preserve"> и переходов между ними.</w:t>
+      </w:r>
+      <w:r>
+        <w:rPr>
+          <w:bCs/>
+          <w:sz w:val="28"/>
+          <w:szCs w:val="28"/>
+        </w:rPr>
+        <w:t xml:space="preserve"> Диаграмма построена в нотации </w:t>
+      </w:r>
+      <w:r>
+        <w:rPr>
+          <w:bCs/>
+          <w:sz w:val="28"/>
+          <w:szCs w:val="28"/>
           <w:lang w:val="en-US"/>
         </w:rPr>
-        <w:t>ER</w:t>
-      </w:r>
-      <w:r>
-        <w:rPr>
-          <w:bCs/>
-          <w:sz w:val="28"/>
-          <w:szCs w:val="28"/>
-          <w:highlight w:val="yellow"/>
-        </w:rPr>
-        <w:t>-диаграмма</w:t>
-      </w:r>
-      <w:r>
-        <w:rPr>
-          <w:bCs/>
-          <w:sz w:val="28"/>
-          <w:szCs w:val="28"/>
-        </w:rPr>
-        <w:t xml:space="preserve"> в нотации </w:t>
-      </w:r>
-      <w:r>
-        <w:rPr>
-          <w:bCs/>
-          <w:sz w:val="28"/>
-          <w:szCs w:val="28"/>
-          <w:lang w:val="en-US"/>
-        </w:rPr>
         <w:t>UML</w:t>
       </w:r>
       <w:r>
@@ -3949,87 +3492,6 @@
         </w:rPr>
         <w:t>.</w:t>
       </w:r>
-    </w:p>
-    <w:p>
-      <w:pPr>
-        <w:pStyle w:val="2"/>
-      </w:pPr>
-      <w:bookmarkStart w:id="5" w:name="_Toc225760213"/>
-      <w:r>
-        <w:t xml:space="preserve">2.2 Построение диаграмм </w:t>
-      </w:r>
-      <w:r>
-        <w:rPr>
-          <w:rFonts w:eastAsia="Times New Roman" w:cs="Times New Roman"/>
-          <w:bCs/>
-          <w:szCs w:val="28"/>
-        </w:rPr>
-        <w:t>поведенческой</w:t>
-      </w:r>
-      <w:r>
-        <w:t xml:space="preserve"> модели</w:t>
-      </w:r>
-      <w:bookmarkEnd w:id="5"/>
-    </w:p>
-    <w:p>
-      <w:pPr>
-        <w:pStyle w:val="3"/>
-        <w:spacing w:before="0" w:line="360" w:lineRule="auto"/>
-        <w:ind w:left="0" w:firstLine="709"/>
-        <w:rPr>
-          <w:rFonts w:ascii="Times New Roman" w:hAnsi="Times New Roman" w:cs="Times New Roman"/>
-          <w:color w:val="auto"/>
-          <w:sz w:val="28"/>
-          <w:szCs w:val="28"/>
-        </w:rPr>
-      </w:pPr>
-      <w:bookmarkStart w:id="6" w:name="_Toc225760214"/>
-      <w:r>
-        <w:rPr>
-          <w:rFonts w:ascii="Times New Roman" w:hAnsi="Times New Roman" w:cs="Times New Roman"/>
-          <w:color w:val="auto"/>
-          <w:sz w:val="28"/>
-          <w:szCs w:val="28"/>
-        </w:rPr>
-        <w:t>2.</w:t>
-      </w:r>
-      <w:r>
-        <w:rPr>
-          <w:rFonts w:ascii="Times New Roman" w:hAnsi="Times New Roman" w:cs="Times New Roman"/>
-          <w:color w:val="auto"/>
-          <w:sz w:val="28"/>
-          <w:szCs w:val="28"/>
-        </w:rPr>
-        <w:t>2</w:t>
-      </w:r>
-      <w:r>
-        <w:rPr>
-          <w:rFonts w:ascii="Times New Roman" w:hAnsi="Times New Roman" w:cs="Times New Roman"/>
-          <w:color w:val="auto"/>
-          <w:sz w:val="28"/>
-          <w:szCs w:val="28"/>
-        </w:rPr>
-        <w:t xml:space="preserve">.1 </w:t>
-      </w:r>
-      <w:r>
-        <w:rPr>
-          <w:rFonts w:ascii="Times New Roman" w:hAnsi="Times New Roman" w:cs="Times New Roman"/>
-          <w:color w:val="auto"/>
-          <w:sz w:val="28"/>
-          <w:szCs w:val="28"/>
-        </w:rPr>
-        <w:t xml:space="preserve">Обоснование выбора диаграммы </w:t>
-      </w:r>
-      <w:r>
-        <w:rPr>
-          <w:rFonts w:ascii="Times New Roman" w:hAnsi="Times New Roman" w:cs="Times New Roman"/>
-          <w:color w:val="auto"/>
-          <w:sz w:val="28"/>
-          <w:szCs w:val="28"/>
-        </w:rPr>
-        <w:t>состояний</w:t>
-      </w:r>
-      <w:bookmarkEnd w:id="6"/>
     </w:p>
     <w:p>
       <w:pPr>
@@ -4038,92 +3500,33 @@
         <w:jc w:val="both"/>
         <w:rPr>
           <w:bCs/>
-          <w:color w:val="00B050"/>
-          <w:sz w:val="28"/>
-          <w:szCs w:val="28"/>
-          <w:highlight w:val="yellow"/>
-        </w:rPr>
-      </w:pPr>
-      <w:r>
-        <w:rPr>
-          <w:bCs/>
-          <w:sz w:val="28"/>
-          <w:szCs w:val="28"/>
-        </w:rPr>
-        <w:t xml:space="preserve">Использование диаграммы </w:t>
-      </w:r>
-      <w:r>
-        <w:rPr>
-          <w:bCs/>
-          <w:sz w:val="28"/>
-          <w:szCs w:val="28"/>
-        </w:rPr>
-        <w:t>состояний</w:t>
-      </w:r>
-      <w:r>
-        <w:rPr>
-          <w:bCs/>
-          <w:sz w:val="28"/>
-          <w:szCs w:val="28"/>
-        </w:rPr>
-        <w:t xml:space="preserve"> обусловлено спецификой проектируемой системы: система мониторинга это программное обеспечение, работающее в круглосуточном режиме</w:t>
-      </w:r>
-      <w:r>
-        <w:rPr>
-          <w:bCs/>
-          <w:sz w:val="28"/>
-          <w:szCs w:val="28"/>
-        </w:rPr>
-        <w:t xml:space="preserve"> </w:t>
-      </w:r>
-      <w:r>
-        <w:rPr>
-          <w:bCs/>
-          <w:sz w:val="28"/>
-          <w:szCs w:val="28"/>
-        </w:rPr>
-        <w:t xml:space="preserve">– соответственно, </w:t>
-      </w:r>
-      <w:r>
-        <w:rPr>
-          <w:bCs/>
-          <w:sz w:val="28"/>
-          <w:szCs w:val="28"/>
-        </w:rPr>
-        <w:t>будет удобно представить её деятельность в виде отдельных состояний</w:t>
-      </w:r>
-      <w:r>
-        <w:rPr>
-          <w:bCs/>
-          <w:sz w:val="28"/>
-          <w:szCs w:val="28"/>
-        </w:rPr>
-        <w:t xml:space="preserve"> и переходов между ними.</w:t>
-      </w:r>
-      <w:r>
-        <w:rPr>
-          <w:bCs/>
-          <w:sz w:val="28"/>
-          <w:szCs w:val="28"/>
-        </w:rPr>
-        <w:t xml:space="preserve"> Диаграмма построена в нотации </w:t>
-      </w:r>
-      <w:r>
-        <w:rPr>
-          <w:bCs/>
-          <w:sz w:val="28"/>
-          <w:szCs w:val="28"/>
-          <w:lang w:val="en-US"/>
-        </w:rPr>
-        <w:t>UML</w:t>
-      </w:r>
-      <w:r>
-        <w:rPr>
-          <w:bCs/>
-          <w:sz w:val="28"/>
-          <w:szCs w:val="28"/>
-        </w:rPr>
-        <w:t>.</w:t>
+          <w:sz w:val="28"/>
+          <w:szCs w:val="28"/>
+        </w:rPr>
+      </w:pPr>
+      <w:r>
+        <w:rPr>
+          <w:bCs/>
+          <w:sz w:val="28"/>
+          <w:szCs w:val="28"/>
+        </w:rPr>
+        <w:t>Ди</w:t>
+      </w:r>
+      <w:r>
+        <w:rPr>
+          <w:bCs/>
+          <w:sz w:val="28"/>
+          <w:szCs w:val="28"/>
+        </w:rPr>
+        <w:t>аграмма состояний отображает возможные состояния системы и её поведение в том или ином состоянии в ответ на возникающие события. Диаграмма представляет собой орграф с состояниями в вершинах и переходами в дугах. На дугах могут указываться сторожевые условия</w:t>
+      </w:r>
+      <w:r>
+        <w:rPr>
+          <w:bCs/>
+          <w:sz w:val="28"/>
+          <w:szCs w:val="28"/>
+        </w:rPr>
+        <w:t xml:space="preserve"> или не указываться ничего, если переход происходит по завершению работы внутри состояния.</w:t>
       </w:r>
     </w:p>
     <w:p>
@@ -4143,51 +3546,6 @@
           <w:sz w:val="28"/>
           <w:szCs w:val="28"/>
         </w:rPr>
-        <w:t>Ди</w:t>
-      </w:r>
-      <w:r>
-        <w:rPr>
-          <w:bCs/>
-          <w:sz w:val="28"/>
-          <w:szCs w:val="28"/>
-        </w:rPr>
-        <w:t xml:space="preserve">аграмма состояний отображает возможные состояния системы и её поведение в том или ином состоянии в ответ на возникающие события. </w:t>
-      </w:r>
-      <w:r>
-        <w:rPr>
-          <w:bCs/>
-          <w:sz w:val="28"/>
-          <w:szCs w:val="28"/>
-        </w:rPr>
-        <w:lastRenderedPageBreak/>
-        <w:t>Диаграмма представляет собой орграф с состояниями в вершинах и переходами в дугах. На дугах могут указываться сторожевые условия</w:t>
-      </w:r>
-      <w:r>
-        <w:rPr>
-          <w:bCs/>
-          <w:sz w:val="28"/>
-          <w:szCs w:val="28"/>
-        </w:rPr>
-        <w:t xml:space="preserve"> или не указываться ничего, если переход происходит по завершению работы внутри состояния.</w:t>
-      </w:r>
-    </w:p>
-    <w:p>
-      <w:pPr>
-        <w:spacing w:line="360" w:lineRule="auto"/>
-        <w:ind w:left="0" w:firstLine="709"/>
-        <w:jc w:val="both"/>
-        <w:rPr>
-          <w:bCs/>
-          <w:sz w:val="28"/>
-          <w:szCs w:val="28"/>
-        </w:rPr>
-      </w:pPr>
-      <w:r>
-        <w:rPr>
-          <w:bCs/>
-          <w:sz w:val="28"/>
-          <w:szCs w:val="28"/>
-        </w:rPr>
         <w:t>На рисунке 1 представлена диаграмма состояний проектируемой системы.</w:t>
       </w:r>
     </w:p>
@@ -4209,11 +3567,12 @@
           <w:sz w:val="28"/>
           <w:szCs w:val="28"/>
         </w:rPr>
+        <w:lastRenderedPageBreak/>
         <w:drawing>
-          <wp:inline distT="0" distB="0" distL="0" distR="0" wp14:anchorId="6A6AB7F9" wp14:editId="13FB5E8F">
-            <wp:extent cx="5940425" cy="3330575"/>
-            <wp:effectExtent l="19050" t="19050" r="22225" b="22225"/>
-            <wp:docPr id="1527698837" name="Рисунок 1"/>
+          <wp:inline distT="0" distB="0" distL="0" distR="0" wp14:anchorId="40F7F4B6" wp14:editId="1FE762ED">
+            <wp:extent cx="5940425" cy="2963545"/>
+            <wp:effectExtent l="19050" t="19050" r="22225" b="27305"/>
+            <wp:docPr id="29523943" name="Рисунок 1"/>
             <wp:cNvGraphicFramePr>
               <a:graphicFrameLocks xmlns:a="http://schemas.openxmlformats.org/drawingml/2006/main" noChangeAspect="1"/>
             </wp:cNvGraphicFramePr>
@@ -4221,7 +3580,7 @@
               <a:graphicData uri="http://schemas.openxmlformats.org/drawingml/2006/picture">
                 <pic:pic xmlns:pic="http://schemas.openxmlformats.org/drawingml/2006/picture">
                   <pic:nvPicPr>
-                    <pic:cNvPr id="1527698837" name=""/>
+                    <pic:cNvPr id="29523943" name=""/>
                     <pic:cNvPicPr/>
                   </pic:nvPicPr>
                   <pic:blipFill>
@@ -4233,7 +3592,7 @@
                   <pic:spPr>
                     <a:xfrm>
                       <a:off x="0" y="0"/>
-                      <a:ext cx="5940425" cy="3330575"/>
+                      <a:ext cx="5940425" cy="2963545"/>
                     </a:xfrm>
                     <a:prstGeom prst="rect">
                       <a:avLst/>
@@ -4286,7 +3645,7 @@
           <w:szCs w:val="28"/>
         </w:rPr>
       </w:pPr>
-      <w:bookmarkStart w:id="7" w:name="_Toc225760215"/>
+      <w:bookmarkStart w:id="7" w:name="_Toc225858902"/>
       <w:r>
         <w:rPr>
           <w:rFonts w:ascii="Times New Roman" w:hAnsi="Times New Roman" w:cs="Times New Roman"/>
@@ -4511,10 +3870,10 @@
         </w:rPr>
         <w:lastRenderedPageBreak/>
         <w:drawing>
-          <wp:inline distT="0" distB="0" distL="0" distR="0" wp14:anchorId="5B580CFF" wp14:editId="3F928F7B">
-            <wp:extent cx="5940425" cy="4258945"/>
-            <wp:effectExtent l="19050" t="19050" r="22225" b="27305"/>
-            <wp:docPr id="1745932748" name="Рисунок 1" descr="PlantUML diagram"/>
+          <wp:inline distT="0" distB="0" distL="0" distR="0" wp14:anchorId="2DB48C3A" wp14:editId="09022C2C">
+            <wp:extent cx="5940425" cy="4084955"/>
+            <wp:effectExtent l="19050" t="19050" r="22225" b="10795"/>
+            <wp:docPr id="700065304" name="Рисунок 2" descr="PlantUML diagram"/>
             <wp:cNvGraphicFramePr>
               <a:graphicFrameLocks xmlns:a="http://schemas.openxmlformats.org/drawingml/2006/main" noChangeAspect="1"/>
             </wp:cNvGraphicFramePr>
@@ -4522,7 +3881,7 @@
               <a:graphicData uri="http://schemas.openxmlformats.org/drawingml/2006/picture">
                 <pic:pic xmlns:pic="http://schemas.openxmlformats.org/drawingml/2006/picture">
                   <pic:nvPicPr>
-                    <pic:cNvPr id="0" name="Picture 1" descr="PlantUML diagram"/>
+                    <pic:cNvPr id="0" name="Picture 3" descr="PlantUML diagram"/>
                     <pic:cNvPicPr>
                       <a:picLocks noChangeAspect="1" noChangeArrowheads="1"/>
                     </pic:cNvPicPr>
@@ -4543,7 +3902,7 @@
                   <pic:spPr bwMode="auto">
                     <a:xfrm>
                       <a:off x="0" y="0"/>
-                      <a:ext cx="5940425" cy="4258945"/>
+                      <a:ext cx="5940425" cy="4084955"/>
                     </a:xfrm>
                     <a:prstGeom prst="rect">
                       <a:avLst/>
@@ -4571,7 +3930,6 @@
           <w:bCs/>
           <w:sz w:val="28"/>
           <w:szCs w:val="28"/>
-          <w:lang w:val="en-US"/>
         </w:rPr>
       </w:pPr>
       <w:r>
@@ -4581,6 +3939,34 @@
           <w:szCs w:val="28"/>
         </w:rPr>
         <w:t>Рисунок 2 – Диаграмма последовательности для ВИ «добавить новое устройство»</w:t>
+      </w:r>
+    </w:p>
+    <w:p>
+      <w:pPr>
+        <w:spacing w:line="360" w:lineRule="auto"/>
+        <w:ind w:left="0" w:firstLine="709"/>
+        <w:jc w:val="both"/>
+        <w:rPr>
+          <w:bCs/>
+          <w:sz w:val="28"/>
+          <w:szCs w:val="28"/>
+        </w:rPr>
+      </w:pPr>
+      <w:r>
+        <w:rPr>
+          <w:bCs/>
+          <w:sz w:val="28"/>
+          <w:szCs w:val="28"/>
+        </w:rPr>
+        <w:t xml:space="preserve">На диаграмме отображён порядок взаимодействия элементов системы при добавлении нового устройства в список отслеживаемых. Оператор взаимодействует только с граничной сущностью «веб-интерфейс». Веб-интерфейс отправляет запрос на сервер, где происходит дальнейшая работа с менеджерами базы данных и устройств. Если устройство уже отслеживается, оператору приходит уведомление и процесс добавления завершается. Если устройство не отслеживается, происходит сохранение информации о нём и подключение к нему. Если устройство недоступно, оператору приходит уведомление о таймауте и процесс завершается. При доступности устройства, </w:t>
+      </w:r>
+      <w:r>
+        <w:rPr>
+          <w:bCs/>
+          <w:sz w:val="28"/>
+          <w:szCs w:val="28"/>
+        </w:rPr>
+        <w:t>оператору приходит уведомление об успехе и начинается мониторинг устройства.</w:t>
       </w:r>
     </w:p>
     <w:p>
@@ -4595,7 +3981,7 @@
           <w:szCs w:val="28"/>
         </w:rPr>
       </w:pPr>
-      <w:bookmarkStart w:id="8" w:name="_Toc225760216"/>
+      <w:bookmarkStart w:id="8" w:name="_Toc225858903"/>
       <w:r>
         <w:rPr>
           <w:rFonts w:ascii="Times New Roman" w:hAnsi="Times New Roman" w:cs="Times New Roman"/>
@@ -4705,10 +4091,10 @@
         </w:rPr>
         <w:lastRenderedPageBreak/>
         <w:drawing>
-          <wp:inline distT="0" distB="0" distL="0" distR="0" wp14:anchorId="0975CEFE" wp14:editId="5B717D09">
-            <wp:extent cx="5940425" cy="4425315"/>
-            <wp:effectExtent l="19050" t="19050" r="22225" b="13335"/>
-            <wp:docPr id="1799917356" name="Рисунок 2" descr="PlantUML diagram"/>
+          <wp:inline distT="0" distB="0" distL="0" distR="0" wp14:anchorId="36004826" wp14:editId="4147B111">
+            <wp:extent cx="5940425" cy="4725035"/>
+            <wp:effectExtent l="19050" t="19050" r="22225" b="18415"/>
+            <wp:docPr id="1972192982" name="Рисунок 1" descr="PlantUML diagram"/>
             <wp:cNvGraphicFramePr>
               <a:graphicFrameLocks xmlns:a="http://schemas.openxmlformats.org/drawingml/2006/main" noChangeAspect="1"/>
             </wp:cNvGraphicFramePr>
@@ -4716,7 +4102,7 @@
               <a:graphicData uri="http://schemas.openxmlformats.org/drawingml/2006/picture">
                 <pic:pic xmlns:pic="http://schemas.openxmlformats.org/drawingml/2006/picture">
                   <pic:nvPicPr>
-                    <pic:cNvPr id="0" name="Picture 3" descr="PlantUML diagram"/>
+                    <pic:cNvPr id="0" name="Picture 1" descr="PlantUML diagram"/>
                     <pic:cNvPicPr>
                       <a:picLocks noChangeAspect="1" noChangeArrowheads="1"/>
                     </pic:cNvPicPr>
@@ -4737,7 +4123,7 @@
                   <pic:spPr bwMode="auto">
                     <a:xfrm>
                       <a:off x="0" y="0"/>
-                      <a:ext cx="5940425" cy="4425315"/>
+                      <a:ext cx="5940425" cy="4725035"/>
                     </a:xfrm>
                     <a:prstGeom prst="rect">
                       <a:avLst/>
@@ -4762,6 +4148,7 @@
         <w:ind w:left="0"/>
         <w:jc w:val="center"/>
         <w:rPr>
+          <w:color w:val="FF0000"/>
           <w:sz w:val="28"/>
           <w:szCs w:val="28"/>
         </w:rPr>
@@ -4773,33 +4160,6 @@
         </w:rPr>
         <w:t>Рисунок 3 – Диаграмма последовательности для ВИ «просмотреть отчёт программы»</w:t>
       </w:r>
-    </w:p>
-    <w:p>
-      <w:pPr>
-        <w:pStyle w:val="2"/>
-      </w:pPr>
-      <w:bookmarkStart w:id="9" w:name="_Toc225760217"/>
-      <w:r>
-        <w:t>2.</w:t>
-      </w:r>
-      <w:r>
-        <w:t>3</w:t>
-      </w:r>
-      <w:r>
-        <w:t xml:space="preserve"> Построение диаграмм </w:t>
-      </w:r>
-      <w:r>
-        <w:rPr>
-          <w:rFonts w:eastAsia="Times New Roman" w:cs="Times New Roman"/>
-          <w:bCs/>
-          <w:szCs w:val="28"/>
-        </w:rPr>
-        <w:t>информационной</w:t>
-      </w:r>
-      <w:r>
-        <w:t xml:space="preserve"> модели</w:t>
-      </w:r>
-      <w:bookmarkEnd w:id="9"/>
     </w:p>
     <w:p>
       <w:pPr>
@@ -4807,804 +4167,107 @@
         <w:ind w:left="0" w:firstLine="709"/>
         <w:jc w:val="both"/>
         <w:rPr>
-          <w:color w:val="FF0000"/>
-          <w:sz w:val="28"/>
-          <w:szCs w:val="28"/>
-        </w:rPr>
-      </w:pPr>
-      <w:r>
-        <w:rPr>
-          <w:color w:val="FF0000"/>
-          <w:sz w:val="28"/>
-          <w:szCs w:val="28"/>
-        </w:rPr>
-        <w:t>Аналогичным образом описываете все остальные диаграммы.</w:t>
-      </w:r>
-    </w:p>
-    <w:p>
-      <w:pPr>
-        <w:pStyle w:val="3"/>
-        <w:spacing w:before="0" w:line="360" w:lineRule="auto"/>
-        <w:ind w:left="0" w:firstLine="709"/>
-        <w:rPr>
-          <w:rFonts w:ascii="Times New Roman" w:hAnsi="Times New Roman" w:cs="Times New Roman"/>
-          <w:sz w:val="28"/>
-          <w:szCs w:val="28"/>
-        </w:rPr>
-      </w:pPr>
-      <w:bookmarkStart w:id="10" w:name="_Toc225760218"/>
-      <w:r>
-        <w:rPr>
-          <w:rFonts w:ascii="Times New Roman" w:hAnsi="Times New Roman" w:cs="Times New Roman"/>
-          <w:sz w:val="28"/>
-          <w:szCs w:val="28"/>
-        </w:rPr>
-        <w:t>2.</w:t>
-      </w:r>
-      <w:r>
-        <w:rPr>
-          <w:rFonts w:ascii="Times New Roman" w:hAnsi="Times New Roman" w:cs="Times New Roman"/>
-          <w:sz w:val="28"/>
-          <w:szCs w:val="28"/>
-        </w:rPr>
-        <w:t>3</w:t>
-      </w:r>
-      <w:r>
-        <w:rPr>
-          <w:rFonts w:ascii="Times New Roman" w:hAnsi="Times New Roman" w:cs="Times New Roman"/>
-          <w:sz w:val="28"/>
-          <w:szCs w:val="28"/>
-        </w:rPr>
-        <w:t xml:space="preserve">.1 </w:t>
-      </w:r>
-      <w:r>
-        <w:rPr>
-          <w:rFonts w:ascii="Times New Roman" w:hAnsi="Times New Roman" w:cs="Times New Roman"/>
-          <w:sz w:val="28"/>
-          <w:szCs w:val="28"/>
-        </w:rPr>
-        <w:t xml:space="preserve">Обоснование выбора диаграммы </w:t>
-      </w:r>
-      <w:r>
-        <w:rPr>
-          <w:rFonts w:ascii="Times New Roman" w:eastAsia="Times New Roman" w:hAnsi="Times New Roman" w:cs="Times New Roman"/>
-          <w:bCs/>
-          <w:color w:val="00B050"/>
-          <w:sz w:val="28"/>
-          <w:szCs w:val="28"/>
-          <w:highlight w:val="yellow"/>
-        </w:rPr>
-        <w:t>такой-то</w:t>
-      </w:r>
-      <w:r>
-        <w:rPr>
-          <w:rFonts w:ascii="Times New Roman" w:hAnsi="Times New Roman" w:cs="Times New Roman"/>
-          <w:sz w:val="28"/>
-          <w:szCs w:val="28"/>
-        </w:rPr>
-        <w:t xml:space="preserve"> </w:t>
-      </w:r>
-      <w:r>
-        <w:rPr>
-          <w:rFonts w:ascii="Times New Roman" w:eastAsia="Times New Roman" w:hAnsi="Times New Roman" w:cs="Times New Roman"/>
-          <w:bCs/>
-          <w:color w:val="00B050"/>
-          <w:sz w:val="28"/>
-          <w:szCs w:val="28"/>
-          <w:highlight w:val="yellow"/>
-        </w:rPr>
-        <w:t>и ее нотации</w:t>
-      </w:r>
-      <w:bookmarkEnd w:id="10"/>
-    </w:p>
-    <w:p>
-      <w:pPr>
-        <w:spacing w:line="360" w:lineRule="auto"/>
-        <w:ind w:left="0" w:firstLine="709"/>
-        <w:jc w:val="both"/>
-        <w:rPr>
-          <w:color w:val="FF0000"/>
-          <w:sz w:val="28"/>
-          <w:szCs w:val="28"/>
-        </w:rPr>
-      </w:pPr>
-      <w:r>
-        <w:rPr>
-          <w:color w:val="FF0000"/>
-          <w:sz w:val="28"/>
-          <w:szCs w:val="28"/>
-        </w:rPr>
-        <w:t>…</w:t>
-      </w:r>
-    </w:p>
-    <w:p>
-      <w:pPr>
-        <w:pStyle w:val="3"/>
-        <w:spacing w:before="0" w:line="360" w:lineRule="auto"/>
-        <w:ind w:left="0" w:firstLine="709"/>
-        <w:rPr>
-          <w:rFonts w:ascii="Times New Roman" w:hAnsi="Times New Roman" w:cs="Times New Roman"/>
-          <w:color w:val="auto"/>
-          <w:sz w:val="28"/>
-          <w:szCs w:val="28"/>
-        </w:rPr>
-      </w:pPr>
-      <w:bookmarkStart w:id="11" w:name="_Toc225760219"/>
-      <w:r>
-        <w:rPr>
-          <w:rFonts w:ascii="Times New Roman" w:hAnsi="Times New Roman" w:cs="Times New Roman"/>
-          <w:color w:val="auto"/>
-          <w:sz w:val="28"/>
-          <w:szCs w:val="28"/>
-        </w:rPr>
-        <w:t>2.</w:t>
-      </w:r>
-      <w:r>
-        <w:rPr>
-          <w:rFonts w:ascii="Times New Roman" w:hAnsi="Times New Roman" w:cs="Times New Roman"/>
-          <w:color w:val="auto"/>
-          <w:sz w:val="28"/>
-          <w:szCs w:val="28"/>
-        </w:rPr>
-        <w:t>3</w:t>
-      </w:r>
-      <w:r>
-        <w:rPr>
-          <w:rFonts w:ascii="Times New Roman" w:hAnsi="Times New Roman" w:cs="Times New Roman"/>
-          <w:color w:val="auto"/>
-          <w:sz w:val="28"/>
-          <w:szCs w:val="28"/>
-        </w:rPr>
-        <w:t xml:space="preserve">.2 Обоснование выбора диаграммы </w:t>
-      </w:r>
-      <w:r>
-        <w:rPr>
-          <w:rFonts w:ascii="Times New Roman" w:eastAsia="Times New Roman" w:hAnsi="Times New Roman" w:cs="Times New Roman"/>
-          <w:bCs/>
-          <w:color w:val="00B050"/>
-          <w:sz w:val="28"/>
-          <w:szCs w:val="28"/>
-          <w:highlight w:val="yellow"/>
-        </w:rPr>
-        <w:t>такой-то</w:t>
-      </w:r>
-      <w:r>
-        <w:rPr>
-          <w:rFonts w:ascii="Times New Roman" w:hAnsi="Times New Roman" w:cs="Times New Roman"/>
-          <w:color w:val="auto"/>
-          <w:sz w:val="28"/>
-          <w:szCs w:val="28"/>
-        </w:rPr>
-        <w:t xml:space="preserve"> </w:t>
-      </w:r>
-      <w:r>
-        <w:rPr>
-          <w:rFonts w:ascii="Times New Roman" w:eastAsia="Times New Roman" w:hAnsi="Times New Roman" w:cs="Times New Roman"/>
-          <w:bCs/>
-          <w:color w:val="00B050"/>
-          <w:sz w:val="28"/>
-          <w:szCs w:val="28"/>
-          <w:highlight w:val="yellow"/>
-        </w:rPr>
-        <w:t>и ее нотации</w:t>
-      </w:r>
-      <w:bookmarkEnd w:id="11"/>
-    </w:p>
-    <w:p>
-      <w:pPr>
-        <w:spacing w:line="360" w:lineRule="auto"/>
-        <w:ind w:left="0" w:firstLine="709"/>
-        <w:jc w:val="both"/>
-        <w:rPr>
-          <w:color w:val="FF0000"/>
-          <w:sz w:val="28"/>
-          <w:szCs w:val="28"/>
-        </w:rPr>
-      </w:pPr>
-      <w:r>
-        <w:rPr>
-          <w:color w:val="FF0000"/>
-          <w:sz w:val="28"/>
-          <w:szCs w:val="28"/>
-        </w:rPr>
-        <w:t>…</w:t>
-      </w:r>
-    </w:p>
-    <w:p>
-      <w:pPr>
-        <w:pStyle w:val="3"/>
-        <w:spacing w:before="0" w:line="360" w:lineRule="auto"/>
-        <w:ind w:left="0" w:firstLine="709"/>
-        <w:rPr>
-          <w:rFonts w:ascii="Times New Roman" w:hAnsi="Times New Roman" w:cs="Times New Roman"/>
-          <w:color w:val="auto"/>
-          <w:sz w:val="28"/>
-          <w:szCs w:val="28"/>
-        </w:rPr>
-      </w:pPr>
-      <w:bookmarkStart w:id="12" w:name="_Toc225760220"/>
-      <w:r>
-        <w:rPr>
-          <w:rFonts w:ascii="Times New Roman" w:hAnsi="Times New Roman" w:cs="Times New Roman"/>
-          <w:color w:val="auto"/>
-          <w:sz w:val="28"/>
-          <w:szCs w:val="28"/>
-        </w:rPr>
-        <w:t>2.</w:t>
-      </w:r>
-      <w:r>
-        <w:rPr>
-          <w:rFonts w:ascii="Times New Roman" w:hAnsi="Times New Roman" w:cs="Times New Roman"/>
-          <w:color w:val="auto"/>
-          <w:sz w:val="28"/>
-          <w:szCs w:val="28"/>
-        </w:rPr>
-        <w:t>3</w:t>
-      </w:r>
-      <w:r>
-        <w:rPr>
-          <w:rFonts w:ascii="Times New Roman" w:hAnsi="Times New Roman" w:cs="Times New Roman"/>
-          <w:color w:val="auto"/>
-          <w:sz w:val="28"/>
-          <w:szCs w:val="28"/>
-        </w:rPr>
-        <w:t xml:space="preserve">.3 </w:t>
-      </w:r>
-      <w:r>
-        <w:rPr>
-          <w:rFonts w:ascii="Times New Roman" w:hAnsi="Times New Roman" w:cs="Times New Roman"/>
-          <w:color w:val="auto"/>
-          <w:sz w:val="28"/>
-          <w:szCs w:val="28"/>
-        </w:rPr>
-        <w:t xml:space="preserve">Обоснование выбора диаграммы </w:t>
-      </w:r>
-      <w:r>
-        <w:rPr>
-          <w:rFonts w:ascii="Times New Roman" w:eastAsia="Times New Roman" w:hAnsi="Times New Roman" w:cs="Times New Roman"/>
-          <w:bCs/>
-          <w:color w:val="00B050"/>
-          <w:sz w:val="28"/>
-          <w:szCs w:val="28"/>
-          <w:highlight w:val="yellow"/>
-        </w:rPr>
-        <w:t>такой-то</w:t>
-      </w:r>
-      <w:r>
-        <w:rPr>
-          <w:rFonts w:ascii="Times New Roman" w:hAnsi="Times New Roman" w:cs="Times New Roman"/>
-          <w:color w:val="auto"/>
-          <w:sz w:val="28"/>
-          <w:szCs w:val="28"/>
-        </w:rPr>
-        <w:t xml:space="preserve"> </w:t>
-      </w:r>
-      <w:r>
-        <w:rPr>
-          <w:rFonts w:ascii="Times New Roman" w:eastAsia="Times New Roman" w:hAnsi="Times New Roman" w:cs="Times New Roman"/>
-          <w:bCs/>
-          <w:color w:val="00B050"/>
-          <w:sz w:val="28"/>
-          <w:szCs w:val="28"/>
-          <w:highlight w:val="yellow"/>
-        </w:rPr>
-        <w:t>и ее нотации</w:t>
-      </w:r>
-      <w:bookmarkEnd w:id="12"/>
-    </w:p>
-    <w:p>
-      <w:pPr>
-        <w:spacing w:line="360" w:lineRule="auto"/>
-        <w:ind w:left="0" w:firstLine="709"/>
-        <w:jc w:val="both"/>
-        <w:rPr>
-          <w:color w:val="FF0000"/>
-          <w:sz w:val="28"/>
-          <w:szCs w:val="28"/>
-        </w:rPr>
-      </w:pPr>
-      <w:r>
-        <w:rPr>
-          <w:color w:val="FF0000"/>
-          <w:sz w:val="28"/>
-          <w:szCs w:val="28"/>
-        </w:rPr>
-        <w:t>…</w:t>
-      </w:r>
-    </w:p>
-    <w:p>
-      <w:pPr>
-        <w:pStyle w:val="2"/>
-      </w:pPr>
-      <w:bookmarkStart w:id="13" w:name="_Toc225760221"/>
-      <w:r>
-        <w:t>2.</w:t>
-      </w:r>
-      <w:r>
-        <w:t>4</w:t>
-      </w:r>
-      <w:r>
-        <w:t xml:space="preserve"> Построение диаграмм </w:t>
-      </w:r>
-      <w:r>
-        <w:rPr>
-          <w:rFonts w:eastAsia="Times New Roman" w:cs="Times New Roman"/>
-          <w:bCs/>
-          <w:color w:val="00B050"/>
-          <w:szCs w:val="28"/>
-          <w:highlight w:val="yellow"/>
-        </w:rPr>
-        <w:t>такой-то</w:t>
-      </w:r>
-      <w:r>
-        <w:t xml:space="preserve"> модели</w:t>
-      </w:r>
-      <w:bookmarkEnd w:id="13"/>
-    </w:p>
-    <w:p>
-      <w:pPr>
-        <w:spacing w:line="360" w:lineRule="auto"/>
-        <w:ind w:left="0" w:firstLine="709"/>
-        <w:jc w:val="both"/>
-        <w:rPr>
-          <w:color w:val="FF0000"/>
-          <w:sz w:val="28"/>
-          <w:szCs w:val="28"/>
-        </w:rPr>
-      </w:pPr>
-      <w:r>
-        <w:rPr>
-          <w:color w:val="FF0000"/>
-          <w:sz w:val="28"/>
-          <w:szCs w:val="28"/>
-        </w:rPr>
-        <w:t>Аналогичным образом описываете все остальные диаграммы.</w:t>
-      </w:r>
-      <w:r>
-        <w:rPr>
-          <w:color w:val="FF0000"/>
-          <w:sz w:val="28"/>
-          <w:szCs w:val="28"/>
-        </w:rPr>
-        <w:t xml:space="preserve"> Если вы ограничились только 2 моделями, удалите этот подраздел со всеми его пунктами из отчета и из содержания</w:t>
-      </w:r>
-    </w:p>
-    <w:p>
-      <w:pPr>
-        <w:pStyle w:val="3"/>
-        <w:spacing w:before="0" w:line="360" w:lineRule="auto"/>
-        <w:ind w:left="0" w:firstLine="709"/>
-        <w:rPr>
-          <w:rFonts w:ascii="Times New Roman" w:hAnsi="Times New Roman" w:cs="Times New Roman"/>
-          <w:sz w:val="28"/>
-          <w:szCs w:val="28"/>
-        </w:rPr>
-      </w:pPr>
-      <w:bookmarkStart w:id="14" w:name="_Toc225760222"/>
-      <w:r>
-        <w:rPr>
-          <w:rFonts w:ascii="Times New Roman" w:hAnsi="Times New Roman" w:cs="Times New Roman"/>
-          <w:sz w:val="28"/>
-          <w:szCs w:val="28"/>
-        </w:rPr>
-        <w:lastRenderedPageBreak/>
-        <w:t>2.</w:t>
-      </w:r>
-      <w:r>
-        <w:rPr>
-          <w:rFonts w:ascii="Times New Roman" w:hAnsi="Times New Roman" w:cs="Times New Roman"/>
-          <w:sz w:val="28"/>
-          <w:szCs w:val="28"/>
-        </w:rPr>
-        <w:t>4</w:t>
-      </w:r>
-      <w:r>
-        <w:rPr>
-          <w:rFonts w:ascii="Times New Roman" w:hAnsi="Times New Roman" w:cs="Times New Roman"/>
-          <w:sz w:val="28"/>
-          <w:szCs w:val="28"/>
-        </w:rPr>
-        <w:t xml:space="preserve">.1 </w:t>
-      </w:r>
-      <w:r>
-        <w:rPr>
-          <w:rFonts w:ascii="Times New Roman" w:hAnsi="Times New Roman" w:cs="Times New Roman"/>
-          <w:sz w:val="28"/>
-          <w:szCs w:val="28"/>
-        </w:rPr>
-        <w:t xml:space="preserve">Обоснование выбора диаграммы </w:t>
-      </w:r>
-      <w:r>
-        <w:rPr>
-          <w:rFonts w:ascii="Times New Roman" w:eastAsia="Times New Roman" w:hAnsi="Times New Roman" w:cs="Times New Roman"/>
-          <w:bCs/>
-          <w:color w:val="00B050"/>
-          <w:sz w:val="28"/>
-          <w:szCs w:val="28"/>
-          <w:highlight w:val="yellow"/>
-        </w:rPr>
-        <w:t>такой-то</w:t>
-      </w:r>
-      <w:r>
-        <w:rPr>
-          <w:rFonts w:ascii="Times New Roman" w:hAnsi="Times New Roman" w:cs="Times New Roman"/>
-          <w:sz w:val="28"/>
-          <w:szCs w:val="28"/>
-        </w:rPr>
-        <w:t xml:space="preserve"> </w:t>
-      </w:r>
-      <w:r>
-        <w:rPr>
-          <w:rFonts w:ascii="Times New Roman" w:eastAsia="Times New Roman" w:hAnsi="Times New Roman" w:cs="Times New Roman"/>
-          <w:bCs/>
-          <w:color w:val="00B050"/>
-          <w:sz w:val="28"/>
-          <w:szCs w:val="28"/>
-          <w:highlight w:val="yellow"/>
-        </w:rPr>
-        <w:t>и ее нотации</w:t>
-      </w:r>
-      <w:bookmarkEnd w:id="14"/>
-    </w:p>
-    <w:p>
-      <w:pPr>
-        <w:spacing w:line="360" w:lineRule="auto"/>
-        <w:ind w:left="0" w:firstLine="709"/>
-        <w:jc w:val="both"/>
-        <w:rPr>
-          <w:color w:val="FF0000"/>
-          <w:sz w:val="28"/>
-          <w:szCs w:val="28"/>
-        </w:rPr>
-      </w:pPr>
-      <w:r>
-        <w:rPr>
-          <w:color w:val="FF0000"/>
-          <w:sz w:val="28"/>
-          <w:szCs w:val="28"/>
-        </w:rPr>
-        <w:t>…</w:t>
-      </w:r>
-    </w:p>
-    <w:p>
-      <w:pPr>
-        <w:pStyle w:val="3"/>
-        <w:spacing w:before="0" w:line="360" w:lineRule="auto"/>
-        <w:ind w:left="0" w:firstLine="709"/>
-        <w:rPr>
-          <w:rFonts w:ascii="Times New Roman" w:hAnsi="Times New Roman" w:cs="Times New Roman"/>
-          <w:color w:val="auto"/>
-          <w:sz w:val="28"/>
-          <w:szCs w:val="28"/>
-        </w:rPr>
-      </w:pPr>
-      <w:bookmarkStart w:id="15" w:name="_Toc225760223"/>
-      <w:r>
-        <w:rPr>
-          <w:rFonts w:ascii="Times New Roman" w:hAnsi="Times New Roman" w:cs="Times New Roman"/>
-          <w:color w:val="auto"/>
-          <w:sz w:val="28"/>
-          <w:szCs w:val="28"/>
-        </w:rPr>
-        <w:t>2.</w:t>
-      </w:r>
-      <w:r>
-        <w:rPr>
-          <w:rFonts w:ascii="Times New Roman" w:hAnsi="Times New Roman" w:cs="Times New Roman"/>
-          <w:color w:val="auto"/>
-          <w:sz w:val="28"/>
-          <w:szCs w:val="28"/>
-        </w:rPr>
-        <w:t>4</w:t>
-      </w:r>
-      <w:r>
-        <w:rPr>
-          <w:rFonts w:ascii="Times New Roman" w:hAnsi="Times New Roman" w:cs="Times New Roman"/>
-          <w:color w:val="auto"/>
-          <w:sz w:val="28"/>
-          <w:szCs w:val="28"/>
-        </w:rPr>
-        <w:t xml:space="preserve">.2 Обоснование выбора диаграммы </w:t>
-      </w:r>
-      <w:r>
-        <w:rPr>
-          <w:rFonts w:ascii="Times New Roman" w:eastAsia="Times New Roman" w:hAnsi="Times New Roman" w:cs="Times New Roman"/>
-          <w:bCs/>
-          <w:color w:val="00B050"/>
-          <w:sz w:val="28"/>
-          <w:szCs w:val="28"/>
-          <w:highlight w:val="yellow"/>
-        </w:rPr>
-        <w:t>такой-то</w:t>
-      </w:r>
-      <w:r>
-        <w:rPr>
-          <w:rFonts w:ascii="Times New Roman" w:hAnsi="Times New Roman" w:cs="Times New Roman"/>
-          <w:color w:val="auto"/>
-          <w:sz w:val="28"/>
-          <w:szCs w:val="28"/>
-        </w:rPr>
-        <w:t xml:space="preserve"> </w:t>
-      </w:r>
-      <w:r>
-        <w:rPr>
-          <w:rFonts w:ascii="Times New Roman" w:eastAsia="Times New Roman" w:hAnsi="Times New Roman" w:cs="Times New Roman"/>
-          <w:bCs/>
-          <w:color w:val="00B050"/>
-          <w:sz w:val="28"/>
-          <w:szCs w:val="28"/>
-          <w:highlight w:val="yellow"/>
-        </w:rPr>
-        <w:t>и ее нотации</w:t>
-      </w:r>
-      <w:bookmarkEnd w:id="15"/>
-    </w:p>
-    <w:p>
-      <w:pPr>
-        <w:spacing w:line="360" w:lineRule="auto"/>
-        <w:ind w:left="0" w:firstLine="709"/>
-        <w:jc w:val="both"/>
-        <w:rPr>
-          <w:color w:val="FF0000"/>
-          <w:sz w:val="28"/>
-          <w:szCs w:val="28"/>
-        </w:rPr>
-      </w:pPr>
-      <w:r>
-        <w:rPr>
-          <w:color w:val="FF0000"/>
-          <w:sz w:val="28"/>
-          <w:szCs w:val="28"/>
-        </w:rPr>
-        <w:t>…</w:t>
-      </w:r>
-    </w:p>
-    <w:p>
-      <w:pPr>
-        <w:pStyle w:val="3"/>
-        <w:spacing w:before="0" w:line="360" w:lineRule="auto"/>
-        <w:ind w:left="0" w:firstLine="709"/>
-        <w:rPr>
-          <w:rFonts w:ascii="Times New Roman" w:hAnsi="Times New Roman" w:cs="Times New Roman"/>
-          <w:color w:val="auto"/>
-          <w:sz w:val="28"/>
-          <w:szCs w:val="28"/>
-        </w:rPr>
-      </w:pPr>
-      <w:bookmarkStart w:id="16" w:name="_Toc225760224"/>
-      <w:r>
-        <w:rPr>
-          <w:rFonts w:ascii="Times New Roman" w:hAnsi="Times New Roman" w:cs="Times New Roman"/>
-          <w:color w:val="auto"/>
-          <w:sz w:val="28"/>
-          <w:szCs w:val="28"/>
-        </w:rPr>
-        <w:t>2.</w:t>
-      </w:r>
-      <w:r>
-        <w:rPr>
-          <w:rFonts w:ascii="Times New Roman" w:hAnsi="Times New Roman" w:cs="Times New Roman"/>
-          <w:color w:val="auto"/>
-          <w:sz w:val="28"/>
-          <w:szCs w:val="28"/>
-        </w:rPr>
-        <w:t>4</w:t>
-      </w:r>
-      <w:r>
-        <w:rPr>
-          <w:rFonts w:ascii="Times New Roman" w:hAnsi="Times New Roman" w:cs="Times New Roman"/>
-          <w:color w:val="auto"/>
-          <w:sz w:val="28"/>
-          <w:szCs w:val="28"/>
-        </w:rPr>
-        <w:t xml:space="preserve">.3 </w:t>
-      </w:r>
-      <w:r>
-        <w:rPr>
-          <w:rFonts w:ascii="Times New Roman" w:hAnsi="Times New Roman" w:cs="Times New Roman"/>
-          <w:color w:val="auto"/>
-          <w:sz w:val="28"/>
-          <w:szCs w:val="28"/>
-        </w:rPr>
-        <w:t xml:space="preserve">Обоснование выбора диаграммы </w:t>
-      </w:r>
-      <w:r>
-        <w:rPr>
-          <w:rFonts w:ascii="Times New Roman" w:eastAsia="Times New Roman" w:hAnsi="Times New Roman" w:cs="Times New Roman"/>
-          <w:bCs/>
-          <w:color w:val="00B050"/>
-          <w:sz w:val="28"/>
-          <w:szCs w:val="28"/>
-          <w:highlight w:val="yellow"/>
-        </w:rPr>
-        <w:t>такой-то</w:t>
-      </w:r>
-      <w:r>
-        <w:rPr>
-          <w:rFonts w:ascii="Times New Roman" w:hAnsi="Times New Roman" w:cs="Times New Roman"/>
-          <w:color w:val="auto"/>
-          <w:sz w:val="28"/>
-          <w:szCs w:val="28"/>
-        </w:rPr>
-        <w:t xml:space="preserve"> </w:t>
-      </w:r>
-      <w:r>
-        <w:rPr>
-          <w:rFonts w:ascii="Times New Roman" w:eastAsia="Times New Roman" w:hAnsi="Times New Roman" w:cs="Times New Roman"/>
-          <w:bCs/>
-          <w:color w:val="00B050"/>
-          <w:sz w:val="28"/>
-          <w:szCs w:val="28"/>
-          <w:highlight w:val="yellow"/>
-        </w:rPr>
-        <w:t>и ее нотации</w:t>
-      </w:r>
-      <w:bookmarkEnd w:id="16"/>
-    </w:p>
-    <w:p>
-      <w:pPr>
-        <w:spacing w:line="360" w:lineRule="auto"/>
-        <w:ind w:left="0" w:firstLine="709"/>
-        <w:jc w:val="both"/>
-        <w:rPr>
-          <w:color w:val="FF0000"/>
-          <w:sz w:val="28"/>
-          <w:szCs w:val="28"/>
-        </w:rPr>
-      </w:pPr>
-      <w:r>
-        <w:rPr>
-          <w:color w:val="FF0000"/>
-          <w:sz w:val="28"/>
-          <w:szCs w:val="28"/>
-        </w:rPr>
-        <w:t>…</w:t>
-      </w:r>
-    </w:p>
-    <w:p>
-      <w:pPr>
-        <w:spacing w:line="360" w:lineRule="auto"/>
-        <w:ind w:left="0" w:firstLine="709"/>
-        <w:jc w:val="both"/>
-        <w:rPr>
-          <w:bCs/>
-          <w:color w:val="00B050"/>
-          <w:sz w:val="28"/>
-          <w:szCs w:val="28"/>
-          <w:highlight w:val="yellow"/>
-        </w:rPr>
-      </w:pPr>
-    </w:p>
-    <w:p>
-      <w:pPr>
-        <w:spacing w:line="360" w:lineRule="auto"/>
-        <w:ind w:left="0" w:firstLine="709"/>
-        <w:jc w:val="both"/>
-        <w:rPr>
-          <w:color w:val="FF0000"/>
-          <w:sz w:val="28"/>
-          <w:szCs w:val="28"/>
-        </w:rPr>
-      </w:pPr>
-      <w:r>
-        <w:rPr>
-          <w:color w:val="FF0000"/>
-          <w:sz w:val="28"/>
-          <w:szCs w:val="28"/>
-        </w:rPr>
-        <w:t>Отчет оформляется в соответствии с ГОСТ 7.32-2017.</w:t>
-      </w:r>
-    </w:p>
-    <w:p>
-      <w:pPr>
-        <w:spacing w:line="360" w:lineRule="auto"/>
-        <w:ind w:left="0" w:firstLine="709"/>
-        <w:jc w:val="both"/>
-        <w:rPr>
-          <w:color w:val="FF0000"/>
-          <w:sz w:val="28"/>
-          <w:szCs w:val="28"/>
-        </w:rPr>
-      </w:pPr>
-      <w:r>
-        <w:rPr>
-          <w:color w:val="FF0000"/>
-          <w:sz w:val="28"/>
-          <w:szCs w:val="28"/>
-        </w:rPr>
-        <w:t>После формирования отчета необходимо обновить нумерацию и/или количество структурных элементов в содержании.</w:t>
-      </w:r>
-    </w:p>
-    <w:p>
-      <w:pPr>
-        <w:spacing w:line="360" w:lineRule="auto"/>
-        <w:ind w:left="0" w:firstLine="709"/>
-        <w:jc w:val="both"/>
-        <w:rPr>
-          <w:color w:val="FF0000"/>
-          <w:sz w:val="28"/>
-          <w:szCs w:val="28"/>
-        </w:rPr>
-      </w:pPr>
-      <w:r>
-        <w:rPr>
-          <w:color w:val="FF0000"/>
-          <w:sz w:val="28"/>
-          <w:szCs w:val="28"/>
-        </w:rPr>
-        <w:t>Если в содержании после обновления изменилось оформление, настроить его как в шаблоне.</w:t>
-      </w:r>
-    </w:p>
-    <w:p>
-      <w:pPr>
-        <w:spacing w:line="360" w:lineRule="auto"/>
-        <w:ind w:left="0" w:firstLine="709"/>
-        <w:jc w:val="both"/>
-        <w:rPr>
-          <w:color w:val="FF0000"/>
-          <w:sz w:val="28"/>
-          <w:szCs w:val="28"/>
-        </w:rPr>
-      </w:pPr>
-      <w:r>
-        <w:rPr>
-          <w:color w:val="FF0000"/>
-          <w:sz w:val="28"/>
-          <w:szCs w:val="28"/>
-        </w:rPr>
-        <w:t>Зеленый текст изменяем, цвет ставим «Авто», желтый маркер убираем, красный текст удаляем вовсе.</w:t>
-      </w:r>
-    </w:p>
-    <w:p>
-      <w:pPr>
-        <w:spacing w:line="360" w:lineRule="auto"/>
-        <w:ind w:left="0" w:firstLine="709"/>
-        <w:jc w:val="both"/>
-        <w:rPr>
-          <w:color w:val="FF0000"/>
-          <w:sz w:val="28"/>
-          <w:szCs w:val="28"/>
-        </w:rPr>
-      </w:pPr>
-      <w:r>
-        <w:rPr>
-          <w:color w:val="FF0000"/>
-          <w:sz w:val="28"/>
-          <w:szCs w:val="28"/>
-        </w:rPr>
-        <w:t>Не забывайте, что текст в отчете должен располагаться равномерно. Недопустимо оставлять в конце страниц пустое пространство (если это не конец раздела)!</w:t>
-      </w:r>
-    </w:p>
-    <w:p>
-      <w:pPr>
-        <w:spacing w:line="360" w:lineRule="auto"/>
-        <w:ind w:left="0" w:firstLine="709"/>
-        <w:jc w:val="both"/>
-        <w:rPr>
-          <w:color w:val="FF0000"/>
-          <w:sz w:val="28"/>
-          <w:szCs w:val="28"/>
-        </w:rPr>
-      </w:pPr>
-      <w:r>
-        <w:rPr>
-          <w:color w:val="FF0000"/>
-          <w:sz w:val="28"/>
-          <w:szCs w:val="28"/>
-        </w:rPr>
-        <w:t>Вместе с этим файлом приложена pdf-версия, чтобы вы видели внешний вид титульника и содержания, если все поедет здесь.</w:t>
-      </w:r>
-    </w:p>
-    <w:p>
-      <w:pPr>
-        <w:spacing w:after="200" w:line="276" w:lineRule="auto"/>
-        <w:ind w:left="0"/>
-        <w:rPr>
-          <w:color w:val="FF0000"/>
-          <w:sz w:val="28"/>
-          <w:szCs w:val="28"/>
-        </w:rPr>
-      </w:pPr>
+          <w:sz w:val="28"/>
+          <w:szCs w:val="28"/>
+        </w:rPr>
+      </w:pPr>
+      <w:r>
+        <w:rPr>
+          <w:sz w:val="28"/>
+          <w:szCs w:val="28"/>
+        </w:rPr>
+        <w:t xml:space="preserve">Веб-интерфейс направляет запрос от пользователя к серверу. На сервере система обращается к базе данных и получает </w:t>
+      </w:r>
+      <w:proofErr w:type="spellStart"/>
+      <w:r>
+        <w:rPr>
+          <w:sz w:val="28"/>
+          <w:szCs w:val="28"/>
+        </w:rPr>
+        <w:t>залогированные</w:t>
+      </w:r>
+      <w:proofErr w:type="spellEnd"/>
+      <w:r>
+        <w:rPr>
+          <w:sz w:val="28"/>
+          <w:szCs w:val="28"/>
+        </w:rPr>
+        <w:t xml:space="preserve"> ранее сведения о возникших неполадках. Затем, отчёт передаётся обратно пользователю. При необходимости пользователь может произвести экспорт отчёта в </w:t>
+      </w:r>
+      <w:r>
+        <w:rPr>
+          <w:sz w:val="28"/>
+          <w:szCs w:val="28"/>
+        </w:rPr>
+        <w:t>нескольких форматах (</w:t>
+      </w:r>
+      <w:r>
+        <w:rPr>
+          <w:sz w:val="28"/>
+          <w:szCs w:val="28"/>
+          <w:lang w:val="en-US"/>
+        </w:rPr>
+        <w:t>TXT</w:t>
+      </w:r>
+      <w:r>
+        <w:rPr>
+          <w:sz w:val="28"/>
+          <w:szCs w:val="28"/>
+        </w:rPr>
+        <w:t xml:space="preserve">, </w:t>
+      </w:r>
+      <w:r>
+        <w:rPr>
+          <w:sz w:val="28"/>
+          <w:szCs w:val="28"/>
+          <w:lang w:val="en-US"/>
+        </w:rPr>
+        <w:t>PDF</w:t>
+      </w:r>
+      <w:r>
+        <w:rPr>
+          <w:sz w:val="28"/>
+          <w:szCs w:val="28"/>
+        </w:rPr>
+        <w:t xml:space="preserve">, </w:t>
+      </w:r>
+      <w:r>
+        <w:rPr>
+          <w:sz w:val="28"/>
+          <w:szCs w:val="28"/>
+          <w:lang w:val="en-US"/>
+        </w:rPr>
+        <w:t>JSON</w:t>
+      </w:r>
+      <w:r>
+        <w:rPr>
+          <w:sz w:val="28"/>
+          <w:szCs w:val="28"/>
+        </w:rPr>
+        <w:t xml:space="preserve">, </w:t>
+      </w:r>
+      <w:r>
+        <w:rPr>
+          <w:sz w:val="28"/>
+          <w:szCs w:val="28"/>
+          <w:lang w:val="en-US"/>
+        </w:rPr>
+        <w:t>CSV</w:t>
+      </w:r>
+      <w:r>
+        <w:rPr>
+          <w:sz w:val="28"/>
+          <w:szCs w:val="28"/>
+        </w:rPr>
+        <w:t>)</w:t>
+      </w:r>
+      <w:r>
+        <w:rPr>
+          <w:sz w:val="28"/>
+          <w:szCs w:val="28"/>
+        </w:rPr>
+        <w:t>.</w:t>
+      </w:r>
     </w:p>
     <w:sectPr>
       <w:footerReference w:type="default" r:id="rId11"/>

--- a/МАИППО/ПР-2 МАИППО Тарасевич.docx
+++ b/МАИППО/ПР-2 МАИППО Тарасевич.docx
@@ -79,9 +79,15 @@
           <w:sz w:val="22"/>
           <w:szCs w:val="22"/>
         </w:rPr>
-        <w:t xml:space="preserve">«Балтийский государственный технический университет «ВОЕНМЕХ» им. </w:t>
-      </w:r>
-      <w:proofErr w:type="gramStart"/>
+        <w:t>«Балтийский государственный технический университет «ВОЕНМЕХ» им. Д.Ф. Устинова»</w:t>
+      </w:r>
+    </w:p>
+    <w:p>
+      <w:pPr>
+        <w:pStyle w:val="a3"/>
+        <w:ind w:left="0"/>
+        <w:jc w:val="center"/>
+      </w:pPr>
       <w:r>
         <w:rPr>
           <w:b/>
@@ -89,53 +95,7 @@
           <w:sz w:val="22"/>
           <w:szCs w:val="22"/>
         </w:rPr>
-        <w:t>Д.Ф.</w:t>
-      </w:r>
-      <w:proofErr w:type="gramEnd"/>
-      <w:r>
-        <w:rPr>
-          <w:b/>
-          <w:color w:val="000000"/>
-          <w:sz w:val="22"/>
-          <w:szCs w:val="22"/>
-        </w:rPr>
-        <w:t xml:space="preserve"> Устинова»</w:t>
-      </w:r>
-    </w:p>
-    <w:p>
-      <w:pPr>
-        <w:pStyle w:val="a3"/>
-        <w:ind w:left="0"/>
-        <w:jc w:val="center"/>
-      </w:pPr>
-      <w:r>
-        <w:rPr>
-          <w:b/>
-          <w:color w:val="000000"/>
-          <w:sz w:val="22"/>
-          <w:szCs w:val="22"/>
-        </w:rPr>
-        <w:t xml:space="preserve">(БГТУ «ВОЕНМЕХ» им. </w:t>
-      </w:r>
-      <w:proofErr w:type="gramStart"/>
-      <w:r>
-        <w:rPr>
-          <w:b/>
-          <w:color w:val="000000"/>
-          <w:sz w:val="22"/>
-          <w:szCs w:val="22"/>
-        </w:rPr>
-        <w:t>Д.Ф.</w:t>
-      </w:r>
-      <w:proofErr w:type="gramEnd"/>
-      <w:r>
-        <w:rPr>
-          <w:b/>
-          <w:color w:val="000000"/>
-          <w:sz w:val="22"/>
-          <w:szCs w:val="22"/>
-        </w:rPr>
-        <w:t xml:space="preserve"> Устинова)</w:t>
+        <w:t>(БГТУ «ВОЕНМЕХ» им. Д.Ф. Устинова)</w:t>
       </w:r>
     </w:p>
     <w:p>
@@ -1196,16 +1156,8 @@
               <w:rPr>
                 <w:sz w:val="24"/>
               </w:rPr>
-              <w:t xml:space="preserve">Тарасевич </w:t>
-            </w:r>
-            <w:proofErr w:type="gramStart"/>
-            <w:r>
-              <w:rPr>
-                <w:sz w:val="24"/>
-              </w:rPr>
-              <w:t>В.В.</w:t>
-            </w:r>
-            <w:proofErr w:type="gramEnd"/>
+              <w:t>Тарасевич В.В.</w:t>
+            </w:r>
           </w:p>
         </w:tc>
       </w:tr>
@@ -1487,19 +1439,11 @@
                 <w:sz w:val="24"/>
               </w:rPr>
             </w:pPr>
-            <w:proofErr w:type="spellStart"/>
             <w:r>
               <w:rPr>
                 <w:sz w:val="24"/>
               </w:rPr>
-              <w:t>Гладевич</w:t>
-            </w:r>
-            <w:proofErr w:type="spellEnd"/>
-            <w:r>
-              <w:rPr>
-                <w:sz w:val="24"/>
-              </w:rPr>
-              <w:t xml:space="preserve"> А.А.</w:t>
+              <w:t>Гладевич А.А.</w:t>
             </w:r>
           </w:p>
         </w:tc>
@@ -1853,7 +1797,7 @@
             </w:rPr>
             <w:fldChar w:fldCharType="separate"/>
           </w:r>
-          <w:hyperlink w:anchor="_Toc225858895" w:history="1">
+          <w:hyperlink w:anchor="_Toc226929957" w:history="1">
             <w:r>
               <w:rPr>
                 <w:rStyle w:val="aa"/>
@@ -1888,7 +1832,7 @@
                 <w:sz w:val="28"/>
                 <w:szCs w:val="28"/>
               </w:rPr>
-              <w:instrText xml:space="preserve"> PAGEREF _Toc225858895 \h </w:instrText>
+              <w:instrText xml:space="preserve"> PAGEREF _Toc226929957 \h </w:instrText>
             </w:r>
             <w:r>
               <w:rPr>
@@ -1939,7 +1883,7 @@
               <w14:ligatures w14:val="standardContextual"/>
             </w:rPr>
           </w:pPr>
-          <w:hyperlink w:anchor="_Toc225858896" w:history="1">
+          <w:hyperlink w:anchor="_Toc226929958" w:history="1">
             <w:r>
               <w:rPr>
                 <w:rStyle w:val="aa"/>
@@ -1975,7 +1919,7 @@
                 <w:sz w:val="28"/>
                 <w:szCs w:val="28"/>
               </w:rPr>
-              <w:instrText xml:space="preserve"> PAGEREF _Toc225858896 \h </w:instrText>
+              <w:instrText xml:space="preserve"> PAGEREF _Toc226929958 \h </w:instrText>
             </w:r>
             <w:r>
               <w:rPr>
@@ -2026,7 +1970,7 @@
               <w14:ligatures w14:val="standardContextual"/>
             </w:rPr>
           </w:pPr>
-          <w:hyperlink w:anchor="_Toc225858897" w:history="1">
+          <w:hyperlink w:anchor="_Toc226929959" w:history="1">
             <w:r>
               <w:rPr>
                 <w:rStyle w:val="aa"/>
@@ -2062,7 +2006,7 @@
                 <w:sz w:val="28"/>
                 <w:szCs w:val="28"/>
               </w:rPr>
-              <w:instrText xml:space="preserve"> PAGEREF _Toc225858897 \h </w:instrText>
+              <w:instrText xml:space="preserve"> PAGEREF _Toc226929959 \h </w:instrText>
             </w:r>
             <w:r>
               <w:rPr>
@@ -2117,7 +2061,7 @@
               <w14:ligatures w14:val="standardContextual"/>
             </w:rPr>
           </w:pPr>
-          <w:hyperlink w:anchor="_Toc225858898" w:history="1">
+          <w:hyperlink w:anchor="_Toc226929960" w:history="1">
             <w:r>
               <w:rPr>
                 <w:rStyle w:val="aa"/>
@@ -2152,7 +2096,7 @@
                 <w:sz w:val="28"/>
                 <w:szCs w:val="28"/>
               </w:rPr>
-              <w:instrText xml:space="preserve"> PAGEREF _Toc225858898 \h </w:instrText>
+              <w:instrText xml:space="preserve"> PAGEREF _Toc226929960 \h </w:instrText>
             </w:r>
             <w:r>
               <w:rPr>
@@ -2203,7 +2147,7 @@
               <w14:ligatures w14:val="standardContextual"/>
             </w:rPr>
           </w:pPr>
-          <w:hyperlink w:anchor="_Toc225858899" w:history="1">
+          <w:hyperlink w:anchor="_Toc226929961" w:history="1">
             <w:r>
               <w:rPr>
                 <w:rStyle w:val="aa"/>
@@ -2248,7 +2192,7 @@
                 <w:sz w:val="28"/>
                 <w:szCs w:val="28"/>
               </w:rPr>
-              <w:instrText xml:space="preserve"> PAGEREF _Toc225858899 \h </w:instrText>
+              <w:instrText xml:space="preserve"> PAGEREF _Toc226929961 \h </w:instrText>
             </w:r>
             <w:r>
               <w:rPr>
@@ -2299,7 +2243,7 @@
               <w14:ligatures w14:val="standardContextual"/>
             </w:rPr>
           </w:pPr>
-          <w:hyperlink w:anchor="_Toc225858900" w:history="1">
+          <w:hyperlink w:anchor="_Toc226929962" w:history="1">
             <w:r>
               <w:rPr>
                 <w:rStyle w:val="aa"/>
@@ -2353,7 +2297,7 @@
                 <w:sz w:val="28"/>
                 <w:szCs w:val="28"/>
               </w:rPr>
-              <w:instrText xml:space="preserve"> PAGEREF _Toc225858900 \h </w:instrText>
+              <w:instrText xml:space="preserve"> PAGEREF _Toc226929962 \h </w:instrText>
             </w:r>
             <w:r>
               <w:rPr>
@@ -2404,7 +2348,7 @@
               <w14:ligatures w14:val="standardContextual"/>
             </w:rPr>
           </w:pPr>
-          <w:hyperlink w:anchor="_Toc225858901" w:history="1">
+          <w:hyperlink w:anchor="_Toc226929963" w:history="1">
             <w:r>
               <w:rPr>
                 <w:rStyle w:val="aa"/>
@@ -2439,7 +2383,7 @@
                 <w:sz w:val="28"/>
                 <w:szCs w:val="28"/>
               </w:rPr>
-              <w:instrText xml:space="preserve"> PAGEREF _Toc225858901 \h </w:instrText>
+              <w:instrText xml:space="preserve"> PAGEREF _Toc226929963 \h </w:instrText>
             </w:r>
             <w:r>
               <w:rPr>
@@ -2490,7 +2434,7 @@
               <w14:ligatures w14:val="standardContextual"/>
             </w:rPr>
           </w:pPr>
-          <w:hyperlink w:anchor="_Toc225858902" w:history="1">
+          <w:hyperlink w:anchor="_Toc226929964" w:history="1">
             <w:r>
               <w:rPr>
                 <w:rStyle w:val="aa"/>
@@ -2535,7 +2479,7 @@
                 <w:sz w:val="28"/>
                 <w:szCs w:val="28"/>
               </w:rPr>
-              <w:instrText xml:space="preserve"> PAGEREF _Toc225858902 \h </w:instrText>
+              <w:instrText xml:space="preserve"> PAGEREF _Toc226929964 \h </w:instrText>
             </w:r>
             <w:r>
               <w:rPr>
@@ -2586,7 +2530,7 @@
               <w14:ligatures w14:val="standardContextual"/>
             </w:rPr>
           </w:pPr>
-          <w:hyperlink w:anchor="_Toc225858903" w:history="1">
+          <w:hyperlink w:anchor="_Toc226929965" w:history="1">
             <w:r>
               <w:rPr>
                 <w:rStyle w:val="aa"/>
@@ -2621,7 +2565,7 @@
                 <w:sz w:val="28"/>
                 <w:szCs w:val="28"/>
               </w:rPr>
-              <w:instrText xml:space="preserve"> PAGEREF _Toc225858903 \h </w:instrText>
+              <w:instrText xml:space="preserve"> PAGEREF _Toc226929965 \h </w:instrText>
             </w:r>
             <w:r>
               <w:rPr>
@@ -2697,7 +2641,7 @@
           <w:szCs w:val="28"/>
         </w:rPr>
       </w:pPr>
-      <w:bookmarkStart w:id="0" w:name="_Toc225858895"/>
+      <w:bookmarkStart w:id="0" w:name="_Toc226929957"/>
       <w:r>
         <w:rPr>
           <w:sz w:val="28"/>
@@ -2715,7 +2659,7 @@
           <w:bCs/>
         </w:rPr>
       </w:pPr>
-      <w:bookmarkStart w:id="1" w:name="_Toc225858896"/>
+      <w:bookmarkStart w:id="1" w:name="_Toc226929958"/>
       <w:r>
         <w:rPr>
           <w:bCs/>
@@ -2763,7 +2707,7 @@
           <w:bCs/>
         </w:rPr>
       </w:pPr>
-      <w:bookmarkStart w:id="2" w:name="_Toc225858897"/>
+      <w:bookmarkStart w:id="2" w:name="_Toc226929959"/>
       <w:r>
         <w:rPr>
           <w:bCs/>
@@ -2933,23 +2877,7 @@
           <w:sz w:val="28"/>
           <w:szCs w:val="28"/>
         </w:rPr>
-        <w:t xml:space="preserve">Оформить отчет в соответствии с ГОСТ </w:t>
-      </w:r>
-      <w:proofErr w:type="gramStart"/>
-      <w:r>
-        <w:rPr>
-          <w:sz w:val="28"/>
-          <w:szCs w:val="28"/>
-        </w:rPr>
-        <w:t>7.32-2017</w:t>
-      </w:r>
-      <w:proofErr w:type="gramEnd"/>
-      <w:r>
-        <w:rPr>
-          <w:sz w:val="28"/>
-          <w:szCs w:val="28"/>
-        </w:rPr>
-        <w:t>. Содержимое</w:t>
+        <w:t>Оформить отчет в соответствии с ГОСТ 7.32-2017. Содержимое</w:t>
       </w:r>
       <w:r>
         <w:rPr>
@@ -3044,7 +2972,7 @@
           <w:szCs w:val="28"/>
         </w:rPr>
       </w:pPr>
-      <w:bookmarkStart w:id="3" w:name="_Toc225858898"/>
+      <w:bookmarkStart w:id="3" w:name="_Toc226929960"/>
       <w:r>
         <w:rPr>
           <w:sz w:val="28"/>
@@ -3137,7 +3065,7 @@
       <w:pPr>
         <w:pStyle w:val="2"/>
       </w:pPr>
-      <w:bookmarkStart w:id="4" w:name="_Toc225858899"/>
+      <w:bookmarkStart w:id="4" w:name="_Toc226929961"/>
       <w:r>
         <w:t xml:space="preserve">2.1 </w:t>
       </w:r>
@@ -3178,10 +3106,19 @@
       <w:r>
         <w:rPr>
           <w:bCs/>
-          <w:sz w:val="28"/>
-          <w:szCs w:val="28"/>
-        </w:rPr>
-        <w:t xml:space="preserve"> поведенческую модель. </w:t>
+          <w:color w:val="000000"/>
+          <w:sz w:val="28"/>
+          <w:szCs w:val="28"/>
+        </w:rPr>
+        <w:t xml:space="preserve"> две поведенческих модели. Одну модель описывает диаграмма состояний, а вторую – две диаграммы последовательности</w:t>
+      </w:r>
+      <w:r>
+        <w:rPr>
+          <w:bCs/>
+          <w:sz w:val="28"/>
+          <w:szCs w:val="28"/>
+        </w:rPr>
+        <w:t xml:space="preserve">. </w:t>
       </w:r>
     </w:p>
     <w:p>
@@ -3321,7 +3258,7 @@
       <w:pPr>
         <w:pStyle w:val="2"/>
       </w:pPr>
-      <w:bookmarkStart w:id="5" w:name="_Toc225858900"/>
+      <w:bookmarkStart w:id="5" w:name="_Toc226929962"/>
       <w:r>
         <w:t xml:space="preserve">2.2 Построение диаграмм </w:t>
       </w:r>
@@ -3350,7 +3287,7 @@
           <w:szCs w:val="28"/>
         </w:rPr>
       </w:pPr>
-      <w:bookmarkStart w:id="6" w:name="_Toc225858901"/>
+      <w:bookmarkStart w:id="6" w:name="_Toc226929963"/>
       <w:r>
         <w:rPr>
           <w:rFonts w:ascii="Times New Roman" w:hAnsi="Times New Roman" w:cs="Times New Roman"/>
@@ -3546,6 +3483,7 @@
           <w:sz w:val="28"/>
           <w:szCs w:val="28"/>
         </w:rPr>
+        <w:lastRenderedPageBreak/>
         <w:t>На рисунке 1 представлена диаграмма состояний проектируемой системы.</w:t>
       </w:r>
     </w:p>
@@ -3563,16 +3501,14 @@
       <w:r>
         <w:rPr>
           <w:bCs/>
-          <w:noProof/>
-          <w:sz w:val="28"/>
-          <w:szCs w:val="28"/>
-        </w:rPr>
-        <w:lastRenderedPageBreak/>
+          <w:sz w:val="28"/>
+          <w:szCs w:val="28"/>
+        </w:rPr>
         <w:drawing>
-          <wp:inline distT="0" distB="0" distL="0" distR="0" wp14:anchorId="40F7F4B6" wp14:editId="1FE762ED">
-            <wp:extent cx="5940425" cy="2963545"/>
-            <wp:effectExtent l="19050" t="19050" r="22225" b="27305"/>
-            <wp:docPr id="29523943" name="Рисунок 1"/>
+          <wp:inline distT="0" distB="0" distL="0" distR="0" wp14:anchorId="42D57C62" wp14:editId="5F8F5469">
+            <wp:extent cx="5940425" cy="3343910"/>
+            <wp:effectExtent l="19050" t="19050" r="22225" b="27940"/>
+            <wp:docPr id="1835775522" name="Рисунок 1"/>
             <wp:cNvGraphicFramePr>
               <a:graphicFrameLocks xmlns:a="http://schemas.openxmlformats.org/drawingml/2006/main" noChangeAspect="1"/>
             </wp:cNvGraphicFramePr>
@@ -3580,7 +3516,7 @@
               <a:graphicData uri="http://schemas.openxmlformats.org/drawingml/2006/picture">
                 <pic:pic xmlns:pic="http://schemas.openxmlformats.org/drawingml/2006/picture">
                   <pic:nvPicPr>
-                    <pic:cNvPr id="29523943" name=""/>
+                    <pic:cNvPr id="1835775522" name=""/>
                     <pic:cNvPicPr/>
                   </pic:nvPicPr>
                   <pic:blipFill>
@@ -3592,7 +3528,7 @@
                   <pic:spPr>
                     <a:xfrm>
                       <a:off x="0" y="0"/>
-                      <a:ext cx="5940425" cy="2963545"/>
+                      <a:ext cx="5940425" cy="3343910"/>
                     </a:xfrm>
                     <a:prstGeom prst="rect">
                       <a:avLst/>
@@ -3637,6 +3573,7 @@
         <w:pStyle w:val="3"/>
         <w:spacing w:before="0" w:line="360" w:lineRule="auto"/>
         <w:ind w:left="0" w:firstLine="709"/>
+        <w:jc w:val="both"/>
         <w:rPr>
           <w:rFonts w:ascii="Times New Roman" w:eastAsia="Times New Roman" w:hAnsi="Times New Roman" w:cs="Times New Roman"/>
           <w:bCs/>
@@ -3645,7 +3582,8 @@
           <w:szCs w:val="28"/>
         </w:rPr>
       </w:pPr>
-      <w:bookmarkStart w:id="7" w:name="_Toc225858902"/>
+      <w:bookmarkStart w:id="7" w:name="_Toc226929964"/>
+      <w:commentRangeStart w:id="8"/>
       <w:r>
         <w:rPr>
           <w:rFonts w:ascii="Times New Roman" w:hAnsi="Times New Roman" w:cs="Times New Roman"/>
@@ -3703,6 +3641,18 @@
         <w:t xml:space="preserve"> для варианта использования «добавить новое устройство»</w:t>
       </w:r>
       <w:bookmarkEnd w:id="7"/>
+      <w:commentRangeEnd w:id="8"/>
+      <w:r>
+        <w:rPr>
+          <w:rStyle w:val="ab"/>
+          <w:rFonts w:ascii="Times New Roman" w:eastAsia="Times New Roman" w:hAnsi="Times New Roman" w:cs="Times New Roman"/>
+          <w:bCs/>
+          <w:color w:val="auto"/>
+          <w:sz w:val="28"/>
+          <w:szCs w:val="28"/>
+        </w:rPr>
+        <w:commentReference w:id="8"/>
+      </w:r>
     </w:p>
     <w:p>
       <w:pPr>
@@ -3843,12 +3793,22 @@
           <w:szCs w:val="28"/>
         </w:rPr>
       </w:pPr>
+      <w:commentRangeStart w:id="9"/>
       <w:r>
         <w:rPr>
           <w:sz w:val="28"/>
           <w:szCs w:val="28"/>
         </w:rPr>
         <w:t>На рисунке 2 представлена диаграмма последовательности.</w:t>
+      </w:r>
+      <w:commentRangeEnd w:id="9"/>
+      <w:r>
+        <w:rPr>
+          <w:rStyle w:val="ab"/>
+          <w:sz w:val="28"/>
+          <w:szCs w:val="28"/>
+        </w:rPr>
+        <w:commentReference w:id="9"/>
       </w:r>
     </w:p>
     <w:p>
@@ -3870,10 +3830,10 @@
         </w:rPr>
         <w:lastRenderedPageBreak/>
         <w:drawing>
-          <wp:inline distT="0" distB="0" distL="0" distR="0" wp14:anchorId="2DB48C3A" wp14:editId="09022C2C">
-            <wp:extent cx="5940425" cy="4084955"/>
-            <wp:effectExtent l="19050" t="19050" r="22225" b="10795"/>
-            <wp:docPr id="700065304" name="Рисунок 2" descr="PlantUML diagram"/>
+          <wp:inline distT="0" distB="0" distL="0" distR="0" wp14:anchorId="723321FE" wp14:editId="78FCE1C7">
+            <wp:extent cx="5940425" cy="4372610"/>
+            <wp:effectExtent l="19050" t="19050" r="22225" b="27940"/>
+            <wp:docPr id="655087643" name="Рисунок 3" descr="PlantUML diagram"/>
             <wp:cNvGraphicFramePr>
               <a:graphicFrameLocks xmlns:a="http://schemas.openxmlformats.org/drawingml/2006/main" noChangeAspect="1"/>
             </wp:cNvGraphicFramePr>
@@ -3881,13 +3841,13 @@
               <a:graphicData uri="http://schemas.openxmlformats.org/drawingml/2006/picture">
                 <pic:pic xmlns:pic="http://schemas.openxmlformats.org/drawingml/2006/picture">
                   <pic:nvPicPr>
-                    <pic:cNvPr id="0" name="Picture 3" descr="PlantUML diagram"/>
+                    <pic:cNvPr id="0" name="Picture 5" descr="PlantUML diagram"/>
                     <pic:cNvPicPr>
                       <a:picLocks noChangeAspect="1" noChangeArrowheads="1"/>
                     </pic:cNvPicPr>
                   </pic:nvPicPr>
                   <pic:blipFill>
-                    <a:blip r:embed="rId9">
+                    <a:blip r:embed="rId12">
                       <a:extLst>
                         <a:ext uri="{28A0092B-C50C-407E-A947-70E740481C1C}">
                           <a14:useLocalDpi xmlns:a14="http://schemas.microsoft.com/office/drawing/2010/main" val="0"/>
@@ -3902,7 +3862,7 @@
                   <pic:spPr bwMode="auto">
                     <a:xfrm>
                       <a:off x="0" y="0"/>
-                      <a:ext cx="5940425" cy="4084955"/>
+                      <a:ext cx="5940425" cy="4372610"/>
                     </a:xfrm>
                     <a:prstGeom prst="rect">
                       <a:avLst/>
@@ -3974,6 +3934,7 @@
         <w:pStyle w:val="3"/>
         <w:spacing w:before="0" w:line="360" w:lineRule="auto"/>
         <w:ind w:left="0" w:firstLine="709"/>
+        <w:jc w:val="both"/>
         <w:rPr>
           <w:rFonts w:ascii="Times New Roman" w:hAnsi="Times New Roman" w:cs="Times New Roman"/>
           <w:color w:val="auto"/>
@@ -3981,7 +3942,8 @@
           <w:szCs w:val="28"/>
         </w:rPr>
       </w:pPr>
-      <w:bookmarkStart w:id="8" w:name="_Toc225858903"/>
+      <w:bookmarkStart w:id="10" w:name="_Toc226929965"/>
+      <w:commentRangeStart w:id="11"/>
       <w:r>
         <w:rPr>
           <w:rFonts w:ascii="Times New Roman" w:hAnsi="Times New Roman" w:cs="Times New Roman"/>
@@ -4045,7 +4007,18 @@
         </w:rPr>
         <w:t>последовательности для варианта использования «просмотреть отчёт программы»</w:t>
       </w:r>
-      <w:bookmarkEnd w:id="8"/>
+      <w:bookmarkEnd w:id="10"/>
+      <w:commentRangeEnd w:id="11"/>
+      <w:r>
+        <w:rPr>
+          <w:rStyle w:val="ab"/>
+          <w:rFonts w:ascii="Times New Roman" w:hAnsi="Times New Roman" w:cs="Times New Roman"/>
+          <w:color w:val="auto"/>
+          <w:sz w:val="28"/>
+          <w:szCs w:val="28"/>
+        </w:rPr>
+        <w:commentReference w:id="11"/>
+      </w:r>
     </w:p>
     <w:p>
       <w:pPr>
@@ -4089,12 +4062,11 @@
         <w:rPr>
           <w:noProof/>
         </w:rPr>
-        <w:lastRenderedPageBreak/>
         <w:drawing>
-          <wp:inline distT="0" distB="0" distL="0" distR="0" wp14:anchorId="36004826" wp14:editId="4147B111">
-            <wp:extent cx="5940425" cy="4725035"/>
-            <wp:effectExtent l="19050" t="19050" r="22225" b="18415"/>
-            <wp:docPr id="1972192982" name="Рисунок 1" descr="PlantUML diagram"/>
+          <wp:inline distT="0" distB="0" distL="0" distR="0" wp14:anchorId="3F54098D" wp14:editId="0BA4AF63">
+            <wp:extent cx="5940425" cy="5222875"/>
+            <wp:effectExtent l="19050" t="19050" r="22225" b="15875"/>
+            <wp:docPr id="314008098" name="Рисунок 4" descr="PlantUML diagram"/>
             <wp:cNvGraphicFramePr>
               <a:graphicFrameLocks xmlns:a="http://schemas.openxmlformats.org/drawingml/2006/main" noChangeAspect="1"/>
             </wp:cNvGraphicFramePr>
@@ -4102,13 +4074,13 @@
               <a:graphicData uri="http://schemas.openxmlformats.org/drawingml/2006/picture">
                 <pic:pic xmlns:pic="http://schemas.openxmlformats.org/drawingml/2006/picture">
                   <pic:nvPicPr>
-                    <pic:cNvPr id="0" name="Picture 1" descr="PlantUML diagram"/>
+                    <pic:cNvPr id="0" name="Picture 7" descr="PlantUML diagram"/>
                     <pic:cNvPicPr>
                       <a:picLocks noChangeAspect="1" noChangeArrowheads="1"/>
                     </pic:cNvPicPr>
                   </pic:nvPicPr>
                   <pic:blipFill>
-                    <a:blip r:embed="rId10">
+                    <a:blip r:embed="rId13">
                       <a:extLst>
                         <a:ext uri="{28A0092B-C50C-407E-A947-70E740481C1C}">
                           <a14:useLocalDpi xmlns:a14="http://schemas.microsoft.com/office/drawing/2010/main" val="0"/>
@@ -4123,7 +4095,7 @@
                   <pic:spPr bwMode="auto">
                     <a:xfrm>
                       <a:off x="0" y="0"/>
-                      <a:ext cx="5940425" cy="4725035"/>
+                      <a:ext cx="5940425" cy="5222875"/>
                     </a:xfrm>
                     <a:prstGeom prst="rect">
                       <a:avLst/>
@@ -4176,23 +4148,7 @@
           <w:sz w:val="28"/>
           <w:szCs w:val="28"/>
         </w:rPr>
-        <w:t xml:space="preserve">Веб-интерфейс направляет запрос от пользователя к серверу. На сервере система обращается к базе данных и получает </w:t>
-      </w:r>
-      <w:proofErr w:type="spellStart"/>
-      <w:r>
-        <w:rPr>
-          <w:sz w:val="28"/>
-          <w:szCs w:val="28"/>
-        </w:rPr>
-        <w:t>залогированные</w:t>
-      </w:r>
-      <w:proofErr w:type="spellEnd"/>
-      <w:r>
-        <w:rPr>
-          <w:sz w:val="28"/>
-          <w:szCs w:val="28"/>
-        </w:rPr>
-        <w:t xml:space="preserve"> ранее сведения о возникших неполадках. Затем, отчёт передаётся обратно пользователю. При необходимости пользователь может произвести экспорт отчёта в </w:t>
+        <w:t xml:space="preserve">Веб-интерфейс направляет запрос от пользователя к серверу. На сервере система обращается к базе данных и получает залогированные ранее сведения о возникших неполадках. Затем, отчёт передаётся обратно пользователю. При необходимости пользователь может произвести экспорт отчёта в </w:t>
       </w:r>
       <w:r>
         <w:rPr>
@@ -4270,8 +4226,8 @@
       </w:r>
     </w:p>
     <w:sectPr>
-      <w:footerReference w:type="default" r:id="rId11"/>
-      <w:footerReference w:type="first" r:id="rId12"/>
+      <w:footerReference w:type="default" r:id="rId14"/>
+      <w:footerReference w:type="first" r:id="rId15"/>
       <w:pgSz w:w="11906" w:h="16838"/>
       <w:pgMar w:top="1134" w:right="850" w:bottom="1134" w:left="1701" w:header="708" w:footer="708" w:gutter="0"/>
       <w:cols w:space="708"/>
@@ -4280,6 +4236,75 @@
     </w:sectPr>
   </w:body>
 </w:document>
+</file>
+
+<file path=word/comments.xml><?xml version="1.0" encoding="utf-8"?>
+<w:comments xmlns:wpc="http://schemas.microsoft.com/office/word/2010/wordprocessingCanvas" xmlns:cx="http://schemas.microsoft.com/office/drawing/2014/chartex" xmlns:cx1="http://schemas.microsoft.com/office/drawing/2015/9/8/chartex" xmlns:cx2="http://schemas.microsoft.com/office/drawing/2015/10/21/chartex" xmlns:cx3="http://schemas.microsoft.com/office/drawing/2016/5/9/chartex" xmlns:cx4="http://schemas.microsoft.com/office/drawing/2016/5/10/chartex" xmlns:cx5="http://schemas.microsoft.com/office/drawing/2016/5/11/chartex" xmlns:cx6="http://schemas.microsoft.com/office/drawing/2016/5/12/chartex" xmlns:cx7="http://schemas.microsoft.com/office/drawing/2016/5/13/chartex" xmlns:cx8="http://schemas.microsoft.com/office/drawing/2016/5/14/chartex" xmlns:mc="http://schemas.openxmlformats.org/markup-compatibility/2006" xmlns:aink="http://schemas.microsoft.com/office/drawing/2016/ink" xmlns:am3d="http://schemas.microsoft.com/office/drawing/2017/model3d" xmlns:o="urn:schemas-microsoft-com:office:office" xmlns:oel="http://schemas.microsoft.com/office/2019/extlst" xmlns:r="http://schemas.openxmlformats.org/officeDocument/2006/relationships" xmlns:m="http://schemas.openxmlformats.org/officeDocument/2006/math" xmlns:v="urn:schemas-microsoft-com:vml" xmlns:wp14="http://schemas.microsoft.com/office/word/2010/wordprocessingDrawing" xmlns:wp="http://schemas.openxmlformats.org/drawingml/2006/wordprocessingDrawing" xmlns:w10="urn:schemas-microsoft-com:office:word" xmlns:w="http://schemas.openxmlformats.org/wordprocessingml/2006/main" xmlns:w14="http://schemas.microsoft.com/office/word/2010/wordml" xmlns:w15="http://schemas.microsoft.com/office/word/2012/wordml" xmlns:w16cex="http://schemas.microsoft.com/office/word/2018/wordml/cex" xmlns:w16cid="http://schemas.microsoft.com/office/word/2016/wordml/cid" xmlns:w16="http://schemas.microsoft.com/office/word/2018/wordml" xmlns:w16du="http://schemas.microsoft.com/office/word/2023/wordml/word16du" xmlns:w16sdtdh="http://schemas.microsoft.com/office/word/2020/wordml/sdtdatahash" xmlns:w16sdtfl="http://schemas.microsoft.com/office/word/2024/wordml/sdtformatlock" xmlns:w16se="http://schemas.microsoft.com/office/word/2015/wordml/symex" xmlns:wpg="http://schemas.microsoft.com/office/word/2010/wordprocessingGroup" xmlns:wpi="http://schemas.microsoft.com/office/word/2010/wordprocessingInk" xmlns:wne="http://schemas.microsoft.com/office/word/2006/wordml" xmlns:wps="http://schemas.microsoft.com/office/word/2010/wordprocessingShape" mc:Ignorable="w14 w15 w16se w16cid w16 w16cex w16sdtdh w16sdtfl w16du wp14">
+  <w:comment w:id="8" w:author="Гладевич Алёна Александровна" w:date="2026-04-09T12:01:00Z" w:initials="ГАА">
+    <w:p>
+      <w:pPr>
+        <w:pStyle w:val="ac"/>
+      </w:pPr>
+      <w:r>
+        <w:rPr>
+          <w:rStyle w:val="ab"/>
+        </w:rPr>
+        <w:annotationRef/>
+      </w:r>
+      <w:r>
+        <w:t>По ширине</w:t>
+      </w:r>
+    </w:p>
+  </w:comment>
+  <w:comment w:id="9" w:author="Гладевич Алёна Александровна" w:date="2026-04-09T12:01:00Z" w:initials="ГАА">
+    <w:p>
+      <w:pPr>
+        <w:pStyle w:val="ac"/>
+      </w:pPr>
+      <w:r>
+        <w:rPr>
+          <w:rStyle w:val="ab"/>
+        </w:rPr>
+        <w:annotationRef/>
+      </w:r>
+      <w:r>
+        <w:t>Много пустого места в конце страницы</w:t>
+      </w:r>
+    </w:p>
+  </w:comment>
+  <w:comment w:id="11" w:author="Гладевич Алёна Александровна" w:date="2026-04-09T12:15:00Z" w:initials="ГАА">
+    <w:p>
+      <w:pPr>
+        <w:pStyle w:val="ac"/>
+      </w:pPr>
+      <w:r>
+        <w:rPr>
+          <w:rStyle w:val="ab"/>
+        </w:rPr>
+        <w:annotationRef/>
+      </w:r>
+      <w:r>
+        <w:t>По ширине?</w:t>
+      </w:r>
+    </w:p>
+  </w:comment>
+</w:comments>
+</file>
+
+<file path=word/commentsExtended.xml><?xml version="1.0" encoding="utf-8"?>
+<w15:commentsEx xmlns:wpc="http://schemas.microsoft.com/office/word/2010/wordprocessingCanvas" xmlns:cx="http://schemas.microsoft.com/office/drawing/2014/chartex" xmlns:cx1="http://schemas.microsoft.com/office/drawing/2015/9/8/chartex" xmlns:cx2="http://schemas.microsoft.com/office/drawing/2015/10/21/chartex" xmlns:cx3="http://schemas.microsoft.com/office/drawing/2016/5/9/chartex" xmlns:cx4="http://schemas.microsoft.com/office/drawing/2016/5/10/chartex" xmlns:cx5="http://schemas.microsoft.com/office/drawing/2016/5/11/chartex" xmlns:cx6="http://schemas.microsoft.com/office/drawing/2016/5/12/chartex" xmlns:cx7="http://schemas.microsoft.com/office/drawing/2016/5/13/chartex" xmlns:cx8="http://schemas.microsoft.com/office/drawing/2016/5/14/chartex" xmlns:mc="http://schemas.openxmlformats.org/markup-compatibility/2006" xmlns:aink="http://schemas.microsoft.com/office/drawing/2016/ink" xmlns:am3d="http://schemas.microsoft.com/office/drawing/2017/model3d" xmlns:o="urn:schemas-microsoft-com:office:office" xmlns:oel="http://schemas.microsoft.com/office/2019/extlst" xmlns:r="http://schemas.openxmlformats.org/officeDocument/2006/relationships" xmlns:m="http://schemas.openxmlformats.org/officeDocument/2006/math" xmlns:v="urn:schemas-microsoft-com:vml" xmlns:wp14="http://schemas.microsoft.com/office/word/2010/wordprocessingDrawing" xmlns:wp="http://schemas.openxmlformats.org/drawingml/2006/wordprocessingDrawing" xmlns:w10="urn:schemas-microsoft-com:office:word" xmlns:w="http://schemas.openxmlformats.org/wordprocessingml/2006/main" xmlns:w14="http://schemas.microsoft.com/office/word/2010/wordml" xmlns:w15="http://schemas.microsoft.com/office/word/2012/wordml" xmlns:w16cex="http://schemas.microsoft.com/office/word/2018/wordml/cex" xmlns:w16cid="http://schemas.microsoft.com/office/word/2016/wordml/cid" xmlns:w16="http://schemas.microsoft.com/office/word/2018/wordml" xmlns:w16du="http://schemas.microsoft.com/office/word/2023/wordml/word16du" xmlns:w16sdtdh="http://schemas.microsoft.com/office/word/2020/wordml/sdtdatahash" xmlns:w16sdtfl="http://schemas.microsoft.com/office/word/2024/wordml/sdtformatlock" xmlns:w16se="http://schemas.microsoft.com/office/word/2015/wordml/symex" xmlns:wpg="http://schemas.microsoft.com/office/word/2010/wordprocessingGroup" xmlns:wpi="http://schemas.microsoft.com/office/word/2010/wordprocessingInk" xmlns:wne="http://schemas.microsoft.com/office/word/2006/wordml" xmlns:wps="http://schemas.microsoft.com/office/word/2010/wordprocessingShape" mc:Ignorable="w14 w15 w16se w16cid w16 w16cex w16sdtdh w16sdtfl w16du wp14">
+  <w15:commentEx w15:paraId="19B05E26" w15:done="1"/>
+  <w15:commentEx w15:paraId="1B7A03A0" w15:done="1"/>
+  <w15:commentEx w15:paraId="61BCE8E1" w15:done="1"/>
+</w15:commentsEx>
+</file>
+
+<file path=word/commentsIds.xml><?xml version="1.0" encoding="utf-8"?>
+<w16cid:commentsIds xmlns:wpc="http://schemas.microsoft.com/office/word/2010/wordprocessingCanvas" xmlns:cx="http://schemas.microsoft.com/office/drawing/2014/chartex" xmlns:cx1="http://schemas.microsoft.com/office/drawing/2015/9/8/chartex" xmlns:cx2="http://schemas.microsoft.com/office/drawing/2015/10/21/chartex" xmlns:cx3="http://schemas.microsoft.com/office/drawing/2016/5/9/chartex" xmlns:cx4="http://schemas.microsoft.com/office/drawing/2016/5/10/chartex" xmlns:cx5="http://schemas.microsoft.com/office/drawing/2016/5/11/chartex" xmlns:cx6="http://schemas.microsoft.com/office/drawing/2016/5/12/chartex" xmlns:cx7="http://schemas.microsoft.com/office/drawing/2016/5/13/chartex" xmlns:cx8="http://schemas.microsoft.com/office/drawing/2016/5/14/chartex" xmlns:mc="http://schemas.openxmlformats.org/markup-compatibility/2006" xmlns:aink="http://schemas.microsoft.com/office/drawing/2016/ink" xmlns:am3d="http://schemas.microsoft.com/office/drawing/2017/model3d" xmlns:o="urn:schemas-microsoft-com:office:office" xmlns:oel="http://schemas.microsoft.com/office/2019/extlst" xmlns:r="http://schemas.openxmlformats.org/officeDocument/2006/relationships" xmlns:m="http://schemas.openxmlformats.org/officeDocument/2006/math" xmlns:v="urn:schemas-microsoft-com:vml" xmlns:wp14="http://schemas.microsoft.com/office/word/2010/wordprocessingDrawing" xmlns:wp="http://schemas.openxmlformats.org/drawingml/2006/wordprocessingDrawing" xmlns:w10="urn:schemas-microsoft-com:office:word" xmlns:w="http://schemas.openxmlformats.org/wordprocessingml/2006/main" xmlns:w14="http://schemas.microsoft.com/office/word/2010/wordml" xmlns:w15="http://schemas.microsoft.com/office/word/2012/wordml" xmlns:w16cex="http://schemas.microsoft.com/office/word/2018/wordml/cex" xmlns:w16cid="http://schemas.microsoft.com/office/word/2016/wordml/cid" xmlns:w16="http://schemas.microsoft.com/office/word/2018/wordml" xmlns:w16du="http://schemas.microsoft.com/office/word/2023/wordml/word16du" xmlns:w16sdtdh="http://schemas.microsoft.com/office/word/2020/wordml/sdtdatahash" xmlns:w16sdtfl="http://schemas.microsoft.com/office/word/2024/wordml/sdtformatlock" xmlns:w16se="http://schemas.microsoft.com/office/word/2015/wordml/symex" xmlns:wpg="http://schemas.microsoft.com/office/word/2010/wordprocessingGroup" xmlns:wpi="http://schemas.microsoft.com/office/word/2010/wordprocessingInk" xmlns:wne="http://schemas.microsoft.com/office/word/2006/wordml" xmlns:wps="http://schemas.microsoft.com/office/word/2010/wordprocessingShape" mc:Ignorable="w14 w15 w16se w16cid w16 w16cex w16sdtdh w16sdtfl w16du wp14">
+  <w16cid:commentId w16cid:paraId="19B05E26" w16cid:durableId="19B05E26"/>
+  <w16cid:commentId w16cid:paraId="1B7A03A0" w16cid:durableId="1B7A03A0"/>
+  <w16cid:commentId w16cid:paraId="61BCE8E1" w16cid:durableId="61BCE8E1"/>
+</w16cid:commentsIds>
 </file>
 
 <file path=word/endnotes.xml><?xml version="1.0" encoding="utf-8"?>
@@ -4359,7 +4384,7 @@
             <w:sz w:val="28"/>
             <w:szCs w:val="28"/>
           </w:rPr>
-          <w:t>6</w:t>
+          <w:t>7</w:t>
         </w:r>
         <w:r>
           <w:rPr>
@@ -4764,10 +4789,10 @@
       </w:rPr>
     </w:lvl>
   </w:abstractNum>
-  <w:num w:numId="1" w16cid:durableId="250698233">
+  <w:num w:numId="1" w16cid:durableId="1145200216">
     <w:abstractNumId w:val="2"/>
   </w:num>
-  <w:num w:numId="2" w16cid:durableId="1612081176">
+  <w:num w:numId="2" w16cid:durableId="2122649542">
     <w:abstractNumId w:val="1"/>
     <w:lvlOverride w:ilvl="0">
       <w:startOverride w:val="1"/>
@@ -4797,13 +4822,21 @@
       <w:startOverride w:val="1"/>
     </w:lvlOverride>
   </w:num>
-  <w:num w:numId="3" w16cid:durableId="996761842">
+  <w:num w:numId="3" w16cid:durableId="709190303">
     <w:abstractNumId w:val="1"/>
   </w:num>
-  <w:num w:numId="4" w16cid:durableId="80759284">
+  <w:num w:numId="4" w16cid:durableId="828450411">
     <w:abstractNumId w:val="0"/>
   </w:num>
 </w:numbering>
+</file>
+
+<file path=word/people.xml><?xml version="1.0" encoding="utf-8"?>
+<w15:people xmlns:wpc="http://schemas.microsoft.com/office/word/2010/wordprocessingCanvas" xmlns:cx="http://schemas.microsoft.com/office/drawing/2014/chartex" xmlns:cx1="http://schemas.microsoft.com/office/drawing/2015/9/8/chartex" xmlns:cx2="http://schemas.microsoft.com/office/drawing/2015/10/21/chartex" xmlns:cx3="http://schemas.microsoft.com/office/drawing/2016/5/9/chartex" xmlns:cx4="http://schemas.microsoft.com/office/drawing/2016/5/10/chartex" xmlns:cx5="http://schemas.microsoft.com/office/drawing/2016/5/11/chartex" xmlns:cx6="http://schemas.microsoft.com/office/drawing/2016/5/12/chartex" xmlns:cx7="http://schemas.microsoft.com/office/drawing/2016/5/13/chartex" xmlns:cx8="http://schemas.microsoft.com/office/drawing/2016/5/14/chartex" xmlns:mc="http://schemas.openxmlformats.org/markup-compatibility/2006" xmlns:aink="http://schemas.microsoft.com/office/drawing/2016/ink" xmlns:am3d="http://schemas.microsoft.com/office/drawing/2017/model3d" xmlns:o="urn:schemas-microsoft-com:office:office" xmlns:oel="http://schemas.microsoft.com/office/2019/extlst" xmlns:r="http://schemas.openxmlformats.org/officeDocument/2006/relationships" xmlns:m="http://schemas.openxmlformats.org/officeDocument/2006/math" xmlns:v="urn:schemas-microsoft-com:vml" xmlns:wp14="http://schemas.microsoft.com/office/word/2010/wordprocessingDrawing" xmlns:wp="http://schemas.openxmlformats.org/drawingml/2006/wordprocessingDrawing" xmlns:w10="urn:schemas-microsoft-com:office:word" xmlns:w="http://schemas.openxmlformats.org/wordprocessingml/2006/main" xmlns:w14="http://schemas.microsoft.com/office/word/2010/wordml" xmlns:w15="http://schemas.microsoft.com/office/word/2012/wordml" xmlns:w16cex="http://schemas.microsoft.com/office/word/2018/wordml/cex" xmlns:w16cid="http://schemas.microsoft.com/office/word/2016/wordml/cid" xmlns:w16="http://schemas.microsoft.com/office/word/2018/wordml" xmlns:w16du="http://schemas.microsoft.com/office/word/2023/wordml/word16du" xmlns:w16sdtdh="http://schemas.microsoft.com/office/word/2020/wordml/sdtdatahash" xmlns:w16sdtfl="http://schemas.microsoft.com/office/word/2024/wordml/sdtformatlock" xmlns:w16se="http://schemas.microsoft.com/office/word/2015/wordml/symex" xmlns:wpg="http://schemas.microsoft.com/office/word/2010/wordprocessingGroup" xmlns:wpi="http://schemas.microsoft.com/office/word/2010/wordprocessingInk" xmlns:wne="http://schemas.microsoft.com/office/word/2006/wordml" xmlns:wps="http://schemas.microsoft.com/office/word/2010/wordprocessingShape" mc:Ignorable="w14 w15 w16se w16cid w16 w16cex w16sdtdh w16sdtfl w16du wp14">
+  <w15:person w15:author="Гладевич Алёна Александровна">
+    <w15:presenceInfo w15:providerId="None" w15:userId="Гладевич Алёна Александровна"/>
+  </w15:person>
+</w15:people>
 </file>
 
 <file path=word/styles.xml><?xml version="1.0" encoding="utf-8"?>
@@ -5514,6 +5547,105 @@
       <w:u w:val="single"/>
     </w:rPr>
   </w:style>
+  <w:style w:type="character" w:styleId="ab">
+    <w:name w:val="annotation reference"/>
+    <w:basedOn w:val="a0"/>
+    <w:uiPriority w:val="99"/>
+    <w:semiHidden/>
+    <w:unhideWhenUsed/>
+    <w:rsid w:val="00743673"/>
+    <w:rPr>
+      <w:sz w:val="16"/>
+      <w:szCs w:val="16"/>
+    </w:rPr>
+  </w:style>
+  <w:style w:type="paragraph" w:styleId="ac">
+    <w:name w:val="annotation text"/>
+    <w:basedOn w:val="a"/>
+    <w:link w:val="ad"/>
+    <w:uiPriority w:val="99"/>
+    <w:semiHidden/>
+    <w:unhideWhenUsed/>
+    <w:rsid w:val="00743673"/>
+    <w:pPr>
+      <w:spacing w:line="240" w:lineRule="auto"/>
+    </w:pPr>
+  </w:style>
+  <w:style w:type="character" w:customStyle="1" w:styleId="ad">
+    <w:name w:val="Текст примечания Знак"/>
+    <w:basedOn w:val="a0"/>
+    <w:link w:val="ac"/>
+    <w:uiPriority w:val="99"/>
+    <w:semiHidden/>
+    <w:rsid w:val="00743673"/>
+    <w:rPr>
+      <w:rFonts w:ascii="Times New Roman" w:eastAsia="Times New Roman" w:hAnsi="Times New Roman" w:cs="Times New Roman"/>
+      <w:sz w:val="20"/>
+      <w:szCs w:val="20"/>
+      <w:lang w:eastAsia="ru-RU"/>
+    </w:rPr>
+  </w:style>
+  <w:style w:type="paragraph" w:styleId="ae">
+    <w:name w:val="annotation subject"/>
+    <w:basedOn w:val="ac"/>
+    <w:next w:val="ac"/>
+    <w:link w:val="af"/>
+    <w:uiPriority w:val="99"/>
+    <w:semiHidden/>
+    <w:unhideWhenUsed/>
+    <w:rsid w:val="00743673"/>
+    <w:rPr>
+      <w:b/>
+      <w:bCs/>
+    </w:rPr>
+  </w:style>
+  <w:style w:type="character" w:customStyle="1" w:styleId="af">
+    <w:name w:val="Тема примечания Знак"/>
+    <w:basedOn w:val="ad"/>
+    <w:link w:val="ae"/>
+    <w:uiPriority w:val="99"/>
+    <w:semiHidden/>
+    <w:rsid w:val="00743673"/>
+    <w:rPr>
+      <w:rFonts w:ascii="Times New Roman" w:eastAsia="Times New Roman" w:hAnsi="Times New Roman" w:cs="Times New Roman"/>
+      <w:b/>
+      <w:bCs/>
+      <w:sz w:val="20"/>
+      <w:szCs w:val="20"/>
+      <w:lang w:eastAsia="ru-RU"/>
+    </w:rPr>
+  </w:style>
+  <w:style w:type="paragraph" w:styleId="af0">
+    <w:name w:val="Balloon Text"/>
+    <w:basedOn w:val="a"/>
+    <w:link w:val="af1"/>
+    <w:uiPriority w:val="99"/>
+    <w:semiHidden/>
+    <w:unhideWhenUsed/>
+    <w:rsid w:val="003F0466"/>
+    <w:pPr>
+      <w:spacing w:line="240" w:lineRule="auto"/>
+    </w:pPr>
+    <w:rPr>
+      <w:rFonts w:ascii="Segoe UI" w:hAnsi="Segoe UI" w:cs="Segoe UI"/>
+      <w:sz w:val="18"/>
+      <w:szCs w:val="18"/>
+    </w:rPr>
+  </w:style>
+  <w:style w:type="character" w:customStyle="1" w:styleId="af1">
+    <w:name w:val="Текст выноски Знак"/>
+    <w:basedOn w:val="a0"/>
+    <w:link w:val="af0"/>
+    <w:uiPriority w:val="99"/>
+    <w:semiHidden/>
+    <w:rsid w:val="003F0466"/>
+    <w:rPr>
+      <w:rFonts w:ascii="Segoe UI" w:eastAsia="Times New Roman" w:hAnsi="Segoe UI" w:cs="Segoe UI"/>
+      <w:sz w:val="18"/>
+      <w:szCs w:val="18"/>
+      <w:lang w:eastAsia="ru-RU"/>
+    </w:rPr>
+  </w:style>
 </w:styles>
 </file>
 
@@ -5807,7 +5939,7 @@
 </file>
 
 <file path=customXml/itemProps1.xml><?xml version="1.0" encoding="utf-8"?>
-<ds:datastoreItem xmlns:ds="http://schemas.openxmlformats.org/officeDocument/2006/customXml" ds:itemID="{061C477A-BA64-4216-867C-E0F7DB97034E}">
+<ds:datastoreItem xmlns:ds="http://schemas.openxmlformats.org/officeDocument/2006/customXml" ds:itemID="{B16831C0-D52C-4BF9-9328-22D00F87BA36}">
   <ds:schemaRefs>
     <ds:schemaRef ds:uri="http://schemas.openxmlformats.org/officeDocument/2006/bibliography"/>
   </ds:schemaRefs>
